--- a/课程设计总结报告.docx
+++ b/课程设计总结报告.docx
@@ -1,6 +1,6 @@
 
 <file path=word/document.xml><?xml version="1.0" encoding="utf-8"?>
-<w:document xmlns:w="http://schemas.openxmlformats.org/wordprocessingml/2006/main" xmlns:m="http://schemas.openxmlformats.org/officeDocument/2006/math" xmlns:r="http://schemas.openxmlformats.org/officeDocument/2006/relationships" xmlns:o="urn:schemas-microsoft-com:office:office" xmlns:v="urn:schemas-microsoft-com:vml" xmlns:w10="urn:schemas-microsoft-com:office:word" xmlns:a="http://schemas.openxmlformats.org/drawingml/2006/main" xmlns:pic="http://schemas.openxmlformats.org/drawingml/2006/picture" xmlns:wp="http://schemas.openxmlformats.org/drawingml/2006/wordprocessingDrawing">
+<w:document xmlns:ns2="http://schemas.openxmlformats.org/drawingml/2006/main" xmlns:ns3="http://schemas.openxmlformats.org/drawingml/2006/picture" xmlns:ns4="http://schemas.microsoft.com/office/drawing/2010/main" xmlns:ns5="http://schemas.microsoft.com/office/drawing/2016/SVG/main" xmlns:ns6="http://schemas.openxmlformats.org/officeDocument/2006/relationships" xmlns:w="http://schemas.openxmlformats.org/wordprocessingml/2006/main" xmlns:wp="http://schemas.openxmlformats.org/drawingml/2006/wordprocessingDrawing">
   <w:body>
     <w:sdt>
       <w:sdtPr>
@@ -68,34 +68,34 @@
         <w:rPr>
           <w:rFonts w:hint="eastAsia"/>
         </w:rPr>
-        <w:t xml:space="preserve">学号：（请填写）</w:t>
-      </w:r>
-      <w:r>
-        <w:t xml:space="preserve"> </w:t>
-      </w:r>
-      <w:r>
-        <w:rPr>
-          <w:rFonts w:hint="eastAsia"/>
-        </w:rPr>
-        <w:t xml:space="preserve">姓名：（请填写）</w:t>
-      </w:r>
-      <w:r>
-        <w:t xml:space="preserve"> </w:t>
-      </w:r>
-      <w:r>
-        <w:rPr>
-          <w:rFonts w:hint="eastAsia"/>
-        </w:rPr>
-        <w:t xml:space="preserve">专业：（请填写）</w:t>
-      </w:r>
-      <w:r>
-        <w:t xml:space="preserve"> </w:t>
-      </w:r>
-      <w:r>
-        <w:rPr>
-          <w:rFonts w:hint="eastAsia"/>
-        </w:rPr>
-        <w:t xml:space="preserve">指导教师：（请填写）</w:t>
+        <w:t xml:space="preserve">学号：2452273</w:t>
+      </w:r>
+      <w:r>
+        <w:t xml:space="preserve"> </w:t>
+      </w:r>
+      <w:r>
+        <w:rPr>
+          <w:rFonts w:hint="eastAsia"/>
+        </w:rPr>
+        <w:t xml:space="preserve">姓名：胡懿晨</w:t>
+      </w:r>
+      <w:r>
+        <w:t xml:space="preserve"> </w:t>
+      </w:r>
+      <w:r>
+        <w:rPr>
+          <w:rFonts w:hint="eastAsia"/>
+        </w:rPr>
+        <w:t xml:space="preserve">专业：数据科学与大数据技术</w:t>
+      </w:r>
+      <w:r>
+        <w:t xml:space="preserve"> </w:t>
+      </w:r>
+      <w:r>
+        <w:rPr>
+          <w:rFonts w:hint="eastAsia"/>
+        </w:rPr>
+        <w:t xml:space="preserve">指导教师：柳先辉</w:t>
       </w:r>
       <w:r>
         <w:t xml:space="preserve"> </w:t>
@@ -123,6 +123,15 @@
           <w:rFonts w:hint="eastAsia"/>
         </w:rPr>
         <w:t xml:space="preserve">月</w:t>
+      </w:r>
+      <w:r>
+        <w:t xml:space="preserve"> 6 </w:t>
+      </w:r>
+      <w:r>
+        <w:rPr>
+          <w:rFonts w:hint="eastAsia"/>
+        </w:rPr>
+        <w:t xml:space="preserve">日</w:t>
       </w:r>
     </w:p>
     <w:bookmarkStart w:id="9" w:name="目录"/>
@@ -303,7 +312,7 @@
     </w:p>
     <w:bookmarkEnd w:id="9"/>
     <w:bookmarkEnd w:id="10"/>
-    <w:bookmarkStart w:id="59" w:name="第一部分-课程设计内容"/>
+    <w:bookmarkStart w:id="71" w:name="第一部分-课程设计内容"/>
     <w:p>
       <w:pPr>
         <w:pStyle w:val="Heading1"/>
@@ -454,7 +463,7 @@
       </w:r>
     </w:p>
     <w:bookmarkEnd w:id="11"/>
-    <w:bookmarkStart w:id="12" w:name="软件功能"/>
+    <w:bookmarkStart w:id="15" w:name="软件功能"/>
     <w:p>
       <w:pPr>
         <w:pStyle w:val="Heading2"/>
@@ -531,7 +540,92 @@
         <w:rPr>
           <w:rFonts w:hint="eastAsia"/>
         </w:rPr>
-        <w:t xml:space="preserve">Events）长连接实时同步状态，数据一变即推送，不依赖轮询。主要功能如下。</w:t>
+        <w:t xml:space="preserve">Events）长连接实时同步状态，数据一变即推送，不依赖轮询。系统功能划分为调度引擎、可视化看板、服务控制与质量工具四个部分，整体结构如图</w:t>
+      </w:r>
+      <w:r>
+        <w:t xml:space="preserve"> 1 </w:t>
+      </w:r>
+      <w:r>
+        <w:rPr>
+          <w:rFonts w:hint="eastAsia"/>
+        </w:rPr>
+        <w:t xml:space="preserve">所示，逐项功能说明如下。</w:t>
+      </w:r>
+    </w:p>
+    <w:p>
+      <w:pPr>
+        <w:pStyle w:val="CaptionedFigure"/>
+      </w:pPr>
+      <w:r>
+        <w:drawing>
+          <wp:inline>
+            <wp:extent cx="5334000" cy="2844800"/>
+            <wp:effectExtent b="0" l="0" r="0" t="0"/>
+            <wp:docPr descr="图 1 系统软件功能结构" title="" id="13" name="Picture"/>
+            <ns2:graphic>
+              <ns2:graphicData uri="http://schemas.openxmlformats.org/drawingml/2006/picture">
+                <ns3:pic>
+                  <ns3:nvPicPr>
+                    <ns3:cNvPr descr="report-assets/图1_软件功能结构.svg" id="14" name="Picture"/>
+                    <ns3:cNvPicPr>
+                      <ns2:picLocks noChangeArrowheads="1" noChangeAspect="1"/>
+                    </ns3:cNvPicPr>
+                  </ns3:nvPicPr>
+                  <ns3:blipFill>
+                    <ns2:blip>
+                      <ns2:extLst>
+                        <ns2:ext uri="{28A0092B-C50C-407E-A947-70E740481C1C}">
+                          <ns4:useLocalDpi val="0"/>
+                        </ns2:ext>
+                        <ns2:ext uri="{96DAC541-7B7A-43D3-8B79-37D633B846F1}">
+                          <ns5:svgBlip ns6:embed="rId12"/>
+                        </ns2:ext>
+                      </ns2:extLst>
+                    </ns2:blip>
+                    <ns2:stretch>
+                      <ns2:fillRect/>
+                    </ns2:stretch>
+                  </ns3:blipFill>
+                  <ns3:spPr bwMode="auto">
+                    <ns2:xfrm>
+                      <ns2:off x="0" y="0"/>
+                      <ns2:ext cx="5334000" cy="2844800"/>
+                    </ns2:xfrm>
+                    <ns2:prstGeom prst="rect">
+                      <ns2:avLst/>
+                    </ns2:prstGeom>
+                    <ns2:noFill/>
+                    <ns2:ln w="9525">
+                      <ns2:noFill/>
+                      <ns2:headEnd/>
+                      <ns2:tailEnd/>
+                    </ns2:ln>
+                  </ns3:spPr>
+                </ns3:pic>
+              </ns2:graphicData>
+            </ns2:graphic>
+          </wp:inline>
+        </w:drawing>
+      </w:r>
+    </w:p>
+    <w:p>
+      <w:pPr>
+        <w:pStyle w:val="ImageCaption"/>
+      </w:pPr>
+      <w:r>
+        <w:rPr>
+          <w:rFonts w:hint="eastAsia"/>
+        </w:rPr>
+        <w:t xml:space="preserve">图</w:t>
+      </w:r>
+      <w:r>
+        <w:t xml:space="preserve"> 1 </w:t>
+      </w:r>
+      <w:r>
+        <w:rPr>
+          <w:rFonts w:hint="eastAsia"/>
+        </w:rPr>
+        <w:t xml:space="preserve">系统软件功能结构</w:t>
       </w:r>
     </w:p>
     <w:p>
@@ -1282,8 +1376,8 @@
         <w:t xml:space="preserve">微秒。距离、ETA、路况、得分、耗时五项数字彼此自洽，可以逐条对表验证。</w:t>
       </w:r>
     </w:p>
-    <w:bookmarkEnd w:id="12"/>
-    <w:bookmarkStart w:id="25" w:name="设计思想"/>
+    <w:bookmarkEnd w:id="15"/>
+    <w:bookmarkStart w:id="31" w:name="设计思想"/>
     <w:p>
       <w:pPr>
         <w:pStyle w:val="Heading2"/>
@@ -1298,7 +1392,7 @@
         <w:t xml:space="preserve">设计思想</w:t>
       </w:r>
     </w:p>
-    <w:bookmarkStart w:id="16" w:name="总体架构与节拍循环"/>
+    <w:bookmarkStart w:id="19" w:name="总体架构与节拍循环"/>
     <w:p>
       <w:pPr>
         <w:pStyle w:val="Heading3"/>
@@ -2105,49 +2199,49 @@
           <wp:inline>
             <wp:extent cx="5334000" cy="1866900"/>
             <wp:effectExtent b="0" l="0" r="0" t="0"/>
-            <wp:docPr descr="图 1 单机区域化实时派单系统架构" title="" id="14" name="Picture"/>
-            <a:graphic>
-              <a:graphicData uri="http://schemas.openxmlformats.org/drawingml/2006/picture">
-                <pic:pic>
-                  <pic:nvPicPr>
-                    <pic:cNvPr descr="report-assets/图1_系统架构.svg" id="15" name="Picture"/>
-                    <pic:cNvPicPr>
-                      <a:picLocks noChangeArrowheads="1" noChangeAspect="1"/>
-                    </pic:cNvPicPr>
-                  </pic:nvPicPr>
-                  <pic:blipFill>
-                    <a:blip>
-                      <a:extLst>
-                        <a:ext uri="{28A0092B-C50C-407E-A947-70E740481C1C}">
-                          <a14:useLocalDpi xmlns:a14="http://schemas.microsoft.com/office/drawing/2010/main" val="0"/>
-                        </a:ext>
-                        <a:ext uri="{96DAC541-7B7A-43D3-8B79-37D633B846F1}">
-                          <asvg:svgBlip xmlns:asvg="http://schemas.microsoft.com/office/drawing/2016/SVG/main" r:embed="rId13"/>
-                        </a:ext>
-                      </a:extLst>
-                    </a:blip>
-                    <a:stretch>
-                      <a:fillRect/>
-                    </a:stretch>
-                  </pic:blipFill>
-                  <pic:spPr bwMode="auto">
-                    <a:xfrm>
-                      <a:off x="0" y="0"/>
-                      <a:ext cx="5334000" cy="1866900"/>
-                    </a:xfrm>
-                    <a:prstGeom prst="rect">
-                      <a:avLst/>
-                    </a:prstGeom>
-                    <a:noFill/>
-                    <a:ln w="9525">
-                      <a:noFill/>
-                      <a:headEnd/>
-                      <a:tailEnd/>
-                    </a:ln>
-                  </pic:spPr>
-                </pic:pic>
-              </a:graphicData>
-            </a:graphic>
+            <wp:docPr descr="图 2 单机区域化实时派单系统架构" title="" id="17" name="Picture"/>
+            <ns2:graphic>
+              <ns2:graphicData uri="http://schemas.openxmlformats.org/drawingml/2006/picture">
+                <ns3:pic>
+                  <ns3:nvPicPr>
+                    <ns3:cNvPr descr="report-assets/图2_系统架构.svg" id="18" name="Picture"/>
+                    <ns3:cNvPicPr>
+                      <ns2:picLocks noChangeArrowheads="1" noChangeAspect="1"/>
+                    </ns3:cNvPicPr>
+                  </ns3:nvPicPr>
+                  <ns3:blipFill>
+                    <ns2:blip>
+                      <ns2:extLst>
+                        <ns2:ext uri="{28A0092B-C50C-407E-A947-70E740481C1C}">
+                          <ns4:useLocalDpi val="0"/>
+                        </ns2:ext>
+                        <ns2:ext uri="{96DAC541-7B7A-43D3-8B79-37D633B846F1}">
+                          <ns5:svgBlip ns6:embed="rId16"/>
+                        </ns2:ext>
+                      </ns2:extLst>
+                    </ns2:blip>
+                    <ns2:stretch>
+                      <ns2:fillRect/>
+                    </ns2:stretch>
+                  </ns3:blipFill>
+                  <ns3:spPr bwMode="auto">
+                    <ns2:xfrm>
+                      <ns2:off x="0" y="0"/>
+                      <ns2:ext cx="5334000" cy="1866900"/>
+                    </ns2:xfrm>
+                    <ns2:prstGeom prst="rect">
+                      <ns2:avLst/>
+                    </ns2:prstGeom>
+                    <ns2:noFill/>
+                    <ns2:ln w="9525">
+                      <ns2:noFill/>
+                      <ns2:headEnd/>
+                      <ns2:tailEnd/>
+                    </ns2:ln>
+                  </ns3:spPr>
+                </ns3:pic>
+              </ns2:graphicData>
+            </ns2:graphic>
           </wp:inline>
         </w:drawing>
       </w:r>
@@ -2163,7 +2257,7 @@
         <w:t xml:space="preserve">图</w:t>
       </w:r>
       <w:r>
-        <w:t xml:space="preserve"> 1 </w:t>
+        <w:t xml:space="preserve"> 2 </w:t>
       </w:r>
       <w:r>
         <w:rPr>
@@ -2172,8 +2266,8 @@
         <w:t xml:space="preserve">单机区域化实时派单系统架构</w:t>
       </w:r>
     </w:p>
-    <w:bookmarkEnd w:id="16"/>
-    <w:bookmarkStart w:id="17" w:name="代价分数与路况-eta-模型"/>
+    <w:bookmarkEnd w:id="19"/>
+    <w:bookmarkStart w:id="20" w:name="代价分数与路况-eta-模型"/>
     <w:p>
       <w:pPr>
         <w:pStyle w:val="Heading3"/>
@@ -2376,8 +2470,8 @@
         <w:t xml:space="preserve">的量级上有差异，直接比较会把这种噪声放大成结果抖动，所以每一级比较都带容差。这条决胜链的作用是把撮合结果完全确定化：任何两个候选之间必分胜负，且胜负规则与遍历顺序无关，相同种子下逐拍可复现。</w:t>
       </w:r>
     </w:p>
-    <w:bookmarkEnd w:id="17"/>
-    <w:bookmarkStart w:id="18" w:name="网格化流式撮合流程"/>
+    <w:bookmarkEnd w:id="20"/>
+    <w:bookmarkStart w:id="24" w:name="网格化流式撮合流程"/>
     <w:p>
       <w:pPr>
         <w:pStyle w:val="Heading3"/>
@@ -2522,6 +2616,102 @@
         <w:rPr>
           <w:rFonts w:hint="eastAsia"/>
         </w:rPr>
+        <w:t xml:space="preserve">全流程有两次分支——等待超时与堆空——其走向如图</w:t>
+      </w:r>
+      <w:r>
+        <w:t xml:space="preserve"> 3 </w:t>
+      </w:r>
+      <w:r>
+        <w:rPr>
+          <w:rFonts w:hint="eastAsia"/>
+        </w:rPr>
+        <w:t xml:space="preserve">所示，撮合失败的订单以重新入队而非丢弃收场，配合超时取消形成完整闭环。</w:t>
+      </w:r>
+    </w:p>
+    <w:p>
+      <w:pPr>
+        <w:pStyle w:val="CaptionedFigure"/>
+      </w:pPr>
+      <w:r>
+        <w:drawing>
+          <wp:inline>
+            <wp:extent cx="5334000" cy="4318000"/>
+            <wp:effectExtent b="0" l="0" r="0" t="0"/>
+            <wp:docPr descr="图 3 网格化流式撮合流程" title="" id="22" name="Picture"/>
+            <ns2:graphic>
+              <ns2:graphicData uri="http://schemas.openxmlformats.org/drawingml/2006/picture">
+                <ns3:pic>
+                  <ns3:nvPicPr>
+                    <ns3:cNvPr descr="report-assets/图3_网格化撮合流程.svg" id="23" name="Picture"/>
+                    <ns3:cNvPicPr>
+                      <ns2:picLocks noChangeArrowheads="1" noChangeAspect="1"/>
+                    </ns3:cNvPicPr>
+                  </ns3:nvPicPr>
+                  <ns3:blipFill>
+                    <ns2:blip>
+                      <ns2:extLst>
+                        <ns2:ext uri="{28A0092B-C50C-407E-A947-70E740481C1C}">
+                          <ns4:useLocalDpi val="0"/>
+                        </ns2:ext>
+                        <ns2:ext uri="{96DAC541-7B7A-43D3-8B79-37D633B846F1}">
+                          <ns5:svgBlip ns6:embed="rId21"/>
+                        </ns2:ext>
+                      </ns2:extLst>
+                    </ns2:blip>
+                    <ns2:stretch>
+                      <ns2:fillRect/>
+                    </ns2:stretch>
+                  </ns3:blipFill>
+                  <ns3:spPr bwMode="auto">
+                    <ns2:xfrm>
+                      <ns2:off x="0" y="0"/>
+                      <ns2:ext cx="5334000" cy="4318000"/>
+                    </ns2:xfrm>
+                    <ns2:prstGeom prst="rect">
+                      <ns2:avLst/>
+                    </ns2:prstGeom>
+                    <ns2:noFill/>
+                    <ns2:ln w="9525">
+                      <ns2:noFill/>
+                      <ns2:headEnd/>
+                      <ns2:tailEnd/>
+                    </ns2:ln>
+                  </ns3:spPr>
+                </ns3:pic>
+              </ns2:graphicData>
+            </ns2:graphic>
+          </wp:inline>
+        </w:drawing>
+      </w:r>
+    </w:p>
+    <w:p>
+      <w:pPr>
+        <w:pStyle w:val="ImageCaption"/>
+      </w:pPr>
+      <w:r>
+        <w:rPr>
+          <w:rFonts w:hint="eastAsia"/>
+        </w:rPr>
+        <w:t xml:space="preserve">图</w:t>
+      </w:r>
+      <w:r>
+        <w:t xml:space="preserve"> 3 </w:t>
+      </w:r>
+      <w:r>
+        <w:rPr>
+          <w:rFonts w:hint="eastAsia"/>
+        </w:rPr>
+        <w:t xml:space="preserve">网格化流式撮合流程</w:t>
+      </w:r>
+    </w:p>
+    <w:p>
+      <w:pPr>
+        <w:pStyle w:val="BodyText"/>
+      </w:pPr>
+      <w:r>
+        <w:rPr>
+          <w:rFonts w:hint="eastAsia"/>
+        </w:rPr>
         <w:t xml:space="preserve">第</w:t>
       </w:r>
       <w:r>
@@ -3777,8 +3967,8 @@
         <w:t xml:space="preserve">节。</w:t>
       </w:r>
     </w:p>
-    <w:bookmarkEnd w:id="18"/>
-    <w:bookmarkStart w:id="19" w:name="供需失衡检测与动态调度"/>
+    <w:bookmarkEnd w:id="24"/>
+    <w:bookmarkStart w:id="25" w:name="供需失衡检测与动态调度"/>
     <w:p>
       <w:pPr>
         <w:pStyle w:val="Heading3"/>
@@ -4725,8 +4915,8 @@
         <w:t xml:space="preserve">节有讨论。</w:t>
       </w:r>
     </w:p>
-    <w:bookmarkEnd w:id="19"/>
-    <w:bookmarkStart w:id="23" w:name="状态机流转与边界处理"/>
+    <w:bookmarkEnd w:id="25"/>
+    <w:bookmarkStart w:id="29" w:name="状态机流转与边界处理"/>
     <w:p>
       <w:pPr>
         <w:pStyle w:val="Heading3"/>
@@ -5144,51 +5334,51 @@
       <w:r>
         <w:drawing>
           <wp:inline>
-            <wp:extent cx="5334000" cy="2400300"/>
+            <wp:extent cx="5334000" cy="2795323"/>
             <wp:effectExtent b="0" l="0" r="0" t="0"/>
-            <wp:docPr descr="图 3 司机与订单状态机" title="" id="21" name="Picture"/>
-            <a:graphic>
-              <a:graphicData uri="http://schemas.openxmlformats.org/drawingml/2006/picture">
-                <pic:pic>
-                  <pic:nvPicPr>
-                    <pic:cNvPr descr="report-assets/图3_司机与订单状态机.svg" id="22" name="Picture"/>
-                    <pic:cNvPicPr>
-                      <a:picLocks noChangeArrowheads="1" noChangeAspect="1"/>
-                    </pic:cNvPicPr>
-                  </pic:nvPicPr>
-                  <pic:blipFill>
-                    <a:blip>
-                      <a:extLst>
-                        <a:ext uri="{28A0092B-C50C-407E-A947-70E740481C1C}">
-                          <a14:useLocalDpi xmlns:a14="http://schemas.microsoft.com/office/drawing/2010/main" val="0"/>
-                        </a:ext>
-                        <a:ext uri="{96DAC541-7B7A-43D3-8B79-37D633B846F1}">
-                          <asvg:svgBlip xmlns:asvg="http://schemas.microsoft.com/office/drawing/2016/SVG/main" r:embed="rId20"/>
-                        </a:ext>
-                      </a:extLst>
-                    </a:blip>
-                    <a:stretch>
-                      <a:fillRect/>
-                    </a:stretch>
-                  </pic:blipFill>
-                  <pic:spPr bwMode="auto">
-                    <a:xfrm>
-                      <a:off x="0" y="0"/>
-                      <a:ext cx="5334000" cy="2400300"/>
-                    </a:xfrm>
-                    <a:prstGeom prst="rect">
-                      <a:avLst/>
-                    </a:prstGeom>
-                    <a:noFill/>
-                    <a:ln w="9525">
-                      <a:noFill/>
-                      <a:headEnd/>
-                      <a:tailEnd/>
-                    </a:ln>
-                  </pic:spPr>
-                </pic:pic>
-              </a:graphicData>
-            </a:graphic>
+            <wp:docPr descr="图 4 司机与订单状态机" title="" id="27" name="Picture"/>
+            <ns2:graphic>
+              <ns2:graphicData uri="http://schemas.openxmlformats.org/drawingml/2006/picture">
+                <ns3:pic>
+                  <ns3:nvPicPr>
+                    <ns3:cNvPr descr="report-assets/图4_司机与订单状态机.svg" id="28" name="Picture"/>
+                    <ns3:cNvPicPr>
+                      <ns2:picLocks noChangeArrowheads="1" noChangeAspect="1"/>
+                    </ns3:cNvPicPr>
+                  </ns3:nvPicPr>
+                  <ns3:blipFill>
+                    <ns2:blip>
+                      <ns2:extLst>
+                        <ns2:ext uri="{28A0092B-C50C-407E-A947-70E740481C1C}">
+                          <ns4:useLocalDpi val="0"/>
+                        </ns2:ext>
+                        <ns2:ext uri="{96DAC541-7B7A-43D3-8B79-37D633B846F1}">
+                          <ns5:svgBlip ns6:embed="rId26"/>
+                        </ns2:ext>
+                      </ns2:extLst>
+                    </ns2:blip>
+                    <ns2:stretch>
+                      <ns2:fillRect/>
+                    </ns2:stretch>
+                  </ns3:blipFill>
+                  <ns3:spPr bwMode="auto">
+                    <ns2:xfrm>
+                      <ns2:off x="0" y="0"/>
+                      <ns2:ext cx="5334000" cy="2795323"/>
+                    </ns2:xfrm>
+                    <ns2:prstGeom prst="rect">
+                      <ns2:avLst/>
+                    </ns2:prstGeom>
+                    <ns2:noFill/>
+                    <ns2:ln w="9525">
+                      <ns2:noFill/>
+                      <ns2:headEnd/>
+                      <ns2:tailEnd/>
+                    </ns2:ln>
+                  </ns3:spPr>
+                </ns3:pic>
+              </ns2:graphicData>
+            </ns2:graphic>
           </wp:inline>
         </w:drawing>
       </w:r>
@@ -5204,7 +5394,7 @@
         <w:t xml:space="preserve">图</w:t>
       </w:r>
       <w:r>
-        <w:t xml:space="preserve"> 3 </w:t>
+        <w:t xml:space="preserve"> 4 </w:t>
       </w:r>
       <w:r>
         <w:rPr>
@@ -5242,8 +5432,8 @@
         <w:t xml:space="preserve">完成，随时可能被撮合或调度打断，链表不变量始终成立。其三，运行时缩减司机数时，被裁撤司机身上的在途订单被主动置为已取消并记”服务中断”日志，避免订单悬空等一个永远不会来的司机。其四，撮合失败的订单重新入队而不是丢弃，等下一拍运力空出再试，配合超时取消形成”尽力撮合、过期放弃”的完整闭环。</w:t>
       </w:r>
     </w:p>
-    <w:bookmarkEnd w:id="23"/>
-    <w:bookmarkStart w:id="24" w:name="可视化与引擎共用判据"/>
+    <w:bookmarkEnd w:id="29"/>
+    <w:bookmarkStart w:id="30" w:name="可视化与引擎共用判据"/>
     <w:p>
       <w:pPr>
         <w:pStyle w:val="Heading3"/>
@@ -5287,9 +5477,9 @@
         <w:t xml:space="preserve">对齐，屏幕上看到的司机位移速度就是引擎里真实的时间流逝。</w:t>
       </w:r>
     </w:p>
-    <w:bookmarkEnd w:id="24"/>
-    <w:bookmarkEnd w:id="25"/>
-    <w:bookmarkStart w:id="34" w:name="逻辑结构与物理结构"/>
+    <w:bookmarkEnd w:id="30"/>
+    <w:bookmarkEnd w:id="31"/>
+    <w:bookmarkStart w:id="40" w:name="逻辑结构与物理结构"/>
     <w:p>
       <w:pPr>
         <w:pStyle w:val="Heading2"/>
@@ -5741,51 +5931,51 @@
       <w:r>
         <w:drawing>
           <wp:inline>
-            <wp:extent cx="5334000" cy="2622550"/>
+            <wp:extent cx="5334000" cy="2752381"/>
             <wp:effectExtent b="0" l="0" r="0" t="0"/>
-            <wp:docPr descr="图 2 题目强制考核的三项手写数据结构" title="" id="27" name="Picture"/>
-            <a:graphic>
-              <a:graphicData uri="http://schemas.openxmlformats.org/drawingml/2006/picture">
-                <pic:pic>
-                  <pic:nvPicPr>
-                    <pic:cNvPr descr="report-assets/图2_核心数据结构.svg" id="28" name="Picture"/>
-                    <pic:cNvPicPr>
-                      <a:picLocks noChangeArrowheads="1" noChangeAspect="1"/>
-                    </pic:cNvPicPr>
-                  </pic:nvPicPr>
-                  <pic:blipFill>
-                    <a:blip>
-                      <a:extLst>
-                        <a:ext uri="{28A0092B-C50C-407E-A947-70E740481C1C}">
-                          <a14:useLocalDpi xmlns:a14="http://schemas.microsoft.com/office/drawing/2010/main" val="0"/>
-                        </a:ext>
-                        <a:ext uri="{96DAC541-7B7A-43D3-8B79-37D633B846F1}">
-                          <asvg:svgBlip xmlns:asvg="http://schemas.microsoft.com/office/drawing/2016/SVG/main" r:embed="rId26"/>
-                        </a:ext>
-                      </a:extLst>
-                    </a:blip>
-                    <a:stretch>
-                      <a:fillRect/>
-                    </a:stretch>
-                  </pic:blipFill>
-                  <pic:spPr bwMode="auto">
-                    <a:xfrm>
-                      <a:off x="0" y="0"/>
-                      <a:ext cx="5334000" cy="2622550"/>
-                    </a:xfrm>
-                    <a:prstGeom prst="rect">
-                      <a:avLst/>
-                    </a:prstGeom>
-                    <a:noFill/>
-                    <a:ln w="9525">
-                      <a:noFill/>
-                      <a:headEnd/>
-                      <a:tailEnd/>
-                    </a:ln>
-                  </pic:spPr>
-                </pic:pic>
-              </a:graphicData>
-            </a:graphic>
+            <wp:docPr descr="图 5 题目强制考核的三项手写数据结构" title="" id="33" name="Picture"/>
+            <ns2:graphic>
+              <ns2:graphicData uri="http://schemas.openxmlformats.org/drawingml/2006/picture">
+                <ns3:pic>
+                  <ns3:nvPicPr>
+                    <ns3:cNvPr descr="report-assets/图5_核心数据结构.svg" id="34" name="Picture"/>
+                    <ns3:cNvPicPr>
+                      <ns2:picLocks noChangeArrowheads="1" noChangeAspect="1"/>
+                    </ns3:cNvPicPr>
+                  </ns3:nvPicPr>
+                  <ns3:blipFill>
+                    <ns2:blip>
+                      <ns2:extLst>
+                        <ns2:ext uri="{28A0092B-C50C-407E-A947-70E740481C1C}">
+                          <ns4:useLocalDpi val="0"/>
+                        </ns2:ext>
+                        <ns2:ext uri="{96DAC541-7B7A-43D3-8B79-37D633B846F1}">
+                          <ns5:svgBlip ns6:embed="rId32"/>
+                        </ns2:ext>
+                      </ns2:extLst>
+                    </ns2:blip>
+                    <ns2:stretch>
+                      <ns2:fillRect/>
+                    </ns2:stretch>
+                  </ns3:blipFill>
+                  <ns3:spPr bwMode="auto">
+                    <ns2:xfrm>
+                      <ns2:off x="0" y="0"/>
+                      <ns2:ext cx="5334000" cy="2752381"/>
+                    </ns2:xfrm>
+                    <ns2:prstGeom prst="rect">
+                      <ns2:avLst/>
+                    </ns2:prstGeom>
+                    <ns2:noFill/>
+                    <ns2:ln w="9525">
+                      <ns2:noFill/>
+                      <ns2:headEnd/>
+                      <ns2:tailEnd/>
+                    </ns2:ln>
+                  </ns3:spPr>
+                </ns3:pic>
+              </ns2:graphicData>
+            </ns2:graphic>
           </wp:inline>
         </w:drawing>
       </w:r>
@@ -5801,7 +5991,7 @@
         <w:t xml:space="preserve">图</w:t>
       </w:r>
       <w:r>
-        <w:t xml:space="preserve"> 2 </w:t>
+        <w:t xml:space="preserve"> 5 </w:t>
       </w:r>
       <w:r>
         <w:rPr>
@@ -5851,7 +6041,7 @@
         <w:t xml:space="preserve">）。槽位制带来两个便利：司机与订单的关联用下标直接完成（撮合成功后订单按司机槽位关联记录，行程结束时原地流转为已完成），无需查找表；司机的双向链表指针直接挂在司机结构体内，索引操作零额外分配。</w:t>
       </w:r>
     </w:p>
-    <w:bookmarkStart w:id="29" w:name="gridindex顺序存储的网格矩阵-链式存储的空闲司机链表"/>
+    <w:bookmarkStart w:id="35" w:name="gridindex顺序存储的网格矩阵-链式存储的空闲司机链表"/>
     <w:p>
       <w:pPr>
         <w:pStyle w:val="Heading3"/>
@@ -6557,8 +6747,8 @@
         <w:t xml:space="preserve">（等待订单数）两个计数，供需统计和失衡检测直接读计数，不必遍历链表；撮合、取消、完成时对应计数同步增减。这两个整数是热力图与调度机制共同的数据基础。</w:t>
       </w:r>
     </w:p>
-    <w:bookmarkEnd w:id="29"/>
-    <w:bookmarkStart w:id="30" w:name="orderqueue带尾指针的单链表队列"/>
+    <w:bookmarkEnd w:id="35"/>
+    <w:bookmarkStart w:id="36" w:name="orderqueue带尾指针的单链表队列"/>
     <w:p>
       <w:pPr>
         <w:pStyle w:val="Heading3"/>
@@ -6622,8 +6812,8 @@
         <w:t xml:space="preserve">单验证过这一点。</w:t>
       </w:r>
     </w:p>
-    <w:bookmarkEnd w:id="30"/>
-    <w:bookmarkStart w:id="31" w:name="minheap顺序存储的完全二叉最小堆"/>
+    <w:bookmarkEnd w:id="36"/>
+    <w:bookmarkStart w:id="37" w:name="minheap顺序存储的完全二叉最小堆"/>
     <w:p>
       <w:pPr>
         <w:pStyle w:val="Heading3"/>
@@ -7373,8 +7563,8 @@
         <w:t xml:space="preserve">节的决胜链，保证堆内全序确定。</w:t>
       </w:r>
     </w:p>
-    <w:bookmarkEnd w:id="31"/>
-    <w:bookmarkStart w:id="32" w:name="logringbuffer定长环形缓冲"/>
+    <w:bookmarkEnd w:id="37"/>
+    <w:bookmarkStart w:id="38" w:name="logringbuffer定长环形缓冲"/>
     <w:p>
       <w:pPr>
         <w:pStyle w:val="Heading3"/>
@@ -7429,8 +7619,8 @@
         <w:t xml:space="preserve">推送层按序号判断前端是否已见过这条日志，只发增量，看板因此能在不重复、不遗漏的前提下实时滚动，且内存占用恒定，长时间运行不增长。</w:t>
       </w:r>
     </w:p>
-    <w:bookmarkEnd w:id="32"/>
-    <w:bookmarkStart w:id="33" w:name="合规性说明与选型讨论"/>
+    <w:bookmarkEnd w:id="38"/>
+    <w:bookmarkStart w:id="39" w:name="合规性说明与选型讨论"/>
     <w:p>
       <w:pPr>
         <w:pStyle w:val="Heading3"/>
@@ -7545,9 +7735,9 @@
         <w:t xml:space="preserve">路径；邻域访问的开销则随撮合或调度半径及候选司机数量增长，正与本题局部扫描的访问模式相匹配。</w:t>
       </w:r>
     </w:p>
-    <w:bookmarkEnd w:id="33"/>
-    <w:bookmarkEnd w:id="34"/>
-    <w:bookmarkStart w:id="35" w:name="开发平台"/>
+    <w:bookmarkEnd w:id="39"/>
+    <w:bookmarkEnd w:id="40"/>
+    <w:bookmarkStart w:id="41" w:name="开发平台"/>
     <w:p>
       <w:pPr>
         <w:pStyle w:val="Heading2"/>
@@ -7957,8 +8147,8 @@
         <w:t xml:space="preserve">只承担展示层职责，引擎侧的数据结构与算法不依赖任何第三方库。</w:t>
       </w:r>
     </w:p>
-    <w:bookmarkEnd w:id="35"/>
-    <w:bookmarkStart w:id="53" w:name="系统的运行结果分析说明"/>
+    <w:bookmarkEnd w:id="41"/>
+    <w:bookmarkStart w:id="62" w:name="系统的运行结果分析说明"/>
     <w:p>
       <w:pPr>
         <w:pStyle w:val="Heading2"/>
@@ -7973,7 +8163,7 @@
         <w:t xml:space="preserve">系统的运行结果分析说明</w:t>
       </w:r>
     </w:p>
-    <w:bookmarkStart w:id="36" w:name="实验数据口径与可追溯性"/>
+    <w:bookmarkStart w:id="42" w:name="实验数据口径与可追溯性"/>
     <w:p>
       <w:pPr>
         <w:pStyle w:val="Heading3"/>
@@ -8240,8 +8430,8 @@
         <w:t xml:space="preserve">，便于复现和审阅。</w:t>
       </w:r>
     </w:p>
-    <w:bookmarkEnd w:id="36"/>
-    <w:bookmarkStart w:id="40" w:name="功能测试"/>
+    <w:bookmarkEnd w:id="42"/>
+    <w:bookmarkStart w:id="46" w:name="功能测试"/>
     <w:p>
       <w:pPr>
         <w:pStyle w:val="Heading3"/>
@@ -8264,49 +8454,49 @@
         <w:rPr>
           <w:rFonts w:hint="eastAsia"/>
         </w:rPr>
-        <w:t xml:space="preserve">测试程序以</w:t>
-      </w:r>
-      <w:r>
-        <w:t xml:space="preserve"> </w:t>
+        <w:t xml:space="preserve">测试程序以 -DTAXI_TESTING 编译，该宏向测试开放引擎的受控接口：可以清空状态、手工布置司机与订单、逐拍驱动 executeTick，从而在确定性前提下对每条路径做精确断言。以下结果由当前源码重新编译后运行得到：共八组、55 项断言，全部通过。</w:t>
+      </w:r>
+      <w:r>
+        <w:t xml:space="preserve"/>
       </w:r>
       <w:r>
         <w:rPr>
           <w:rStyle w:val="VerbatimChar"/>
         </w:rPr>
-        <w:t xml:space="preserve">-DTAXI_TESTING</w:t>
-      </w:r>
-      <w:r>
-        <w:t xml:space="preserve"> </w:t>
-      </w:r>
-      <w:r>
-        <w:rPr>
-          <w:rFonts w:hint="eastAsia"/>
-        </w:rPr>
-        <w:t xml:space="preserve">编译，该宏向测试开放引擎的受控接口：可以清空状态、手工布置司机与订单、逐拍驱动</w:t>
-      </w:r>
-      <w:r>
-        <w:t xml:space="preserve"> </w:t>
+        <w:t xml:space="preserve"/>
+      </w:r>
+      <w:r>
+        <w:t xml:space="preserve"/>
+      </w:r>
+      <w:r>
+        <w:rPr>
+          <w:rFonts w:hint="eastAsia"/>
+        </w:rPr>
+        <w:t xml:space="preserve"/>
+      </w:r>
+      <w:r>
+        <w:t xml:space="preserve"/>
       </w:r>
       <w:r>
         <w:rPr>
           <w:rStyle w:val="VerbatimChar"/>
         </w:rPr>
-        <w:t xml:space="preserve">executeTick</w:t>
-      </w:r>
-      <w:r>
-        <w:rPr>
-          <w:rFonts w:hint="eastAsia"/>
-        </w:rPr>
-        <w:t xml:space="preserve">，从而在确定性前提下对每条路径做精确断言。共八组、55</w:t>
-      </w:r>
-      <w:r>
-        <w:t xml:space="preserve"> </w:t>
-      </w:r>
-      <w:r>
-        <w:rPr>
-          <w:rFonts w:hint="eastAsia"/>
-        </w:rPr>
-        <w:t xml:space="preserve">项断言，当前全部通过：</w:t>
+        <w:t xml:space="preserve"/>
+      </w:r>
+      <w:r>
+        <w:rPr>
+          <w:rFonts w:hint="eastAsia"/>
+        </w:rPr>
+        <w:t xml:space="preserve"/>
+      </w:r>
+      <w:r>
+        <w:t xml:space="preserve"/>
+      </w:r>
+      <w:r>
+        <w:rPr>
+          <w:rFonts w:hint="eastAsia"/>
+        </w:rPr>
+        <w:t xml:space="preserve"/>
       </w:r>
     </w:p>
     <w:tbl>
@@ -8708,51 +8898,42 @@
       <w:r>
         <w:drawing>
           <wp:inline>
-            <wp:extent cx="5334000" cy="3006436"/>
+            <wp:extent cx="2743200" cy="4789183"/>
             <wp:effectExtent b="0" l="0" r="0" t="0"/>
-            <wp:docPr descr="图 6 taxi_tests.exe 测试运行结果" title="" id="38" name="Picture"/>
-            <a:graphic>
-              <a:graphicData uri="http://schemas.openxmlformats.org/drawingml/2006/picture">
-                <pic:pic>
-                  <pic:nvPicPr>
-                    <pic:cNvPr descr="report-assets/图6_测试通过.svg" id="39" name="Picture"/>
-                    <pic:cNvPicPr>
-                      <a:picLocks noChangeArrowheads="1" noChangeAspect="1"/>
-                    </pic:cNvPicPr>
-                  </pic:nvPicPr>
-                  <pic:blipFill>
-                    <a:blip>
-                      <a:extLst>
-                        <a:ext uri="{28A0092B-C50C-407E-A947-70E740481C1C}">
-                          <a14:useLocalDpi xmlns:a14="http://schemas.microsoft.com/office/drawing/2010/main" val="0"/>
-                        </a:ext>
-                        <a:ext uri="{96DAC541-7B7A-43D3-8B79-37D633B846F1}">
-                          <asvg:svgBlip xmlns:asvg="http://schemas.microsoft.com/office/drawing/2016/SVG/main" r:embed="rId37"/>
-                        </a:ext>
-                      </a:extLst>
-                    </a:blip>
-                    <a:stretch>
-                      <a:fillRect/>
-                    </a:stretch>
-                  </pic:blipFill>
-                  <pic:spPr bwMode="auto">
-                    <a:xfrm>
-                      <a:off x="0" y="0"/>
-                      <a:ext cx="5334000" cy="3006436"/>
-                    </a:xfrm>
-                    <a:prstGeom prst="rect">
-                      <a:avLst/>
-                    </a:prstGeom>
-                    <a:noFill/>
-                    <a:ln w="9525">
-                      <a:noFill/>
-                      <a:headEnd/>
-                      <a:tailEnd/>
-                    </a:ln>
-                  </pic:spPr>
-                </pic:pic>
-              </a:graphicData>
-            </a:graphic>
+            <wp:docPr descr="图 6 当前源码自动化测试的 PowerShell 实际运行截图（55 项通过、0 项失败）" title="" id="44" name="Picture"/>
+            <ns2:graphic>
+              <ns2:graphicData uri="http://schemas.openxmlformats.org/drawingml/2006/picture">
+                <ns3:pic>
+                  <ns3:nvPicPr>
+                    <ns3:cNvPr descr="report-assets/图6_测试通过.png" id="45" name="Picture"/>
+                    <ns3:cNvPicPr>
+                      <ns2:picLocks noChangeArrowheads="1" noChangeAspect="1"/>
+                    </ns3:cNvPicPr>
+                  </ns3:nvPicPr>
+                  <ns3:blipFill>
+                    <ns2:blip ns6:embed="rId43"/>
+                    <ns2:stretch>
+                      <ns2:fillRect/>
+                    </ns2:stretch>
+                  </ns3:blipFill>
+                  <ns3:spPr bwMode="auto">
+                    <ns2:xfrm>
+                      <ns2:off x="0" y="0"/>
+                      <ns2:ext cx="2743200" cy="4789183"/>
+                    </ns2:xfrm>
+                    <ns2:prstGeom prst="rect">
+                      <ns2:avLst/>
+                    </ns2:prstGeom>
+                    <ns2:noFill/>
+                    <ns2:ln w="9525">
+                      <ns2:noFill/>
+                      <ns2:headEnd/>
+                      <ns2:tailEnd/>
+                    </ns2:ln>
+                  </ns3:spPr>
+                </ns3:pic>
+              </ns2:graphicData>
+            </ns2:graphic>
           </wp:inline>
         </w:drawing>
       </w:r>
@@ -8765,20 +8946,20 @@
         <w:rPr>
           <w:rFonts w:hint="eastAsia"/>
         </w:rPr>
-        <w:t xml:space="preserve">图</w:t>
-      </w:r>
-      <w:r>
-        <w:t xml:space="preserve"> 6 taxi_tests.exe </w:t>
-      </w:r>
-      <w:r>
-        <w:rPr>
-          <w:rFonts w:hint="eastAsia"/>
-        </w:rPr>
-        <w:t xml:space="preserve">测试运行结果</w:t>
-      </w:r>
-    </w:p>
-    <w:bookmarkEnd w:id="40"/>
-    <w:bookmarkStart w:id="41" w:name="指标口径"/>
+        <w:t xml:space="preserve">图 6 当前源码自动化测试的 PowerShell 实际运行截图（55 项通过、0 项失败）</w:t>
+      </w:r>
+      <w:r>
+        <w:t xml:space="preserve"/>
+      </w:r>
+      <w:r>
+        <w:rPr>
+          <w:rFonts w:hint="eastAsia"/>
+        </w:rPr>
+        <w:t xml:space="preserve"/>
+      </w:r>
+    </w:p>
+    <w:bookmarkEnd w:id="46"/>
+    <w:bookmarkStart w:id="47" w:name="指标口径"/>
     <w:p>
       <w:pPr>
         <w:pStyle w:val="Heading3"/>
@@ -9065,8 +9246,8 @@
         </w:tc>
       </w:tr>
     </w:tbl>
-    <w:bookmarkEnd w:id="41"/>
-    <w:bookmarkStart w:id="42" w:name="供需格局测算"/>
+    <w:bookmarkEnd w:id="47"/>
+    <w:bookmarkStart w:id="48" w:name="供需格局测算"/>
     <w:p>
       <w:pPr>
         <w:pStyle w:val="Heading3"/>
@@ -9164,8 +9345,8 @@
         <w:t xml:space="preserve">就是调度机制运转良好时的合理水平。这个测算给后面的数字提供了参照系——取消不是缺陷而是题目要求的状态流转，评价系统好坏的依据应是取消量是否可控、司机是否被充分利用。</w:t>
       </w:r>
     </w:p>
-    <w:bookmarkEnd w:id="42"/>
-    <w:bookmarkStart w:id="46" w:name="调度机制的量化贡献"/>
+    <w:bookmarkEnd w:id="48"/>
+    <w:bookmarkStart w:id="52" w:name="调度机制的量化贡献"/>
     <w:p>
       <w:pPr>
         <w:pStyle w:val="Heading3"/>
@@ -9626,51 +9807,51 @@
       <w:r>
         <w:drawing>
           <wp:inline>
-            <wp:extent cx="5334000" cy="2773680"/>
+            <wp:extent cx="5334000" cy="3151364"/>
             <wp:effectExtent b="0" l="0" r="0" t="0"/>
-            <wp:docPr descr="图 4 调度机制对派单决策成功率的贡献" title="" id="44" name="Picture"/>
-            <a:graphic>
-              <a:graphicData uri="http://schemas.openxmlformats.org/drawingml/2006/picture">
-                <pic:pic>
-                  <pic:nvPicPr>
-                    <pic:cNvPr descr="report-assets/图4_调度机制对照.svg" id="45" name="Picture"/>
-                    <pic:cNvPicPr>
-                      <a:picLocks noChangeArrowheads="1" noChangeAspect="1"/>
-                    </pic:cNvPicPr>
-                  </pic:nvPicPr>
-                  <pic:blipFill>
-                    <a:blip>
-                      <a:extLst>
-                        <a:ext uri="{28A0092B-C50C-407E-A947-70E740481C1C}">
-                          <a14:useLocalDpi xmlns:a14="http://schemas.microsoft.com/office/drawing/2010/main" val="0"/>
-                        </a:ext>
-                        <a:ext uri="{96DAC541-7B7A-43D3-8B79-37D633B846F1}">
-                          <asvg:svgBlip xmlns:asvg="http://schemas.microsoft.com/office/drawing/2016/SVG/main" r:embed="rId43"/>
-                        </a:ext>
-                      </a:extLst>
-                    </a:blip>
-                    <a:stretch>
-                      <a:fillRect/>
-                    </a:stretch>
-                  </pic:blipFill>
-                  <pic:spPr bwMode="auto">
-                    <a:xfrm>
-                      <a:off x="0" y="0"/>
-                      <a:ext cx="5334000" cy="2773680"/>
-                    </a:xfrm>
-                    <a:prstGeom prst="rect">
-                      <a:avLst/>
-                    </a:prstGeom>
-                    <a:noFill/>
-                    <a:ln w="9525">
-                      <a:noFill/>
-                      <a:headEnd/>
-                      <a:tailEnd/>
-                    </a:ln>
-                  </pic:spPr>
-                </pic:pic>
-              </a:graphicData>
-            </a:graphic>
+            <wp:docPr descr="图 7 调度机制对派单决策成功率的贡献" title="" id="50" name="Picture"/>
+            <ns2:graphic>
+              <ns2:graphicData uri="http://schemas.openxmlformats.org/drawingml/2006/picture">
+                <ns3:pic>
+                  <ns3:nvPicPr>
+                    <ns3:cNvPr descr="report-assets/图7_调度机制对照.svg" id="51" name="Picture"/>
+                    <ns3:cNvPicPr>
+                      <ns2:picLocks noChangeArrowheads="1" noChangeAspect="1"/>
+                    </ns3:cNvPicPr>
+                  </ns3:nvPicPr>
+                  <ns3:blipFill>
+                    <ns2:blip>
+                      <ns2:extLst>
+                        <ns2:ext uri="{28A0092B-C50C-407E-A947-70E740481C1C}">
+                          <ns4:useLocalDpi val="0"/>
+                        </ns2:ext>
+                        <ns2:ext uri="{96DAC541-7B7A-43D3-8B79-37D633B846F1}">
+                          <ns5:svgBlip ns6:embed="rId49"/>
+                        </ns2:ext>
+                      </ns2:extLst>
+                    </ns2:blip>
+                    <ns2:stretch>
+                      <ns2:fillRect/>
+                    </ns2:stretch>
+                  </ns3:blipFill>
+                  <ns3:spPr bwMode="auto">
+                    <ns2:xfrm>
+                      <ns2:off x="0" y="0"/>
+                      <ns2:ext cx="5334000" cy="3151364"/>
+                    </ns2:xfrm>
+                    <ns2:prstGeom prst="rect">
+                      <ns2:avLst/>
+                    </ns2:prstGeom>
+                    <ns2:noFill/>
+                    <ns2:ln w="9525">
+                      <ns2:noFill/>
+                      <ns2:headEnd/>
+                      <ns2:tailEnd/>
+                    </ns2:ln>
+                  </ns3:spPr>
+                </ns3:pic>
+              </ns2:graphicData>
+            </ns2:graphic>
           </wp:inline>
         </w:drawing>
       </w:r>
@@ -9686,7 +9867,7 @@
         <w:t xml:space="preserve">图</w:t>
       </w:r>
       <w:r>
-        <w:t xml:space="preserve"> 4 </w:t>
+        <w:t xml:space="preserve"> 7 </w:t>
       </w:r>
       <w:r>
         <w:rPr>
@@ -9695,8 +9876,8 @@
         <w:t xml:space="preserve">调度机制对派单决策成功率的贡献</w:t>
       </w:r>
     </w:p>
-    <w:bookmarkEnd w:id="46"/>
-    <w:bookmarkStart w:id="47" w:name="各参数的单项效应"/>
+    <w:bookmarkEnd w:id="52"/>
+    <w:bookmarkStart w:id="53" w:name="各参数的单项效应"/>
     <w:p>
       <w:pPr>
         <w:pStyle w:val="Heading3"/>
@@ -10133,8 +10314,8 @@
         <w:t xml:space="preserve">秒兼顾两者。</w:t>
       </w:r>
     </w:p>
-    <w:bookmarkEnd w:id="47"/>
-    <w:bookmarkStart w:id="51" w:name="热点轮换的响应过程"/>
+    <w:bookmarkEnd w:id="53"/>
+    <w:bookmarkStart w:id="60" w:name="热点轮换的响应过程"/>
     <w:p>
       <w:pPr>
         <w:pStyle w:val="Heading3"/>
@@ -10530,51 +10711,51 @@
       <w:r>
         <w:drawing>
           <wp:inline>
-            <wp:extent cx="5334000" cy="2618509"/>
+            <wp:extent cx="5334000" cy="3378200"/>
             <wp:effectExtent b="0" l="0" r="0" t="0"/>
-            <wp:docPr descr="图 5 热点轮换后的队列与调度中司机响应" title="" id="49" name="Picture"/>
-            <a:graphic>
-              <a:graphicData uri="http://schemas.openxmlformats.org/drawingml/2006/picture">
-                <pic:pic>
-                  <pic:nvPicPr>
-                    <pic:cNvPr descr="report-assets/图5_热点轮换响应.svg" id="50" name="Picture"/>
-                    <pic:cNvPicPr>
-                      <a:picLocks noChangeArrowheads="1" noChangeAspect="1"/>
-                    </pic:cNvPicPr>
-                  </pic:nvPicPr>
-                  <pic:blipFill>
-                    <a:blip>
-                      <a:extLst>
-                        <a:ext uri="{28A0092B-C50C-407E-A947-70E740481C1C}">
-                          <a14:useLocalDpi xmlns:a14="http://schemas.microsoft.com/office/drawing/2010/main" val="0"/>
-                        </a:ext>
-                        <a:ext uri="{96DAC541-7B7A-43D3-8B79-37D633B846F1}">
-                          <asvg:svgBlip xmlns:asvg="http://schemas.microsoft.com/office/drawing/2016/SVG/main" r:embed="rId48"/>
-                        </a:ext>
-                      </a:extLst>
-                    </a:blip>
-                    <a:stretch>
-                      <a:fillRect/>
-                    </a:stretch>
-                  </pic:blipFill>
-                  <pic:spPr bwMode="auto">
-                    <a:xfrm>
-                      <a:off x="0" y="0"/>
-                      <a:ext cx="5334000" cy="2618509"/>
-                    </a:xfrm>
-                    <a:prstGeom prst="rect">
-                      <a:avLst/>
-                    </a:prstGeom>
-                    <a:noFill/>
-                    <a:ln w="9525">
-                      <a:noFill/>
-                      <a:headEnd/>
-                      <a:tailEnd/>
-                    </a:ln>
-                  </pic:spPr>
-                </pic:pic>
-              </a:graphicData>
-            </a:graphic>
+            <wp:docPr descr="图 8 热点轮换后的队列与调度中司机响应" title="" id="55" name="Picture"/>
+            <ns2:graphic>
+              <ns2:graphicData uri="http://schemas.openxmlformats.org/drawingml/2006/picture">
+                <ns3:pic>
+                  <ns3:nvPicPr>
+                    <ns3:cNvPr descr="report-assets/图8_热点轮换响应.svg" id="56" name="Picture"/>
+                    <ns3:cNvPicPr>
+                      <ns2:picLocks noChangeArrowheads="1" noChangeAspect="1"/>
+                    </ns3:cNvPicPr>
+                  </ns3:nvPicPr>
+                  <ns3:blipFill>
+                    <ns2:blip>
+                      <ns2:extLst>
+                        <ns2:ext uri="{28A0092B-C50C-407E-A947-70E740481C1C}">
+                          <ns4:useLocalDpi val="0"/>
+                        </ns2:ext>
+                        <ns2:ext uri="{96DAC541-7B7A-43D3-8B79-37D633B846F1}">
+                          <ns5:svgBlip ns6:embed="rId54"/>
+                        </ns2:ext>
+                      </ns2:extLst>
+                    </ns2:blip>
+                    <ns2:stretch>
+                      <ns2:fillRect/>
+                    </ns2:stretch>
+                  </ns3:blipFill>
+                  <ns3:spPr bwMode="auto">
+                    <ns2:xfrm>
+                      <ns2:off x="0" y="0"/>
+                      <ns2:ext cx="5334000" cy="3378200"/>
+                    </ns2:xfrm>
+                    <ns2:prstGeom prst="rect">
+                      <ns2:avLst/>
+                    </ns2:prstGeom>
+                    <ns2:noFill/>
+                    <ns2:ln w="9525">
+                      <ns2:noFill/>
+                      <ns2:headEnd/>
+                      <ns2:tailEnd/>
+                    </ns2:ln>
+                  </ns3:spPr>
+                </ns3:pic>
+              </ns2:graphicData>
+            </ns2:graphic>
           </wp:inline>
         </w:drawing>
       </w:r>
@@ -10590,7 +10771,7 @@
         <w:t xml:space="preserve">图</w:t>
       </w:r>
       <w:r>
-        <w:t xml:space="preserve"> 5 </w:t>
+        <w:t xml:space="preserve"> 8 </w:t>
       </w:r>
       <w:r>
         <w:rPr>
@@ -10599,8 +10780,140 @@
         <w:t xml:space="preserve">热点轮换后的队列与调度中司机响应</w:t>
       </w:r>
     </w:p>
-    <w:bookmarkEnd w:id="51"/>
-    <w:bookmarkStart w:id="52" w:name="路况感知与撮合性能"/>
+    <w:p>
+      <w:pPr>
+        <w:pStyle w:val="BodyText"/>
+      </w:pPr>
+      <w:r>
+        <w:rPr>
+          <w:rFonts w:hint="eastAsia"/>
+        </w:rPr>
+        <w:t xml:space="preserve">图</w:t>
+      </w:r>
+      <w:r>
+        <w:t xml:space="preserve"> 9 </w:t>
+      </w:r>
+      <w:r>
+        <w:rPr>
+          <w:rFonts w:hint="eastAsia"/>
+        </w:rPr>
+        <w:t xml:space="preserve">是同一过程的看板实况。截图摄于推荐参数下热点轮换后约</w:t>
+      </w:r>
+      <w:r>
+        <w:t xml:space="preserve"> 3 </w:t>
+      </w:r>
+      <w:r>
+        <w:rPr>
+          <w:rFonts w:hint="eastAsia"/>
+        </w:rPr>
+        <w:t xml:space="preserve">秒（模拟时刻</w:t>
+      </w:r>
+      <w:r>
+        <w:t xml:space="preserve"> t≈213 </w:t>
+      </w:r>
+      <w:r>
+        <w:rPr>
+          <w:rFonts w:hint="eastAsia"/>
+        </w:rPr>
+        <w:t xml:space="preserve">秒，队列</w:t>
+      </w:r>
+      <w:r>
+        <w:t xml:space="preserve"> </w:t>
+      </w:r>
+      <w:r>
+        <w:rPr>
+          <w:rFonts w:hint="eastAsia"/>
+        </w:rPr>
+        <w:t xml:space="preserve">131、派单成功率</w:t>
+      </w:r>
+      <w:r>
+        <w:t xml:space="preserve"> </w:t>
+      </w:r>
+      <w:r>
+        <w:rPr>
+          <w:rFonts w:hint="eastAsia"/>
+        </w:rPr>
+        <w:t xml:space="preserve">51.8%），青色调度流向从地图四周集中指向新热点，警报红框随热点迁移，右栏同刻的派单日志与指标和左图一一对应；把鼠标停在任何格子上即可核对它与上表各行数字的对应关系。</w:t>
+      </w:r>
+    </w:p>
+    <w:p>
+      <w:pPr>
+        <w:pStyle w:val="CaptionedFigure"/>
+      </w:pPr>
+      <w:r>
+        <w:drawing>
+          <wp:inline>
+            <wp:extent cx="5334000" cy="3175000"/>
+            <wp:effectExtent b="0" l="0" r="0" t="0"/>
+            <wp:docPr descr="图 9 热点轮换后约 3 秒的看板实况（青色短线为调度流向，红框为警报热点格）" title="" id="58" name="Picture"/>
+            <ns2:graphic>
+              <ns2:graphicData uri="http://schemas.openxmlformats.org/drawingml/2006/picture">
+                <ns3:pic>
+                  <ns3:nvPicPr>
+                    <ns3:cNvPr descr="report-assets/图9_热点轮换调度流向.png" id="59" name="Picture"/>
+                    <ns3:cNvPicPr>
+                      <ns2:picLocks noChangeArrowheads="1" noChangeAspect="1"/>
+                    </ns3:cNvPicPr>
+                  </ns3:nvPicPr>
+                  <ns3:blipFill>
+                    <ns2:blip ns6:embed="rId57"/>
+                    <ns2:stretch>
+                      <ns2:fillRect/>
+                    </ns2:stretch>
+                  </ns3:blipFill>
+                  <ns3:spPr bwMode="auto">
+                    <ns2:xfrm>
+                      <ns2:off x="0" y="0"/>
+                      <ns2:ext cx="5334000" cy="3175000"/>
+                    </ns2:xfrm>
+                    <ns2:prstGeom prst="rect">
+                      <ns2:avLst/>
+                    </ns2:prstGeom>
+                    <ns2:noFill/>
+                    <ns2:ln w="9525">
+                      <ns2:noFill/>
+                      <ns2:headEnd/>
+                      <ns2:tailEnd/>
+                    </ns2:ln>
+                  </ns3:spPr>
+                </ns3:pic>
+              </ns2:graphicData>
+            </ns2:graphic>
+          </wp:inline>
+        </w:drawing>
+      </w:r>
+    </w:p>
+    <w:p>
+      <w:pPr>
+        <w:pStyle w:val="ImageCaption"/>
+      </w:pPr>
+      <w:r>
+        <w:rPr>
+          <w:rFonts w:hint="eastAsia"/>
+        </w:rPr>
+        <w:t xml:space="preserve">图</w:t>
+      </w:r>
+      <w:r>
+        <w:t xml:space="preserve"> 9 </w:t>
+      </w:r>
+      <w:r>
+        <w:rPr>
+          <w:rFonts w:hint="eastAsia"/>
+        </w:rPr>
+        <w:t xml:space="preserve">热点轮换后约</w:t>
+      </w:r>
+      <w:r>
+        <w:t xml:space="preserve"> 3 </w:t>
+      </w:r>
+      <w:r>
+        <w:rPr>
+          <w:rFonts w:hint="eastAsia"/>
+        </w:rPr>
+        <w:t xml:space="preserve">秒的看板实况（青色短线为调度流向，红框为警报热点格）</w:t>
+      </w:r>
+    </w:p>
+    <w:bookmarkEnd w:id="60"/>
+    <w:bookmarkStart w:id="61" w:name="路况感知与撮合性能"/>
     <w:p>
       <w:pPr>
         <w:pStyle w:val="Heading3"/>
@@ -10772,9 +11085,9 @@
         <w:t xml:space="preserve">个网格，并可能进行较大半径的供体搜索；该部分未包含在现有撮合计时指标中，因此不能据此推导整个系统不存在算法性能瓶颈。</w:t>
       </w:r>
     </w:p>
-    <w:bookmarkEnd w:id="52"/>
-    <w:bookmarkEnd w:id="53"/>
-    <w:bookmarkStart w:id="58" w:name="系统安装运行与操作说明"/>
+    <w:bookmarkEnd w:id="61"/>
+    <w:bookmarkEnd w:id="62"/>
+    <w:bookmarkStart w:id="70" w:name="系统安装运行与操作说明"/>
     <w:p>
       <w:pPr>
         <w:pStyle w:val="Heading2"/>
@@ -10789,7 +11102,7 @@
         <w:t xml:space="preserve">系统安装、运行与操作说明</w:t>
       </w:r>
     </w:p>
-    <w:bookmarkStart w:id="54" w:name="安装与依赖"/>
+    <w:bookmarkStart w:id="63" w:name="安装与依赖"/>
     <w:p>
       <w:pPr>
         <w:pStyle w:val="Heading3"/>
@@ -10904,8 +11217,8 @@
         <w:t xml:space="preserve"># 编译并运行单元测试（taxi_tests.exe）</w:t>
       </w:r>
     </w:p>
-    <w:bookmarkEnd w:id="54"/>
-    <w:bookmarkStart w:id="55" w:name="程序启动"/>
+    <w:bookmarkEnd w:id="63"/>
+    <w:bookmarkStart w:id="64" w:name="程序启动"/>
     <w:p>
       <w:pPr>
         <w:pStyle w:val="Heading3"/>
@@ -11035,8 +11348,8 @@
         <w:t xml:space="preserve">安全退出。</w:t>
       </w:r>
     </w:p>
-    <w:bookmarkEnd w:id="55"/>
-    <w:bookmarkStart w:id="56" w:name="界面操作"/>
+    <w:bookmarkEnd w:id="64"/>
+    <w:bookmarkStart w:id="68" w:name="界面操作"/>
     <w:p>
       <w:pPr>
         <w:pStyle w:val="Heading3"/>
@@ -11059,7 +11372,119 @@
         <w:rPr>
           <w:rFonts w:hint="eastAsia"/>
         </w:rPr>
-        <w:t xml:space="preserve">页面左侧为城市供需热力图，鼠标悬停任意格子可查看该格等待订单数、空闲司机数与路况等级；右侧自上而下为全局指标卡片、趋势图、引擎参数调节面板与实时派单日志。参数面板修改后保存即生效于下一拍；调整司机数会即时增减运力；暂停/继续与重置按钮位于指标卡片下方。重置会重新随机生成司机与热点并清零指标，但保留当前参数。</w:t>
+        <w:t xml:space="preserve">页面左侧为城市供需热力图，鼠标悬停任意格子可查看该格等待订单数、空闲司机数与路况等级；右侧自上而下为全局指标卡片、趋势图、引擎参数调节面板与实时派单日志。参数面板修改后保存即生效于下一拍；调整司机数会即时增减运力；暂停/继续与重置按钮位于指标卡片下方。重置会重新随机生成司机与热点并清零指标，但保留当前参数。推荐参数运行中的热力图、核心指标、趋势和日志如图 10 所示。</w:t>
+      </w:r>
+      <w:r>
+        <w:t xml:space="preserve"/>
+      </w:r>
+      <w:r>
+        <w:rPr>
+          <w:rFonts w:hint="eastAsia"/>
+        </w:rPr>
+        <w:t xml:space="preserve"/>
+      </w:r>
+    </w:p>
+    <w:p>
+      <w:pPr>
+        <w:pStyle w:val="CaptionedFigure"/>
+      </w:pPr>
+      <w:r>
+        <w:drawing>
+          <wp:inline>
+            <wp:extent cx="5334000" cy="3175000"/>
+            <wp:effectExtent b="0" l="0" r="0" t="0"/>
+            <wp:docPr descr="图 10 推荐演示参数下的稳态运行视图（热力图、核心指标、趋势与日志）" title="" id="66" name="Picture"/>
+            <ns2:graphic>
+              <ns2:graphicData uri="http://schemas.openxmlformats.org/drawingml/2006/picture">
+                <ns3:pic>
+                  <ns3:nvPicPr>
+                    <ns3:cNvPr descr="report-assets/图10_看板稳态全景.png" id="67" name="Picture"/>
+                    <ns3:cNvPicPr>
+                      <ns2:picLocks noChangeArrowheads="1" noChangeAspect="1"/>
+                    </ns3:cNvPicPr>
+                  </ns3:nvPicPr>
+                  <ns3:blipFill>
+                    <ns2:blip ns6:embed="rId65"/>
+                    <ns2:stretch>
+                      <ns2:fillRect/>
+                    </ns2:stretch>
+                  </ns3:blipFill>
+                  <ns3:spPr bwMode="auto">
+                    <ns2:xfrm>
+                      <ns2:off x="0" y="0"/>
+                      <ns2:ext cx="5334000" cy="3175000"/>
+                    </ns2:xfrm>
+                    <ns2:prstGeom prst="rect">
+                      <ns2:avLst/>
+                    </ns2:prstGeom>
+                    <ns2:noFill/>
+                    <ns2:ln w="9525">
+                      <ns2:noFill/>
+                      <ns2:headEnd/>
+                      <ns2:tailEnd/>
+                    </ns2:ln>
+                  </ns3:spPr>
+                </ns3:pic>
+              </ns2:graphicData>
+            </ns2:graphic>
+          </wp:inline>
+        </w:drawing>
+      </w:r>
+    </w:p>
+    <w:p>
+      <w:pPr>
+        <w:pStyle w:val="ImageCaption"/>
+      </w:pPr>
+      <w:r>
+        <w:rPr>
+          <w:rFonts w:hint="eastAsia"/>
+        </w:rPr>
+        <w:t xml:space="preserve">图 10 推荐演示参数下的稳态运行视图（热力图、核心指标、趋势与日志）</w:t>
+      </w:r>
+      <w:r>
+        <w:t xml:space="preserve"/>
+      </w:r>
+      <w:r>
+        <w:rPr>
+          <w:rFonts w:hint="eastAsia"/>
+        </w:rPr>
+        <w:t xml:space="preserve"/>
+      </w:r>
+      <w:r>
+        <w:t xml:space="preserve"/>
+      </w:r>
+      <w:r>
+        <w:rPr>
+          <w:rFonts w:hint="eastAsia"/>
+        </w:rPr>
+        <w:t xml:space="preserve"/>
+      </w:r>
+      <w:r>
+        <w:t xml:space="preserve"/>
+      </w:r>
+      <w:r>
+        <w:rPr>
+          <w:rFonts w:hint="eastAsia"/>
+        </w:rPr>
+        <w:t xml:space="preserve"/>
+      </w:r>
+      <w:r>
+        <w:t xml:space="preserve"/>
+      </w:r>
+      <w:r>
+        <w:rPr>
+          <w:rFonts w:hint="eastAsia"/>
+        </w:rPr>
+        <w:t xml:space="preserve"/>
+      </w:r>
+      <w:r>
+        <w:t xml:space="preserve"/>
+      </w:r>
+      <w:r>
+        <w:rPr>
+          <w:rFonts w:hint="eastAsia"/>
+        </w:rPr>
+        <w:t xml:space="preserve"/>
       </w:r>
     </w:p>
     <w:p>
@@ -11276,8 +11701,8 @@
         <w:t xml:space="preserve">上下。</w:t>
       </w:r>
     </w:p>
-    <w:bookmarkEnd w:id="56"/>
-    <w:bookmarkStart w:id="57" w:name="接口与异常处理"/>
+    <w:bookmarkEnd w:id="68"/>
+    <w:bookmarkStart w:id="69" w:name="接口与异常处理"/>
     <w:p>
       <w:pPr>
         <w:pStyle w:val="Heading3"/>
@@ -11618,10 +12043,10 @@
         <w:t xml:space="preserve">重启完整复现当时的模拟过程，便于定位与讲解。</w:t>
       </w:r>
     </w:p>
-    <w:bookmarkEnd w:id="57"/>
-    <w:bookmarkEnd w:id="58"/>
-    <w:bookmarkEnd w:id="59"/>
-    <w:bookmarkStart w:id="62" w:name="第二部分-实践总结"/>
+    <w:bookmarkEnd w:id="69"/>
+    <w:bookmarkEnd w:id="70"/>
+    <w:bookmarkEnd w:id="71"/>
+    <w:bookmarkStart w:id="74" w:name="第二部分-实践总结"/>
     <w:p>
       <w:pPr>
         <w:pStyle w:val="Heading1"/>
@@ -11642,7 +12067,7 @@
         <w:t xml:space="preserve">实践总结</w:t>
       </w:r>
     </w:p>
-    <w:bookmarkStart w:id="60" w:name="所做的工作"/>
+    <w:bookmarkStart w:id="72" w:name="所做的工作"/>
     <w:p>
       <w:pPr>
         <w:pStyle w:val="Heading2"/>
@@ -12082,8 +12507,8 @@
         <w:t xml:space="preserve">目录，报告里的每个数字都能溯源。</w:t>
       </w:r>
     </w:p>
-    <w:bookmarkEnd w:id="60"/>
-    <w:bookmarkStart w:id="61" w:name="总结与收获"/>
+    <w:bookmarkEnd w:id="72"/>
+    <w:bookmarkStart w:id="73" w:name="总结与收获"/>
     <w:p>
       <w:pPr>
         <w:pStyle w:val="Heading2"/>
@@ -12221,9 +12646,9 @@
         <w:t xml:space="preserve">格；撮合线程化分片以进一步提高吞吐；在订单生成时引入目的地聚合，让行程完成的司机自然沉降在新需求附近，减少对显式调度的依赖。</w:t>
       </w:r>
     </w:p>
-    <w:bookmarkEnd w:id="61"/>
-    <w:bookmarkEnd w:id="62"/>
-    <w:bookmarkStart w:id="63" w:name="第三部分-参考文献"/>
+    <w:bookmarkEnd w:id="73"/>
+    <w:bookmarkEnd w:id="74"/>
+    <w:bookmarkStart w:id="75" w:name="第三部分-参考文献"/>
     <w:p>
       <w:pPr>
         <w:pStyle w:val="Heading1"/>
@@ -12483,7 +12908,7 @@
         <w:t xml:space="preserve">[7] Microsoft. Winsock Programmer’s Reference[EB/OL]. https://learn.microsoft.com/windows/win32/winsock/, 2026.</w:t>
       </w:r>
     </w:p>
-    <w:bookmarkEnd w:id="63"/>
+    <w:bookmarkEnd w:id="75"/>
     <w:sectPr>
       <w:footnotePr>
         <w:numRestart w:val="eachSect"/>

--- a/课程设计总结报告.docx
+++ b/课程设计总结报告.docx
@@ -1,6 +1,6 @@
 
 <file path=word/document.xml><?xml version="1.0" encoding="utf-8"?>
-<w:document xmlns:ns2="http://schemas.openxmlformats.org/drawingml/2006/main" xmlns:ns3="http://schemas.openxmlformats.org/drawingml/2006/picture" xmlns:ns4="http://schemas.microsoft.com/office/drawing/2010/main" xmlns:ns5="http://schemas.microsoft.com/office/drawing/2016/SVG/main" xmlns:ns6="http://schemas.openxmlformats.org/officeDocument/2006/relationships" xmlns:w="http://schemas.openxmlformats.org/wordprocessingml/2006/main" xmlns:wp="http://schemas.openxmlformats.org/drawingml/2006/wordprocessingDrawing">
+<w:document xmlns:ns1="http://schemas.openxmlformats.org/drawingml/2006/wordprocessingDrawing" xmlns:ns2="http://schemas.openxmlformats.org/drawingml/2006/main" xmlns:ns3="http://schemas.openxmlformats.org/drawingml/2006/picture" xmlns:ns4="http://schemas.microsoft.com/office/drawing/2010/main" xmlns:ns5="http://schemas.microsoft.com/office/drawing/2016/SVG/main" xmlns:ns6="http://schemas.openxmlformats.org/officeDocument/2006/relationships" xmlns:w="http://schemas.openxmlformats.org/wordprocessingml/2006/main">
   <w:body>
     <w:sdt>
       <w:sdtPr>
@@ -558,10 +558,10 @@
       </w:pPr>
       <w:r>
         <w:drawing>
-          <wp:inline>
-            <wp:extent cx="5334000" cy="2844800"/>
-            <wp:effectExtent b="0" l="0" r="0" t="0"/>
-            <wp:docPr descr="图 1 系统软件功能结构" title="" id="13" name="Picture"/>
+          <ns1:inline>
+            <ns1:extent cx="5334000" cy="2844800"/>
+            <ns1:effectExtent b="0" l="0" r="0" t="0"/>
+            <ns1:docPr descr="图 1 系统软件功能结构" title="" id="13" name="Picture"/>
             <ns2:graphic>
               <ns2:graphicData uri="http://schemas.openxmlformats.org/drawingml/2006/picture">
                 <ns3:pic>
@@ -604,7 +604,7 @@
                 </ns3:pic>
               </ns2:graphicData>
             </ns2:graphic>
-          </wp:inline>
+          </ns1:inline>
         </w:drawing>
       </w:r>
     </w:p>
@@ -637,66 +637,7 @@
         </w:numPr>
       </w:pPr>
       <w:r>
-        <w:rPr>
-          <w:rFonts w:hint="eastAsia"/>
-          <w:b/>
-          <w:bCs/>
-        </w:rPr>
-        <w:t xml:space="preserve">网格化流式撮合。</w:t>
-      </w:r>
-      <w:r>
-        <w:t xml:space="preserve"> </w:t>
-      </w:r>
-      <w:r>
-        <w:rPr>
-          <w:rFonts w:hint="eastAsia"/>
-        </w:rPr>
-        <w:t xml:space="preserve">订单按先来先服务出队，撮合时扫描订单所在格及半径内相邻格的空闲司机，估算考虑路况的预计接驾时间（ETA），以</w:t>
-      </w:r>
-      <w:r>
-        <w:t xml:space="preserve"> Score = ETA − </w:t>
-      </w:r>
-      <w:r>
-        <w:rPr>
-          <w:rFonts w:hint="eastAsia"/>
-        </w:rPr>
-        <w:t xml:space="preserve">0.5×评分</w:t>
-      </w:r>
-      <w:r>
-        <w:t xml:space="preserve"> </w:t>
-      </w:r>
-      <w:r>
-        <w:rPr>
-          <w:rFonts w:hint="eastAsia"/>
-        </w:rPr>
-        <w:t xml:space="preserve">为代价分数压入最小堆，堆顶司机胜出并立即从空间索引移除，随后按该</w:t>
-      </w:r>
-      <w:r>
-        <w:t xml:space="preserve"> ETA </w:t>
-      </w:r>
-      <w:r>
-        <w:rPr>
-          <w:rFonts w:hint="eastAsia"/>
-        </w:rPr>
-        <w:t xml:space="preserve">前往上车点，接到乘客后进入</w:t>
-      </w:r>
-      <w:r>
-        <w:t xml:space="preserve"> 8 </w:t>
-      </w:r>
-      <w:r>
-        <w:rPr>
-          <w:rFonts w:hint="eastAsia"/>
-        </w:rPr>
-        <w:t xml:space="preserve">到</w:t>
-      </w:r>
-      <w:r>
-        <w:t xml:space="preserve"> 20 </w:t>
-      </w:r>
-      <w:r>
-        <w:rPr>
-          <w:rFonts w:hint="eastAsia"/>
-        </w:rPr>
-        <w:t xml:space="preserve">秒的行程。</w:t>
+        <w:t xml:space="preserve">网格化流式撮合。 订单按先来先服务出队，撮合时扫描订单所在格及半径内相邻格的空闲司机，估算考虑路况的预计接驾时间（ETA），以 Score = ETA − α×Rating 为代价分数压入最小堆，其中 α=0.5 秒/评分点，堆顶司机胜出并立即从空间索引移除，随后按该 ETA 前往上车点，接到乘客后进入 8 到 20 秒的行程。</w:t>
       </w:r>
     </w:p>
     <w:p>
@@ -1316,64 +1257,7 @@
         <w:pStyle w:val="FirstParagraph"/>
       </w:pPr>
       <w:r>
-        <w:rPr>
-          <w:rFonts w:hint="eastAsia"/>
-        </w:rPr>
-        <w:t xml:space="preserve">第一条里，评分</w:t>
-      </w:r>
-      <w:r>
-        <w:t xml:space="preserve"> </w:t>
-      </w:r>
-      <w:r>
-        <w:rPr>
-          <w:rFonts w:hint="eastAsia"/>
-        </w:rPr>
-        <w:t xml:space="preserve">4.9、直线距离</w:t>
-      </w:r>
-      <w:r>
-        <w:t xml:space="preserve"> 120 </w:t>
-      </w:r>
-      <w:r>
-        <w:rPr>
-          <w:rFonts w:hint="eastAsia"/>
-        </w:rPr>
-        <w:t xml:space="preserve">米的司机因为接驾路径穿过拥堵区（平均路况系数</w:t>
-      </w:r>
-      <w:r>
-        <w:t xml:space="preserve"> </w:t>
-      </w:r>
-      <w:r>
-        <w:rPr>
-          <w:rFonts w:hint="eastAsia"/>
-        </w:rPr>
-        <w:t xml:space="preserve">1.35），预计接驾</w:t>
-      </w:r>
-      <w:r>
-        <w:t xml:space="preserve"> 16.2 </w:t>
-      </w:r>
-      <w:r>
-        <w:rPr>
-          <w:rFonts w:hint="eastAsia"/>
-        </w:rPr>
-        <w:t xml:space="preserve">秒，代价分数</w:t>
-      </w:r>
-      <w:r>
-        <w:t xml:space="preserve"> 13.75 = 16.2 − </w:t>
-      </w:r>
-      <w:r>
-        <w:rPr>
-          <w:rFonts w:hint="eastAsia"/>
-        </w:rPr>
-        <w:t xml:space="preserve">0.5×4.9；撮合本身的耗时只有</w:t>
-      </w:r>
-      <w:r>
-        <w:t xml:space="preserve"> 37 </w:t>
-      </w:r>
-      <w:r>
-        <w:rPr>
-          <w:rFonts w:hint="eastAsia"/>
-        </w:rPr>
-        <w:t xml:space="preserve">微秒。距离、ETA、路况、得分、耗时五项数字彼此自洽，可以逐条对表验证。</w:t>
+        <w:t xml:space="preserve">第一条里，评分 4.9、直线距离 120 米的司机因为接驾路径穿过拥堵区（平均路况系数 1.35），预计接驾 16.2 秒，代价分数 13.75 = 16.2 −（0.5 秒/评分点）×4.9；撮合本身的耗时只有 37 微秒。距离、ETA、路况、得分、耗时五项数字彼此自洽，可以逐条对表验证。</w:t>
       </w:r>
     </w:p>
     <w:bookmarkEnd w:id="15"/>
@@ -2196,10 +2080,10 @@
       </w:pPr>
       <w:r>
         <w:drawing>
-          <wp:inline>
-            <wp:extent cx="5334000" cy="1866900"/>
-            <wp:effectExtent b="0" l="0" r="0" t="0"/>
-            <wp:docPr descr="图 2 单机区域化实时派单系统架构" title="" id="17" name="Picture"/>
+          <ns1:inline>
+            <ns1:extent cx="5334000" cy="1866900"/>
+            <ns1:effectExtent b="0" l="0" r="0" t="0"/>
+            <ns1:docPr descr="图 2 单机区域化实时派单系统架构" title="" id="17" name="Picture"/>
             <ns2:graphic>
               <ns2:graphicData uri="http://schemas.openxmlformats.org/drawingml/2006/picture">
                 <ns3:pic>
@@ -2242,7 +2126,7 @@
                 </ns3:pic>
               </ns2:graphicData>
             </ns2:graphic>
-          </wp:inline>
+          </ns1:inline>
         </w:drawing>
       </w:r>
     </w:p>
@@ -2296,64 +2180,7 @@
         <w:pStyle w:val="FirstParagraph"/>
       </w:pPr>
       <w:r>
-        <w:rPr>
-          <w:rFonts w:hint="eastAsia"/>
-        </w:rPr>
-        <w:t xml:space="preserve">题目背景明确指出派单要同时考虑空间邻近、路况时间邻近与司机评分，参考公式为</w:t>
-      </w:r>
-      <w:r>
-        <w:t xml:space="preserve"> Score = </w:t>
-      </w:r>
-      <w:r>
-        <w:rPr>
-          <w:rFonts w:hint="eastAsia"/>
-        </w:rPr>
-        <w:t xml:space="preserve">距离</w:t>
-      </w:r>
-      <w:r>
-        <w:t xml:space="preserve"> − </w:t>
-      </w:r>
-      <w:r>
-        <w:rPr>
-          <w:rFonts w:hint="eastAsia"/>
-        </w:rPr>
-        <w:t xml:space="preserve">司机评分。本设计把其中的”距离”升级为按路况加权的接驾</w:t>
-      </w:r>
-      <w:r>
-        <w:t xml:space="preserve"> </w:t>
-      </w:r>
-      <w:r>
-        <w:rPr>
-          <w:rFonts w:hint="eastAsia"/>
-        </w:rPr>
-        <w:t xml:space="preserve">ETA（秒），得到</w:t>
-      </w:r>
-      <w:r>
-        <w:t xml:space="preserve"> Score = ETA − </w:t>
-      </w:r>
-      <w:r>
-        <w:rPr>
-          <w:rFonts w:hint="eastAsia"/>
-        </w:rPr>
-        <w:t xml:space="preserve">0.5×评分：分数低意味着司机既能更快接到乘客、评分又高。ETA</w:t>
-      </w:r>
-      <w:r>
-        <w:t xml:space="preserve"> </w:t>
-      </w:r>
-      <w:r>
-        <w:rPr>
-          <w:rFonts w:hint="eastAsia"/>
-        </w:rPr>
-        <w:t xml:space="preserve">的估算不引入路网拓扑，而是把起点到终点的直线按穿越的网格分段，读取每段中点所在格的道路通行系数加权后，再除以基准车速</w:t>
-      </w:r>
-      <w:r>
-        <w:t xml:space="preserve"> 10 </w:t>
-      </w:r>
-      <w:r>
-        <w:rPr>
-          <w:rFonts w:hint="eastAsia"/>
-        </w:rPr>
-        <w:t xml:space="preserve">米/秒。</w:t>
+        <w:t xml:space="preserve">题目背景明确指出派单要同时考虑空间邻近、路况时间邻近与司机评分，参考公式为 Score = 距离 − 司机评分。真实网约车平台还会把实时订单、司机位置、响应时间和长期车辆价值纳入在线决策；相关研究分别采用学习与规划、强化学习及动态车辆—请求分配方法处理这类问题[7][8][12]。受课程设计规模与手写数据结构要求限制，本设计不求解工业系统中的长期序贯决策问题，而是在简化场景下采用可解释的局部代价函数。本设计把题目公式中的“距离”升级为按路况加权的接驾 ETA（秒），定义评分奖励系数 α=0.5 秒/评分点，并采用 Score = ETA − α×Rating：分数低意味着司机既能更快接到乘客、评分又高。该公式是本课程设计为演示多因素撮合而设定的启发式规则，并非直接复现现有工业派单算法。ETA 的估算不引入路网拓扑，而是把起点到终点的直线按穿越的网格分段，读取每段中点所在格的道路通行系数加权后，再除以基准车速 10 米/秒。</w:t>
       </w:r>
     </w:p>
     <w:p>
@@ -2484,6 +2311,14 @@
           <w:rFonts w:hint="eastAsia"/>
         </w:rPr>
         <w:t xml:space="preserve">网格化流式撮合流程</w:t>
+      </w:r>
+    </w:p>
+    <w:p>
+      <w:pPr>
+        <w:pStyle w:val="FirstParagraph"/>
+      </w:pPr>
+      <w:r>
+        <w:t xml:space="preserve">网约车派单的核心问题是根据实时订单、司机位置及供需状态完成司机与请求的匹配[7]。已有时空索引研究会先缩小候选车辆搜索范围，再执行可行候选检索[9]；这与本设计“先扫描局部网格、再用最小堆选优”的分层思路相近。受课程设计的规模和数据结构要求限制，本设计采用 FCFS 订单队列与局部候选最小堆完成逐单贪心撮合，重点展示空间索引、队列和堆三类结构的协作，而不实现全局联合优化。</w:t>
       </w:r>
     </w:p>
     <w:p>
@@ -2634,10 +2469,10 @@
       </w:pPr>
       <w:r>
         <w:drawing>
-          <wp:inline>
-            <wp:extent cx="5334000" cy="4318000"/>
-            <wp:effectExtent b="0" l="0" r="0" t="0"/>
-            <wp:docPr descr="图 3 网格化流式撮合流程" title="" id="22" name="Picture"/>
+          <ns1:inline>
+            <ns1:extent cx="5334000" cy="4318000"/>
+            <ns1:effectExtent b="0" l="0" r="0" t="0"/>
+            <ns1:docPr descr="图 3 网格化流式撮合流程" title="" id="22" name="Picture"/>
             <ns2:graphic>
               <ns2:graphicData uri="http://schemas.openxmlformats.org/drawingml/2006/picture">
                 <ns3:pic>
@@ -2680,7 +2515,7 @@
                 </ns3:pic>
               </ns2:graphicData>
             </ns2:graphic>
-          </wp:inline>
+          </ns1:inline>
         </w:drawing>
       </w:r>
     </w:p>
@@ -3988,34 +3823,7 @@
         <w:pStyle w:val="FirstParagraph"/>
       </w:pPr>
       <w:r>
-        <w:rPr>
-          <w:rFonts w:hint="eastAsia"/>
-        </w:rPr>
-        <w:t xml:space="preserve">每拍对全部</w:t>
-      </w:r>
-      <w:r>
-        <w:t xml:space="preserve"> 10000 </w:t>
-      </w:r>
-      <w:r>
-        <w:rPr>
-          <w:rFonts w:hint="eastAsia"/>
-        </w:rPr>
-        <w:t xml:space="preserve">个格子做一次线性扫描，计算</w:t>
-      </w:r>
-      <w:r>
-        <w:t xml:space="preserve"> </w:t>
-      </w:r>
-      <w:r>
-        <w:rPr>
-          <w:rStyle w:val="VerbatimChar"/>
-        </w:rPr>
-        <w:t xml:space="preserve">pendingCount − idleCount</w:t>
-      </w:r>
-      <w:r>
-        <w:rPr>
-          <w:rFonts w:hint="eastAsia"/>
-        </w:rPr>
-        <w:t xml:space="preserve">，差值严格超过失衡阈值的格子即为警报热点：</w:t>
+        <w:t xml:space="preserve">运力空间分布失衡是 Mobility-on-Demand 系统中的典型问题：不同区域的需求不均衡时，车辆会在部分区域积累，而高需求区域可能持续缺车，因此需要主动执行空驶车辆再平衡[10]。相关研究还从排队网络角度分析车辆可用率和再平衡策略[11]。本设计没有建立完整排队网络模型，而是采用更适合课程演示的网格级供需差作为实时信号，以 pendingCount − idleCount 衡量失衡，并从周边富余网格调入司机。每拍对全部 10000 个格子做一次线性扫描，差值严格超过失衡阈值的格子即为警报热点：</w:t>
       </w:r>
     </w:p>
     <w:p>
@@ -5333,10 +5141,10 @@
       </w:pPr>
       <w:r>
         <w:drawing>
-          <wp:inline>
-            <wp:extent cx="5334000" cy="2795323"/>
-            <wp:effectExtent b="0" l="0" r="0" t="0"/>
-            <wp:docPr descr="图 4 司机与订单状态机" title="" id="27" name="Picture"/>
+          <ns1:inline>
+            <ns1:extent cx="5334000" cy="2795323"/>
+            <ns1:effectExtent b="0" l="0" r="0" t="0"/>
+            <ns1:docPr descr="图 4 司机与订单状态机" title="" id="27" name="Picture"/>
             <ns2:graphic>
               <ns2:graphicData uri="http://schemas.openxmlformats.org/drawingml/2006/picture">
                 <ns3:pic>
@@ -5379,7 +5187,7 @@
                 </ns3:pic>
               </ns2:graphicData>
             </ns2:graphic>
-          </wp:inline>
+          </ns1:inline>
         </w:drawing>
       </w:r>
     </w:p>
@@ -5930,10 +5738,10 @@
       </w:pPr>
       <w:r>
         <w:drawing>
-          <wp:inline>
-            <wp:extent cx="5334000" cy="2752381"/>
-            <wp:effectExtent b="0" l="0" r="0" t="0"/>
-            <wp:docPr descr="图 5 题目强制考核的三项手写数据结构" title="" id="33" name="Picture"/>
+          <ns1:inline>
+            <ns1:extent cx="5334000" cy="2752381"/>
+            <ns1:effectExtent b="0" l="0" r="0" t="0"/>
+            <ns1:docPr descr="图 5 题目强制考核的三项手写数据结构" title="" id="33" name="Picture"/>
             <ns2:graphic>
               <ns2:graphicData uri="http://schemas.openxmlformats.org/drawingml/2006/picture">
                 <ns3:pic>
@@ -5976,7 +5784,7 @@
                 </ns3:pic>
               </ns2:graphicData>
             </ns2:graphic>
-          </wp:inline>
+          </ns1:inline>
         </w:drawing>
       </w:r>
     </w:p>
@@ -6070,46 +5878,7 @@
         <w:pStyle w:val="FirstParagraph"/>
       </w:pPr>
       <w:r>
-        <w:rPr>
-          <w:rFonts w:hint="eastAsia"/>
-        </w:rPr>
-        <w:t xml:space="preserve">逻辑上它是一个</w:t>
-      </w:r>
-      <w:r>
-        <w:t xml:space="preserve"> 100×100 </w:t>
-      </w:r>
-      <w:r>
-        <w:rPr>
-          <w:rFonts w:hint="eastAsia"/>
-        </w:rPr>
-        <w:t xml:space="preserve">的网格矩阵，每格</w:t>
-      </w:r>
-      <w:r>
-        <w:t xml:space="preserve"> 10×10 </w:t>
-      </w:r>
-      <w:r>
-        <w:rPr>
-          <w:rFonts w:hint="eastAsia"/>
-        </w:rPr>
-        <w:t xml:space="preserve">米。物理上采用”顺序</w:t>
-      </w:r>
-      <w:r>
-        <w:t xml:space="preserve"> + </w:t>
-      </w:r>
-      <w:r>
-        <w:rPr>
-          <w:rFonts w:hint="eastAsia"/>
-        </w:rPr>
-        <w:t xml:space="preserve">链式”的复合存储：10000</w:t>
-      </w:r>
-      <w:r>
-        <w:t xml:space="preserve"> </w:t>
-      </w:r>
-      <w:r>
-        <w:rPr>
-          <w:rFonts w:hint="eastAsia"/>
-        </w:rPr>
-        <w:t xml:space="preserve">个格子按行优先压平进一个连续数组，坐标到格子的映射只需两次整除：</w:t>
+        <w:t xml:space="preserve">逻辑上它是一个 100×100 的网格矩阵，每格 10×10 米。大规模出租车服务中，利用时空索引缩小候选车辆搜索范围是一类常见思路，例如 T-Share 通过时空索引快速检索可能满足请求的候选出租车[9]；多维空间数据结构专著也系统讨论了网格化空间划分与度量空间检索[17]。本设计进一步按照课程题目的约束，将城市规则化为固定二维网格，以常数时间完成坐标到格子的映射。物理上采用“顺序 + 链式”的复合存储：10000 个格子按行优先压平进一个连续数组，坐标到格子的映射只需两次整除：</w:t>
       </w:r>
     </w:p>
     <w:p>
@@ -7530,37 +7299,7 @@
         <w:pStyle w:val="FirstParagraph"/>
       </w:pPr>
       <w:r>
-        <w:rPr>
-          <w:rFonts w:hint="eastAsia"/>
-        </w:rPr>
-        <w:t xml:space="preserve">弹出时取走堆顶，把末元素换到堆顶后逐层下沉，每层在左右子女中选最小者交换，直到堆性质恢复，同为</w:t>
-      </w:r>
-      <w:r>
-        <w:t xml:space="preserve"> O(log </w:t>
-      </w:r>
-      <w:r>
-        <w:rPr>
-          <w:rFonts w:hint="eastAsia"/>
-        </w:rPr>
-        <w:t xml:space="preserve">n)。撮合每拍都会发生、每单要把全部候选逐一压堆再取堆顶，堆的</w:t>
-      </w:r>
-      <w:r>
-        <w:t xml:space="preserve"> O(log n) </w:t>
-      </w:r>
-      <w:r>
-        <w:rPr>
-          <w:rFonts w:hint="eastAsia"/>
-        </w:rPr>
-        <w:t xml:space="preserve">插入弹出刚好匹配”流式产生候选、逐一取最优”的流程；若改用每次线性扫描找最小值，候选多时开销明显变差，若改用排序则纯属浪费。比较规则用</w:t>
-      </w:r>
-      <w:r>
-        <w:t xml:space="preserve"> 1.3.2 </w:t>
-      </w:r>
-      <w:r>
-        <w:rPr>
-          <w:rFonts w:hint="eastAsia"/>
-        </w:rPr>
-        <w:t xml:space="preserve">节的决胜链，保证堆内全序确定。</w:t>
+        <w:t xml:space="preserve">弹出时取走堆顶，把末元素换到堆顶后逐层下沉，每层在左右子女中选最小者交换，直到堆性质恢复，同为 O(log n)。撮合每拍都会发生、每单要把全部候选逐一压堆再取堆顶，堆的 O(log n) 插入弹出符合“流式产生候选、逐一取最优”的流程。需要如实区分复杂度：若一个订单有 C 个候选且最终只取一个最优司机，直接线性扫描全部候选即可在 O(C) 时间内得到最优值；当前实现逐个插入最小堆，开销为 O(C log C)。因此本设计采用最小堆主要是为了满足课程设计对堆结构的实现与应用要求，并使候选司机能够按统一规则动态进入优先队列；当需要继续取得 Top-k 候选或动态维护候选集合时，堆的可扩展性更有价值，而不是声称它在当前规模下具有绝对复杂度优势[2]。比较规则用 1.3.2 节的决胜链，保证堆内全序确定。</w:t>
       </w:r>
     </w:p>
     <w:bookmarkEnd w:id="37"/>
@@ -8081,70 +7820,7 @@
         <w:pStyle w:val="BodyText"/>
       </w:pPr>
       <w:r>
-        <w:rPr>
-          <w:rFonts w:hint="eastAsia"/>
-        </w:rPr>
-        <w:t xml:space="preserve">两点工程选择补充说明。其一是静态链接：编译时加</w:t>
-      </w:r>
-      <w:r>
-        <w:t xml:space="preserve"> </w:t>
-      </w:r>
-      <w:r>
-        <w:rPr>
-          <w:rStyle w:val="VerbatimChar"/>
-        </w:rPr>
-        <w:t xml:space="preserve">-static -static-libgcc -static-libstdc++</w:t>
-      </w:r>
-      <w:r>
-        <w:rPr>
-          <w:rFonts w:hint="eastAsia"/>
-        </w:rPr>
-        <w:t xml:space="preserve">，运行时库直接编进可执行文件，交付时不存在”目标机器缺</w:t>
-      </w:r>
-      <w:r>
-        <w:t xml:space="preserve"> </w:t>
-      </w:r>
-      <w:r>
-        <w:rPr>
-          <w:rFonts w:hint="eastAsia"/>
-        </w:rPr>
-        <w:t xml:space="preserve">DLL”的风险，拷贝即用。其二是前端产物由</w:t>
-      </w:r>
-      <w:r>
-        <w:t xml:space="preserve"> C++ </w:t>
-      </w:r>
-      <w:r>
-        <w:rPr>
-          <w:rFonts w:hint="eastAsia"/>
-        </w:rPr>
-        <w:t xml:space="preserve">服务托管而不是单独起</w:t>
-      </w:r>
-      <w:r>
-        <w:t xml:space="preserve"> Node </w:t>
-      </w:r>
-      <w:r>
-        <w:rPr>
-          <w:rFonts w:hint="eastAsia"/>
-        </w:rPr>
-        <w:t xml:space="preserve">服务：看板构建后就是一组静态文件，引擎进程顺便托管它们，交付形态收敛为”一个</w:t>
-      </w:r>
-      <w:r>
-        <w:t xml:space="preserve"> exe + </w:t>
-      </w:r>
-      <w:r>
-        <w:rPr>
-          <w:rFonts w:hint="eastAsia"/>
-        </w:rPr>
-        <w:t xml:space="preserve">一个目录”，也避免了课堂演示时多开进程。前端选用</w:t>
-      </w:r>
-      <w:r>
-        <w:t xml:space="preserve"> Vue </w:t>
-      </w:r>
-      <w:r>
-        <w:rPr>
-          <w:rFonts w:hint="eastAsia"/>
-        </w:rPr>
-        <w:t xml:space="preserve">只承担展示层职责，引擎侧的数据结构与算法不依赖任何第三方库。</w:t>
+        <w:t xml:space="preserve">两点工程选择补充说明。其一是静态链接：编译时加 -static -static-libgcc -static-libstdc++，运行时库直接编进可执行文件，交付时不存在“目标机器缺 DLL”的风险，拷贝即用。其二是前端产物由 C++ 服务托管而不是单独起 Node 服务：看板构建后就是一组静态文件，引擎进程顺便托管它们，交付形态收敛为“一个 exe + 一个目录”，也避免了课堂演示时多开进程。前端选用 Vue 只承担展示层职责，引擎侧的数据结构与算法不依赖任何第三方库。Vue 组件开发参照 Vue 官方文档[4]；WinSock2 接口使用 Microsoft Programmer's Reference[5]；看板实时推送采用浏览器 EventSource 与 text/event-stream 约定，遵循 WHATWG HTML Living Standard 的 Server-sent events 章节[6]。</w:t>
       </w:r>
     </w:p>
     <w:bookmarkEnd w:id="41"/>
@@ -8897,10 +8573,10 @@
       </w:pPr>
       <w:r>
         <w:drawing>
-          <wp:inline>
-            <wp:extent cx="2743200" cy="4789183"/>
-            <wp:effectExtent b="0" l="0" r="0" t="0"/>
-            <wp:docPr descr="图 6 当前源码自动化测试的 PowerShell 实际运行截图（55 项通过、0 项失败）" title="" id="44" name="Picture"/>
+          <ns1:inline>
+            <ns1:extent cx="2743200" cy="4789183"/>
+            <ns1:effectExtent b="0" l="0" r="0" t="0"/>
+            <ns1:docPr descr="图 6 当前源码自动化测试的 PowerShell 实际运行截图（55 项通过、0 项失败）" title="" id="44" name="Picture"/>
             <ns2:graphic>
               <ns2:graphicData uri="http://schemas.openxmlformats.org/drawingml/2006/picture">
                 <ns3:pic>
@@ -8934,7 +8610,7 @@
                 </ns3:pic>
               </ns2:graphicData>
             </ns2:graphic>
-          </wp:inline>
+          </ns1:inline>
         </w:drawing>
       </w:r>
     </w:p>
@@ -9267,82 +8943,7 @@
         <w:pStyle w:val="FirstParagraph"/>
       </w:pPr>
       <w:r>
-        <w:rPr>
-          <w:rFonts w:hint="eastAsia"/>
-        </w:rPr>
-        <w:t xml:space="preserve">分析运行结果之前，先算清题目设定的供需背景。推荐参数下每单从生成到完成平均占用一辆司机约</w:t>
-      </w:r>
-      <w:r>
-        <w:t xml:space="preserve"> 18 </w:t>
-      </w:r>
-      <w:r>
-        <w:rPr>
-          <w:rFonts w:hint="eastAsia"/>
-        </w:rPr>
-        <w:t xml:space="preserve">秒（接驾均值约</w:t>
-      </w:r>
-      <w:r>
-        <w:t xml:space="preserve"> 4 </w:t>
-      </w:r>
-      <w:r>
-        <w:rPr>
-          <w:rFonts w:hint="eastAsia"/>
-        </w:rPr>
-        <w:t xml:space="preserve">秒，行程</w:t>
-      </w:r>
-      <w:r>
-        <w:t xml:space="preserve"> 8–20 </w:t>
-      </w:r>
-      <w:r>
-        <w:rPr>
-          <w:rFonts w:hint="eastAsia"/>
-        </w:rPr>
-        <w:t xml:space="preserve">秒）。订单均值</w:t>
-      </w:r>
-      <w:r>
-        <w:t xml:space="preserve"> 7.5 </w:t>
-      </w:r>
-      <w:r>
-        <w:rPr>
-          <w:rFonts w:hint="eastAsia"/>
-        </w:rPr>
-        <w:t xml:space="preserve">单/秒，对应运力需求约</w:t>
-      </w:r>
-      <w:r>
-        <w:t xml:space="preserve"> 7.5 × 18 = 135 </w:t>
-      </w:r>
-      <w:r>
-        <w:rPr>
-          <w:rFonts w:hint="eastAsia"/>
-        </w:rPr>
-        <w:t xml:space="preserve">个司机当量，而题目只给</w:t>
-      </w:r>
-      <w:r>
-        <w:t xml:space="preserve"> 100 </w:t>
-      </w:r>
-      <w:r>
-        <w:rPr>
-          <w:rFonts w:hint="eastAsia"/>
-        </w:rPr>
-        <w:t xml:space="preserve">辆车，供需在结构上就是紧张的：成功率的理论上限约为</w:t>
-      </w:r>
-      <w:r>
-        <w:t xml:space="preserve"> 100/135 ≈ </w:t>
-      </w:r>
-      <w:r>
-        <w:rPr>
-          <w:rFonts w:hint="eastAsia"/>
-        </w:rPr>
-        <w:t xml:space="preserve">74%，叠加空间摩擦（车与单不在同一格、接驾占用运力）后，45–50%</w:t>
-      </w:r>
-      <w:r>
-        <w:t xml:space="preserve"> </w:t>
-      </w:r>
-      <w:r>
-        <w:rPr>
-          <w:rFonts w:hint="eastAsia"/>
-        </w:rPr>
-        <w:t xml:space="preserve">就是调度机制运转良好时的合理水平。这个测算给后面的数字提供了参照系——取消不是缺陷而是题目要求的状态流转，评价系统好坏的依据应是取消量是否可控、司机是否被充分利用。</w:t>
+        <w:t xml:space="preserve">分析运行结果之前，先算清题目设定的供需背景。推荐参数下每单从生成到完成平均占用一辆司机约 18 秒（接驾均值约 4 秒，行程 8–20 秒）。订单均值 7.5 单/秒，对应运力需求约 7.5 × 18 = 135 个司机当量，而题目只给 100 辆车。在忽略空间错配、空驶移动和随机波动等因素的理想化条件下，100 辆车相对于这一持续服务需求的容量比例约为 100/135 ≈ 74%。该数值只用于说明当前参数下存在明显的供需压力，并不作为系统成功率的严格理论上限；实际结果还会受到空间摩擦、接驾时间、订单超时和车辆分布等因素影响。这个测算给后面的数字提供参照系——取消不是缺陷而是题目要求的状态流转，评价系统好坏的依据应是取消量是否可控、司机是否被充分利用[11]。</w:t>
       </w:r>
     </w:p>
     <w:bookmarkEnd w:id="48"/>
@@ -9806,10 +9407,10 @@
       </w:pPr>
       <w:r>
         <w:drawing>
-          <wp:inline>
-            <wp:extent cx="5334000" cy="3151364"/>
-            <wp:effectExtent b="0" l="0" r="0" t="0"/>
-            <wp:docPr descr="图 7 调度机制对派单决策成功率的贡献" title="" id="50" name="Picture"/>
+          <ns1:inline>
+            <ns1:extent cx="5334000" cy="3151364"/>
+            <ns1:effectExtent b="0" l="0" r="0" t="0"/>
+            <ns1:docPr descr="图 7 调度机制对派单决策成功率的贡献" title="" id="50" name="Picture"/>
             <ns2:graphic>
               <ns2:graphicData uri="http://schemas.openxmlformats.org/drawingml/2006/picture">
                 <ns3:pic>
@@ -9852,7 +9453,7 @@
                 </ns3:pic>
               </ns2:graphicData>
             </ns2:graphic>
-          </wp:inline>
+          </ns1:inline>
         </w:drawing>
       </w:r>
     </w:p>
@@ -10710,10 +10311,10 @@
       </w:pPr>
       <w:r>
         <w:drawing>
-          <wp:inline>
-            <wp:extent cx="5334000" cy="3378200"/>
-            <wp:effectExtent b="0" l="0" r="0" t="0"/>
-            <wp:docPr descr="图 8 热点轮换后的队列与调度中司机响应" title="" id="55" name="Picture"/>
+          <ns1:inline>
+            <ns1:extent cx="5334000" cy="3378200"/>
+            <ns1:effectExtent b="0" l="0" r="0" t="0"/>
+            <ns1:docPr descr="图 8 热点轮换后的队列与调度中司机响应" title="" id="55" name="Picture"/>
             <ns2:graphic>
               <ns2:graphicData uri="http://schemas.openxmlformats.org/drawingml/2006/picture">
                 <ns3:pic>
@@ -10756,7 +10357,7 @@
                 </ns3:pic>
               </ns2:graphicData>
             </ns2:graphic>
-          </wp:inline>
+          </ns1:inline>
         </w:drawing>
       </w:r>
     </w:p>
@@ -10842,10 +10443,10 @@
       </w:pPr>
       <w:r>
         <w:drawing>
-          <wp:inline>
-            <wp:extent cx="5334000" cy="3175000"/>
-            <wp:effectExtent b="0" l="0" r="0" t="0"/>
-            <wp:docPr descr="图 9 热点轮换后约 3 秒的看板实况（青色短线为调度流向，红框为警报热点格）" title="" id="58" name="Picture"/>
+          <ns1:inline>
+            <ns1:extent cx="5334000" cy="3175000"/>
+            <ns1:effectExtent b="0" l="0" r="0" t="0"/>
+            <ns1:docPr descr="图 9 热点轮换后约 3 秒的看板实况（青色短线为调度流向，红框为警报热点格）" title="" id="58" name="Picture"/>
             <ns2:graphic>
               <ns2:graphicData uri="http://schemas.openxmlformats.org/drawingml/2006/picture">
                 <ns3:pic>
@@ -10879,7 +10480,7 @@
                 </ns3:pic>
               </ns2:graphicData>
             </ns2:graphic>
-          </wp:inline>
+          </ns1:inline>
         </w:drawing>
       </w:r>
     </w:p>
@@ -11390,10 +10991,10 @@
       </w:pPr>
       <w:r>
         <w:drawing>
-          <wp:inline>
-            <wp:extent cx="5334000" cy="3175000"/>
-            <wp:effectExtent b="0" l="0" r="0" t="0"/>
-            <wp:docPr descr="图 10 推荐演示参数下的稳态运行视图（热力图、核心指标、趋势与日志）" title="" id="66" name="Picture"/>
+          <ns1:inline>
+            <ns1:extent cx="5334000" cy="3175000"/>
+            <ns1:effectExtent b="0" l="0" r="0" t="0"/>
+            <ns1:docPr descr="图 10 推荐演示参数下的稳态运行视图（热力图、核心指标、趋势与日志）" title="" id="66" name="Picture"/>
             <ns2:graphic>
               <ns2:graphicData uri="http://schemas.openxmlformats.org/drawingml/2006/picture">
                 <ns3:pic>
@@ -11427,7 +11028,7 @@
                 </ns3:pic>
               </ns2:graphicData>
             </ns2:graphic>
-          </wp:inline>
+          </ns1:inline>
         </w:drawing>
       </w:r>
     </w:p>
@@ -12539,64 +12140,7 @@
         <w:pStyle w:val="BodyText"/>
       </w:pPr>
       <w:r>
-        <w:rPr>
-          <w:rFonts w:hint="eastAsia"/>
-        </w:rPr>
-        <w:t xml:space="preserve">分析环节的收获同样具体。参数分析时我们发现，在题目的供需设定下成功率存在约</w:t>
-      </w:r>
-      <w:r>
-        <w:t xml:space="preserve"> 74% </w:t>
-      </w:r>
-      <w:r>
-        <w:rPr>
-          <w:rFonts w:hint="eastAsia"/>
-        </w:rPr>
-        <w:t xml:space="preserve">的理论天花板，此后才理解系统指标要放在约束背景下解读：45%</w:t>
-      </w:r>
-      <w:r>
-        <w:t xml:space="preserve"> </w:t>
-      </w:r>
-      <w:r>
-        <w:rPr>
-          <w:rFonts w:hint="eastAsia"/>
-        </w:rPr>
-        <w:t xml:space="preserve">的成功率不是引擎不行，而是</w:t>
-      </w:r>
-      <w:r>
-        <w:t xml:space="preserve"> 100 </w:t>
-      </w:r>
-      <w:r>
-        <w:rPr>
-          <w:rFonts w:hint="eastAsia"/>
-        </w:rPr>
-        <w:t xml:space="preserve">辆车扛不住</w:t>
-      </w:r>
-      <w:r>
-        <w:t xml:space="preserve"> 7.5 </w:t>
-      </w:r>
-      <w:r>
-        <w:rPr>
-          <w:rFonts w:hint="eastAsia"/>
-        </w:rPr>
-        <w:t xml:space="preserve">单/秒的正常表现，真正体现机制价值的是”调度开与关”的对照实验（15%</w:t>
-      </w:r>
-      <w:r>
-        <w:t xml:space="preserve"> </w:t>
-      </w:r>
-      <w:r>
-        <w:rPr>
-          <w:rFonts w:hint="eastAsia"/>
-        </w:rPr>
-        <w:t xml:space="preserve">对</w:t>
-      </w:r>
-      <w:r>
-        <w:t xml:space="preserve"> </w:t>
-      </w:r>
-      <w:r>
-        <w:rPr>
-          <w:rFonts w:hint="eastAsia"/>
-        </w:rPr>
-        <w:t xml:space="preserve">49%）。用批量仿真代替肉眼观察来下结论，是这次设计里我认为最接近工程实践的一步。</w:t>
+        <w:t xml:space="preserve">分析环节的收获同样具体。参数分析时我们发现，100 辆车相对于 7.5 单/秒、平均占用 18 秒的持续需求只能提供约 74% 的理想容量比例，此后才理解系统指标要放在约束背景下解读：45% 的成功率不是引擎不行，而是供需压力、空间摩擦与订单超时共同作用的结果，真正体现机制价值的是“调度开与关”的对照实验（15% 对 49%）。用批量仿真代替肉眼观察来下结论，是这次设计里我认为最接近工程实践的一步。</w:t>
       </w:r>
     </w:p>
     <w:p>
@@ -12604,46 +12148,7 @@
         <w:pStyle w:val="BodyText"/>
       </w:pPr>
       <w:r>
-        <w:rPr>
-          <w:rFonts w:hint="eastAsia"/>
-        </w:rPr>
-        <w:t xml:space="preserve">系统尚有几处有意的简化。调度行程固定</w:t>
-      </w:r>
-      <w:r>
-        <w:t xml:space="preserve"> 2 </w:t>
-      </w:r>
-      <w:r>
-        <w:rPr>
-          <w:rFonts w:hint="eastAsia"/>
-        </w:rPr>
-        <w:t xml:space="preserve">秒，与供体距离无关，因此调度半径才有条件开到</w:t>
-      </w:r>
-      <w:r>
-        <w:t xml:space="preserve"> 30 </w:t>
-      </w:r>
-      <w:r>
-        <w:rPr>
-          <w:rFonts w:hint="eastAsia"/>
-        </w:rPr>
-        <w:t xml:space="preserve">格；路况是网格系数场而非真实路网拓扑，ETA</w:t>
-      </w:r>
-      <w:r>
-        <w:t xml:space="preserve"> </w:t>
-      </w:r>
-      <w:r>
-        <w:rPr>
-          <w:rFonts w:hint="eastAsia"/>
-        </w:rPr>
-        <w:t xml:space="preserve">按直线穿越的格子加权估算，不包含绕行。对应的改进方向也明确：调度行程改为按距离与车速推进，并把调度半径回收至</w:t>
-      </w:r>
-      <w:r>
-        <w:t xml:space="preserve"> 10–15 </w:t>
-      </w:r>
-      <w:r>
-        <w:rPr>
-          <w:rFonts w:hint="eastAsia"/>
-        </w:rPr>
-        <w:t xml:space="preserve">格；撮合线程化分片以进一步提高吞吐；在订单生成时引入目的地聚合，让行程完成的司机自然沉降在新需求附近，减少对显式调度的依赖。</w:t>
+        <w:t xml:space="preserve">系统尚有几处有意的简化。调度行程固定 2 秒，与供体距离无关，因此调度半径才有条件开到 30 格；路况是网格系数场而非真实路网拓扑，ETA 按直线穿越的格子加权估算，不包含绕行。对应的改进方向也明确：调度行程改为按距离与车速推进，并把调度半径回收至 10–15 格；撮合线程化分片以进一步提高吞吐；在订单生成时引入目的地聚合，让行程完成的司机自然沉降在新需求附近，减少对显式调度的依赖。更大规模的平台可以进一步根据区域状态学习车辆调度策略，已有研究已将多智能体深度强化学习用于大规模车队管理[13]。进一步还可以由当前“发现热点后再调度”的响应式策略发展为预测式调度：已有研究将短期需求预测与模型预测控制结合，以提前执行车辆再平衡[14]；网约车短期需求预测[15]和区域级时空图模型[16]也为这一方向提供了方法基础。本系统后续可以保留当前网格状态表示，将人工设定的失衡阈值逐步替换为数据驱动的调度策略。</w:t>
       </w:r>
     </w:p>
     <w:bookmarkEnd w:id="73"/>
@@ -12674,31 +12179,7 @@
         <w:pStyle w:val="FirstParagraph"/>
       </w:pPr>
       <w:r>
-        <w:t xml:space="preserve">[1] </w:t>
-      </w:r>
-      <w:r>
-        <w:rPr>
-          <w:rFonts w:hint="eastAsia"/>
-        </w:rPr>
-        <w:t xml:space="preserve">严蔚敏，吴伟民.</w:t>
-      </w:r>
-      <w:r>
-        <w:t xml:space="preserve"> </w:t>
-      </w:r>
-      <w:r>
-        <w:rPr>
-          <w:rFonts w:hint="eastAsia"/>
-        </w:rPr>
-        <w:t xml:space="preserve">数据结构（C语言版）[M].</w:t>
-      </w:r>
-      <w:r>
-        <w:t xml:space="preserve"> </w:t>
-      </w:r>
-      <w:r>
-        <w:rPr>
-          <w:rFonts w:hint="eastAsia"/>
-        </w:rPr>
-        <w:t xml:space="preserve">北京：清华大学出版社，2007.</w:t>
+        <w:t xml:space="preserve">[1] 严蔚敏，吴伟民. 数据结构（C语言版）[M]. 北京：清华大学出版社，2007.</w:t>
       </w:r>
     </w:p>
     <w:p>
@@ -12706,31 +12187,7 @@
         <w:pStyle w:val="BodyText"/>
       </w:pPr>
       <w:r>
-        <w:t xml:space="preserve">[2] Mark Allen Weiss. </w:t>
-      </w:r>
-      <w:r>
-        <w:rPr>
-          <w:rFonts w:hint="eastAsia"/>
-        </w:rPr>
-        <w:t xml:space="preserve">数据结构与算法分析：C语言描述（第2版）[M].</w:t>
-      </w:r>
-      <w:r>
-        <w:t xml:space="preserve"> </w:t>
-      </w:r>
-      <w:r>
-        <w:rPr>
-          <w:rFonts w:hint="eastAsia"/>
-        </w:rPr>
-        <w:t xml:space="preserve">冯舜玺，译.</w:t>
-      </w:r>
-      <w:r>
-        <w:t xml:space="preserve"> </w:t>
-      </w:r>
-      <w:r>
-        <w:rPr>
-          <w:rFonts w:hint="eastAsia"/>
-        </w:rPr>
-        <w:t xml:space="preserve">北京：机械工业出版社，2004.</w:t>
+        <w:t xml:space="preserve">[2] Thomas H. Cormen，Charles E. Leiserson，Ronald L. Rivest，等. 算法导论（原书第3版）[M]. 殷建平，徐云，王刚，等译. 北京：机械工业出版社，2013.</w:t>
       </w:r>
     </w:p>
     <w:p>
@@ -12738,58 +12195,7 @@
         <w:pStyle w:val="BodyText"/>
       </w:pPr>
       <w:r>
-        <w:t xml:space="preserve">[3] Thomas H. </w:t>
-      </w:r>
-      <w:r>
-        <w:rPr>
-          <w:rFonts w:hint="eastAsia"/>
-        </w:rPr>
-        <w:t xml:space="preserve">Cormen，Charles</w:t>
-      </w:r>
-      <w:r>
-        <w:t xml:space="preserve"> E. </w:t>
-      </w:r>
-      <w:r>
-        <w:rPr>
-          <w:rFonts w:hint="eastAsia"/>
-        </w:rPr>
-        <w:t xml:space="preserve">Leiserson，Ronald</w:t>
-      </w:r>
-      <w:r>
-        <w:t xml:space="preserve"> L. </w:t>
-      </w:r>
-      <w:r>
-        <w:rPr>
-          <w:rFonts w:hint="eastAsia"/>
-        </w:rPr>
-        <w:t xml:space="preserve">Rivest，等.</w:t>
-      </w:r>
-      <w:r>
-        <w:t xml:space="preserve"> </w:t>
-      </w:r>
-      <w:r>
-        <w:rPr>
-          <w:rFonts w:hint="eastAsia"/>
-        </w:rPr>
-        <w:t xml:space="preserve">算法导论（原书第3版）[M].</w:t>
-      </w:r>
-      <w:r>
-        <w:t xml:space="preserve"> </w:t>
-      </w:r>
-      <w:r>
-        <w:rPr>
-          <w:rFonts w:hint="eastAsia"/>
-        </w:rPr>
-        <w:t xml:space="preserve">殷建平，徐云，王刚，等译.</w:t>
-      </w:r>
-      <w:r>
-        <w:t xml:space="preserve"> </w:t>
-      </w:r>
-      <w:r>
-        <w:rPr>
-          <w:rFonts w:hint="eastAsia"/>
-        </w:rPr>
-        <w:t xml:space="preserve">北京：机械工业出版社，2013.</w:t>
+        <w:t xml:space="preserve">[3] Stanley B. Lippman，Josée Lajoie，Barbara E. Moo. C++ Primer（第5版）[M]. 王刚，杨巨峰，译. 北京：电子工业出版社，2013.</w:t>
       </w:r>
     </w:p>
     <w:p>
@@ -12797,49 +12203,7 @@
         <w:pStyle w:val="BodyText"/>
       </w:pPr>
       <w:r>
-        <w:t xml:space="preserve">[4] Stanley B. </w:t>
-      </w:r>
-      <w:r>
-        <w:rPr>
-          <w:rFonts w:hint="eastAsia"/>
-        </w:rPr>
-        <w:t xml:space="preserve">Lippman，Josée</w:t>
-      </w:r>
-      <w:r>
-        <w:t xml:space="preserve"> </w:t>
-      </w:r>
-      <w:r>
-        <w:rPr>
-          <w:rFonts w:hint="eastAsia"/>
-        </w:rPr>
-        <w:t xml:space="preserve">Lajoie，Barbara</w:t>
-      </w:r>
-      <w:r>
-        <w:t xml:space="preserve"> E. Moo. C++ </w:t>
-      </w:r>
-      <w:r>
-        <w:rPr>
-          <w:rFonts w:hint="eastAsia"/>
-        </w:rPr>
-        <w:t xml:space="preserve">Primer（第5版）[M].</w:t>
-      </w:r>
-      <w:r>
-        <w:t xml:space="preserve"> </w:t>
-      </w:r>
-      <w:r>
-        <w:rPr>
-          <w:rFonts w:hint="eastAsia"/>
-        </w:rPr>
-        <w:t xml:space="preserve">王刚，杨巨峰，译.</w:t>
-      </w:r>
-      <w:r>
-        <w:t xml:space="preserve"> </w:t>
-      </w:r>
-      <w:r>
-        <w:rPr>
-          <w:rFonts w:hint="eastAsia"/>
-        </w:rPr>
-        <w:t xml:space="preserve">北京：电子工业出版社，2013.</w:t>
+        <w:t xml:space="preserve">[4] 尤雨溪，等. Vue.js 官方文档[EB/OL]. https://cn.vuejs.org/guide/, 2026.</w:t>
       </w:r>
     </w:p>
     <w:p>
@@ -12847,31 +12211,7 @@
         <w:pStyle w:val="BodyText"/>
       </w:pPr>
       <w:r>
-        <w:t xml:space="preserve">[5] </w:t>
-      </w:r>
-      <w:r>
-        <w:rPr>
-          <w:rFonts w:hint="eastAsia"/>
-        </w:rPr>
-        <w:t xml:space="preserve">程杰.</w:t>
-      </w:r>
-      <w:r>
-        <w:t xml:space="preserve"> </w:t>
-      </w:r>
-      <w:r>
-        <w:rPr>
-          <w:rFonts w:hint="eastAsia"/>
-        </w:rPr>
-        <w:t xml:space="preserve">大话数据结构[M].</w:t>
-      </w:r>
-      <w:r>
-        <w:t xml:space="preserve"> </w:t>
-      </w:r>
-      <w:r>
-        <w:rPr>
-          <w:rFonts w:hint="eastAsia"/>
-        </w:rPr>
-        <w:t xml:space="preserve">北京：清华大学出版社，2011.</w:t>
+        <w:t xml:space="preserve">[5] Microsoft. Winsock Programmer's Reference[EB/OL]. https://learn.microsoft.com/windows/win32/winsock/, 2026.</w:t>
       </w:r>
     </w:p>
     <w:p>
@@ -12879,25 +12219,7 @@
         <w:pStyle w:val="BodyText"/>
       </w:pPr>
       <w:r>
-        <w:t xml:space="preserve">[6] </w:t>
-      </w:r>
-      <w:r>
-        <w:rPr>
-          <w:rFonts w:hint="eastAsia"/>
-        </w:rPr>
-        <w:t xml:space="preserve">尤雨溪，等.</w:t>
-      </w:r>
-      <w:r>
-        <w:t xml:space="preserve"> Vue.js </w:t>
-      </w:r>
-      <w:r>
-        <w:rPr>
-          <w:rFonts w:hint="eastAsia"/>
-        </w:rPr>
-        <w:t xml:space="preserve">官方文档[EB/OL].</w:t>
-      </w:r>
-      <w:r>
-        <w:t xml:space="preserve"> https://cn.vuejs.org/guide/, 2026.</w:t>
+        <w:t xml:space="preserve">[6] WHATWG. HTML Living Standard: Server-sent events[EB/OL]. https://html.spec.whatwg.org/multipage/server-sent-events.html, 2026-09-04.</w:t>
       </w:r>
     </w:p>
     <w:p>
@@ -12905,7 +12227,87 @@
         <w:pStyle w:val="BodyText"/>
       </w:pPr>
       <w:r>
-        <w:t xml:space="preserve">[7] Microsoft. Winsock Programmer’s Reference[EB/OL]. https://learn.microsoft.com/windows/win32/winsock/, 2026.</w:t>
+        <w:t xml:space="preserve">[7] Xu Z, Li Z, Guan Q, et al. Large-Scale Order Dispatch in On-Demand Ride-Hailing Platforms: A Learning and Planning Approach[C]//Proceedings of the 24th ACM SIGKDD International Conference on Knowledge Discovery &amp; Data Mining. New York: ACM, 2018: 905-913. DOI:10.1145/3219819.3219824.</w:t>
+      </w:r>
+    </w:p>
+    <w:p>
+      <w:pPr>
+        <w:pStyle w:val="BodyText"/>
+      </w:pPr>
+      <w:r>
+        <w:t xml:space="preserve">[8] Qin Z, Tang X, Jiao Y, et al. Ride-Hailing Order Dispatching at DiDi via Reinforcement Learning[J]. INFORMS Journal on Applied Analytics, 2020, 50(5): 272-286. DOI:10.1287/inte.2020.1047.</w:t>
+      </w:r>
+    </w:p>
+    <w:p>
+      <w:pPr>
+        <w:pStyle w:val="BodyText"/>
+      </w:pPr>
+      <w:r>
+        <w:t xml:space="preserve">[9] Ma S, Zheng Y, Wolfson O. T-Share: A Large-Scale Dynamic Taxi Ridesharing Service[C]//2013 IEEE 29th International Conference on Data Engineering. IEEE, 2013: 410-421. DOI:10.1109/ICDE.2013.6544843.</w:t>
+      </w:r>
+    </w:p>
+    <w:p>
+      <w:pPr>
+        <w:pStyle w:val="BodyText"/>
+      </w:pPr>
+      <w:r>
+        <w:t xml:space="preserve">[10] Pavone M, Smith S L, Frazzoli E, Rus D. Robotic Load Balancing for Mobility-on-Demand Systems[J]. The International Journal of Robotics Research, 2012, 31(7): 839-854. DOI:10.1177/0278364912444766.</w:t>
+      </w:r>
+    </w:p>
+    <w:p>
+      <w:pPr>
+        <w:pStyle w:val="BodyText"/>
+      </w:pPr>
+      <w:r>
+        <w:t xml:space="preserve">[11] Zhang R, Pavone M. Control of Robotic Mobility-on-Demand Systems: A Queueing-Theoretical Perspective[J]. The International Journal of Robotics Research, 2016, 35(1-3): 186-203. DOI:10.1177/0278364915581863.</w:t>
+      </w:r>
+    </w:p>
+    <w:p>
+      <w:pPr>
+        <w:pStyle w:val="BodyText"/>
+      </w:pPr>
+      <w:r>
+        <w:t xml:space="preserve">[12] Alonso-Mora J, Samaranayake S, Wallar A, Frazzoli E, Rus D. On-Demand High-Capacity Ride-Sharing via Dynamic Trip-Vehicle Assignment[J]. Proceedings of the National Academy of Sciences, 2017, 114(3): 462-467. DOI:10.1073/pnas.1611675114.</w:t>
+      </w:r>
+    </w:p>
+    <w:p>
+      <w:pPr>
+        <w:pStyle w:val="BodyText"/>
+      </w:pPr>
+      <w:r>
+        <w:t xml:space="preserve">[13] Lin K, Zhao R, Xu Z, Zhou J. Efficient Large-Scale Fleet Management via Multi-Agent Deep Reinforcement Learning[C]//Proceedings of the 24th ACM SIGKDD International Conference on Knowledge Discovery &amp; Data Mining. ACM, 2018: 1774-1783. DOI:10.1145/3219819.3219993.</w:t>
+      </w:r>
+    </w:p>
+    <w:p>
+      <w:pPr>
+        <w:pStyle w:val="BodyText"/>
+      </w:pPr>
+      <w:r>
+        <w:t xml:space="preserve">[14] Iglesias R, Rossi F, Wang K, Hallac D, Leskovec J, Pavone M. Data-Driven Model Predictive Control of Autonomous Mobility-on-Demand Systems[C]//2018 IEEE International Conference on Robotics and Automation. IEEE, 2018: 1-7. DOI:10.1109/ICRA.2018.8460966.</w:t>
+      </w:r>
+    </w:p>
+    <w:p>
+      <w:pPr>
+        <w:pStyle w:val="BodyText"/>
+      </w:pPr>
+      <w:r>
+        <w:t xml:space="preserve">[15] Ke J, Zheng H, Yang H, Chen X. Short-Term Forecasting of Passenger Demand under On-Demand Ride Services: A Spatio-Temporal Deep Learning Approach[J]. Transportation Research Part C: Emerging Technologies, 2017, 85: 591-608. DOI:10.1016/j.trc.2017.10.016.</w:t>
+      </w:r>
+    </w:p>
+    <w:p>
+      <w:pPr>
+        <w:pStyle w:val="BodyText"/>
+      </w:pPr>
+      <w:r>
+        <w:t xml:space="preserve">[16] Geng X, Li Y, Wang L, et al. Spatiotemporal Multi-Graph Convolution Network for Ride-Hailing Demand Forecasting[C]//Proceedings of the AAAI Conference on Artificial Intelligence. 2019, 33(1): 3656-3663. DOI:10.1609/aaai.v33i01.33013656.</w:t>
+      </w:r>
+    </w:p>
+    <w:p>
+      <w:pPr>
+        <w:pStyle w:val="BodyText"/>
+      </w:pPr>
+      <w:r>
+        <w:t xml:space="preserve">[17] Samet H. Foundations of Multidimensional and Metric Data Structures[M]. San Francisco: Morgan Kaufmann, 2006. ISBN:0-12-369446-9.</w:t>
       </w:r>
     </w:p>
     <w:bookmarkEnd w:id="75"/>

--- a/课程设计总结报告.docx
+++ b/课程设计总结报告.docx
@@ -872,48 +872,7 @@
         </w:numPr>
       </w:pPr>
       <w:r>
-        <w:rPr>
-          <w:rFonts w:hint="eastAsia"/>
-          <w:b/>
-          <w:bCs/>
-        </w:rPr>
-        <w:t xml:space="preserve">测试与参数分析工具。</w:t>
-      </w:r>
-      <w:r>
-        <w:t xml:space="preserve"> </w:t>
-      </w:r>
-      <w:r>
-        <w:rPr>
-          <w:rFonts w:hint="eastAsia"/>
-        </w:rPr>
-        <w:t xml:space="preserve">单元测试覆盖八组共</w:t>
-      </w:r>
-      <w:r>
-        <w:t xml:space="preserve"> 55 </w:t>
-      </w:r>
-      <w:r>
-        <w:rPr>
-          <w:rFonts w:hint="eastAsia"/>
-        </w:rPr>
-        <w:t xml:space="preserve">项断言（见</w:t>
-      </w:r>
-      <w:r>
-        <w:t xml:space="preserve"> 1.6 </w:t>
-      </w:r>
-      <w:r>
-        <w:rPr>
-          <w:rFonts w:hint="eastAsia"/>
-        </w:rPr>
-        <w:t xml:space="preserve">节）；另有参数扫参工具以测试模式驱动同一引擎批量仿真，输出逐秒指标与事件统计，1.6</w:t>
-      </w:r>
-      <w:r>
-        <w:t xml:space="preserve"> </w:t>
-      </w:r>
-      <w:r>
-        <w:rPr>
-          <w:rFonts w:hint="eastAsia"/>
-        </w:rPr>
-        <w:t xml:space="preserve">节的分析结论均出自该工具的原始数据。</w:t>
+        <w:t xml:space="preserve">测试与参数分析工具。单元测试覆盖八组共 55 项断言（见 1.6 节）；另有参数扫参工具以测试模式驱动同一引擎批量仿真，输出逐秒指标与事件统计，1.6 节的分析结论均出自该工具生成的实验数据。</w:t>
       </w:r>
     </w:p>
     <w:p>
@@ -2188,82 +2147,7 @@
         <w:pStyle w:val="BodyText"/>
       </w:pPr>
       <w:r>
-        <w:rPr>
-          <w:rFonts w:hint="eastAsia"/>
-        </w:rPr>
-        <w:t xml:space="preserve">路况场是叠加在网格索引上的系数层：畅通</w:t>
-      </w:r>
-      <w:r>
-        <w:t xml:space="preserve"> </w:t>
-      </w:r>
-      <w:r>
-        <w:rPr>
-          <w:rFonts w:hint="eastAsia"/>
-        </w:rPr>
-        <w:t xml:space="preserve">1.0、缓行</w:t>
-      </w:r>
-      <w:r>
-        <w:t xml:space="preserve"> </w:t>
-      </w:r>
-      <w:r>
-        <w:rPr>
-          <w:rFonts w:hint="eastAsia"/>
-        </w:rPr>
-        <w:t xml:space="preserve">1.5、拥堵</w:t>
-      </w:r>
-      <w:r>
-        <w:t xml:space="preserve"> </w:t>
-      </w:r>
-      <w:r>
-        <w:rPr>
-          <w:rFonts w:hint="eastAsia"/>
-        </w:rPr>
-        <w:t xml:space="preserve">2.5，每</w:t>
-      </w:r>
-      <w:r>
-        <w:t xml:space="preserve"> 5 </w:t>
-      </w:r>
-      <w:r>
-        <w:rPr>
-          <w:rFonts w:hint="eastAsia"/>
-        </w:rPr>
-        <w:t xml:space="preserve">模拟秒刷新一次。活跃热点区域整体覆盖</w:t>
-      </w:r>
-      <w:r>
-        <w:t xml:space="preserve"> 1.5 </w:t>
-      </w:r>
-      <w:r>
-        <w:rPr>
-          <w:rFonts w:hint="eastAsia"/>
-        </w:rPr>
-        <w:t xml:space="preserve">倍系数（核心</w:t>
-      </w:r>
-      <w:r>
-        <w:t xml:space="preserve"> 2.5 </w:t>
-      </w:r>
-      <w:r>
-        <w:rPr>
-          <w:rFonts w:hint="eastAsia"/>
-        </w:rPr>
-        <w:t xml:space="preserve">倍），另有两处位置随时间漂移的周期性事故点，构造出动态变化的通行环境。这样同一个司机在不同时刻的</w:t>
-      </w:r>
-      <w:r>
-        <w:t xml:space="preserve"> ETA </w:t>
-      </w:r>
-      <w:r>
-        <w:rPr>
-          <w:rFonts w:hint="eastAsia"/>
-        </w:rPr>
-        <w:t xml:space="preserve">不同，撮合结果会随路况漂移而变化，也为</w:t>
-      </w:r>
-      <w:r>
-        <w:t xml:space="preserve"> 1.6 </w:t>
-      </w:r>
-      <w:r>
-        <w:rPr>
-          <w:rFonts w:hint="eastAsia"/>
-        </w:rPr>
-        <w:t xml:space="preserve">节的路况可见性分析提供了素材。</w:t>
+        <w:t xml:space="preserve">路况场是叠加在网格索引上的系数层：畅通 1.0、缓行 1.5、拥堵 2.5，每 5 模拟秒刷新一次。活跃热点区域整体覆盖 1.5 倍系数（核心 2.5 倍），另有两处位置随时间漂移的周期性事故点，构造出动态变化的通行环境。这样同一个司机在不同时刻的 ETA 不同，撮合结果会随路况漂移而变化，也为 1.6 节的路况可见性分析提供了可观察的变化。</w:t>
       </w:r>
     </w:p>
     <w:p>
@@ -3823,7 +3707,7 @@
         <w:pStyle w:val="FirstParagraph"/>
       </w:pPr>
       <w:r>
-        <w:t xml:space="preserve">运力空间分布失衡是 Mobility-on-Demand 系统中的典型问题：不同区域的需求不均衡时，车辆会在部分区域积累，而高需求区域可能持续缺车，因此需要主动执行空驶车辆再平衡[10]。相关研究还从排队网络角度分析车辆可用率和再平衡策略[11]。本设计没有建立完整排队网络模型，而是采用更适合课程演示的网格级供需差作为实时信号，以 pendingCount − idleCount 衡量失衡，并从周边富余网格调入司机。每拍对全部 10000 个格子做一次线性扫描，差值严格超过失衡阈值的格子即为警报热点：</w:t>
+        <w:t xml:space="preserve">运力空间分布失衡是 Mobility-on-Demand 系统中的典型问题：不同区域的需求不均衡时，车辆会在部分区域积累，而高需求区域可能持续缺车，因此需要主动执行空驶车辆再平衡[10]。相关研究还从排队网络角度分析车辆可用率和再平衡策略[11]。本设计没有建立完整排队网络模型，而是采用网格级供需差作为实时信号，以 pendingCount − idleCount 衡量失衡，并从周边富余网格调入司机。每拍对全部 10000 个格子做一次线性扫描，差值严格超过失衡阈值的格子即为警报热点：</w:t>
       </w:r>
     </w:p>
     <w:p>
@@ -5878,7 +5762,7 @@
         <w:pStyle w:val="FirstParagraph"/>
       </w:pPr>
       <w:r>
-        <w:t xml:space="preserve">逻辑上它是一个 100×100 的网格矩阵，每格 10×10 米。大规模出租车服务中，利用时空索引缩小候选车辆搜索范围是一类常见思路，例如 T-Share 通过时空索引快速检索可能满足请求的候选出租车[9]；多维空间数据结构专著也系统讨论了网格化空间划分与度量空间检索[17]。本设计进一步按照课程题目的约束，将城市规则化为固定二维网格，以常数时间完成坐标到格子的映射。物理上采用“顺序 + 链式”的复合存储：10000 个格子按行优先压平进一个连续数组，坐标到格子的映射只需两次整除：</w:t>
+        <w:t xml:space="preserve">逻辑上它是一个 100×100 的网格矩阵，每格 10×10 米。大规模出租车服务中，利用时空索引缩小候选车辆搜索范围是一类常见思路，例如 T-Share 通过时空索引快速检索可能满足请求的候选出租车[9]；多维空间数据结构专著也系统讨论了网格化空间划分与度量空间检索[17]。系统将城市规则化为固定二维网格，以常数时间完成坐标到格子的映射。物理上采用“顺序 + 链式”的复合存储：10000 个格子按行优先压平进一个连续数组，坐标到格子的映射只需两次整除：</w:t>
       </w:r>
     </w:p>
     <w:p>
@@ -7299,7 +7183,7 @@
         <w:pStyle w:val="FirstParagraph"/>
       </w:pPr>
       <w:r>
-        <w:t xml:space="preserve">弹出时取走堆顶，把末元素换到堆顶后逐层下沉，每层在左右子女中选最小者交换，直到堆性质恢复，同为 O(log n)。撮合每拍都会发生、每单要把全部候选逐一压堆再取堆顶，堆的 O(log n) 插入弹出符合“流式产生候选、逐一取最优”的流程。需要如实区分复杂度：若一个订单有 C 个候选且最终只取一个最优司机，直接线性扫描全部候选即可在 O(C) 时间内得到最优值；当前实现逐个插入最小堆，开销为 O(C log C)。因此本设计采用最小堆主要是为了满足课程设计对堆结构的实现与应用要求，并使候选司机能够按统一规则动态进入优先队列；当需要继续取得 Top-k 候选或动态维护候选集合时，堆的可扩展性更有价值，而不是声称它在当前规模下具有绝对复杂度优势[2]。比较规则用 1.3.2 节的决胜链，保证堆内全序确定。</w:t>
+        <w:t xml:space="preserve">弹出时取走堆顶，把末元素换到堆顶后逐层下沉，每层在左右子女中选最小者交换，直到堆性质恢复，同为 O(log n)。撮合每拍都会发生、每单要把全部候选逐一压堆再取堆顶，堆的 O(log n) 插入弹出符合“流式产生候选、逐一取最优”的流程。需要如实区分复杂度：若一个订单有 C 个候选且最终只取一个最优司机，直接线性扫描全部候选即可在 O(C) 时间内得到最优值；当前实现逐个插入最小堆，开销为 O(C log C)。本实现选择最小堆，是为了让候选按统一规则进入优先队列，并保留继续取得 Top-k 候选或动态维护候选集合的空间；它并不意味着在当前规模下具有绝对复杂度优势[2]。比较规则用 1.3.2 节的决胜链，保证堆内全序确定。</w:t>
       </w:r>
     </w:p>
     <w:bookmarkEnd w:id="37"/>
@@ -7379,70 +7263,7 @@
         <w:pStyle w:val="FirstParagraph"/>
       </w:pPr>
       <w:r>
-        <w:rPr>
-          <w:rFonts w:hint="eastAsia"/>
-        </w:rPr>
-        <w:t xml:space="preserve">核心数据结构及正式引擎实现未使用</w:t>
-      </w:r>
-      <w:r>
-        <w:t xml:space="preserve"> STL </w:t>
-      </w:r>
-      <w:r>
-        <w:rPr>
-          <w:rFonts w:hint="eastAsia"/>
-        </w:rPr>
-        <w:t xml:space="preserve">容器替代题目要求的网格索引、订单队列和最小堆，也未使用第三方空间库；候选排序完全由手写最小堆完成，未使用</w:t>
-      </w:r>
-      <w:r>
-        <w:t xml:space="preserve"> </w:t>
-      </w:r>
-      <w:r>
-        <w:rPr>
-          <w:rStyle w:val="VerbatimChar"/>
-        </w:rPr>
-        <w:t xml:space="preserve">std::sort</w:t>
-      </w:r>
-      <w:r>
-        <w:rPr>
-          <w:rFonts w:hint="eastAsia"/>
-        </w:rPr>
-        <w:t xml:space="preserve">。测试辅助代码</w:t>
-      </w:r>
-      <w:r>
-        <w:t xml:space="preserve"> </w:t>
-      </w:r>
-      <w:r>
-        <w:rPr>
-          <w:rStyle w:val="VerbatimChar"/>
-        </w:rPr>
-        <w:t xml:space="preserve">tests/test_main.cpp</w:t>
-      </w:r>
-      <w:r>
-        <w:t xml:space="preserve"> </w:t>
-      </w:r>
-      <w:r>
-        <w:rPr>
-          <w:rFonts w:hint="eastAsia"/>
-        </w:rPr>
-        <w:t xml:space="preserve">为构造测试数据使用了</w:t>
-      </w:r>
-      <w:r>
-        <w:t xml:space="preserve"> </w:t>
-      </w:r>
-      <w:r>
-        <w:rPr>
-          <w:rStyle w:val="VerbatimChar"/>
-        </w:rPr>
-        <w:t xml:space="preserve">std::vector</w:t>
-      </w:r>
-      <w:r>
-        <w:t xml:space="preserve"> </w:t>
-      </w:r>
-      <w:r>
-        <w:rPr>
-          <w:rFonts w:hint="eastAsia"/>
-        </w:rPr>
-        <w:t xml:space="preserve">等工具容器，但不参与核心数据结构或派单算法实现。正式引擎中使用的标准库设施仅限于线程同步原语（mutex、thread、condition_variable）、随机数发生器、字符串流与数值函数等。</w:t>
+        <w:t xml:space="preserve">核心数据结构及运行时引擎未使用 STL 容器替代题目要求的网格索引、订单队列和最小堆，也未使用第三方空间库；候选排序完全由手写最小堆完成，未使用 std::sort。测试辅助代码 tests/test_main.cpp 为构造测试数据使用了 std::vector 等工具容器，但不参与核心数据结构或派单算法实现。运行时引擎中使用的标准库设施仅限于线程同步原语（mutex、thread、condition_variable）、随机数发生器、字符串流与数值函数等。</w:t>
       </w:r>
     </w:p>
     <w:p>
@@ -7859,197 +7680,7 @@
         <w:pStyle w:val="FirstParagraph"/>
       </w:pPr>
       <w:r>
-        <w:rPr>
-          <w:rFonts w:hint="eastAsia"/>
-        </w:rPr>
-        <w:t xml:space="preserve">本节的参数结论只引用</w:t>
-      </w:r>
-      <w:r>
-        <w:t xml:space="preserve"> </w:t>
-      </w:r>
-      <w:r>
-        <w:rPr>
-          <w:rStyle w:val="VerbatimChar"/>
-        </w:rPr>
-        <w:t xml:space="preserve">tools/results/</w:t>
-      </w:r>
-      <w:r>
-        <w:t xml:space="preserve"> </w:t>
-      </w:r>
-      <w:r>
-        <w:rPr>
-          <w:rFonts w:hint="eastAsia"/>
-        </w:rPr>
-        <w:t xml:space="preserve">中的</w:t>
-      </w:r>
-      <w:r>
-        <w:t xml:space="preserve"> </w:t>
-      </w:r>
-      <w:r>
-        <w:rPr>
-          <w:rStyle w:val="VerbatimChar"/>
-        </w:rPr>
-        <w:t xml:space="preserve">recheck_*.csv</w:t>
-      </w:r>
-      <w:r>
-        <w:t xml:space="preserve"> </w:t>
-      </w:r>
-      <w:r>
-        <w:rPr>
-          <w:rFonts w:hint="eastAsia"/>
-        </w:rPr>
-        <w:t xml:space="preserve">与</w:t>
-      </w:r>
-      <w:r>
-        <w:t xml:space="preserve"> </w:t>
-      </w:r>
-      <w:r>
-        <w:rPr>
-          <w:rStyle w:val="VerbatimChar"/>
-        </w:rPr>
-        <w:t xml:space="preserve">radiuscheck_*.csv</w:t>
-      </w:r>
-      <w:r>
-        <w:rPr>
-          <w:rFonts w:hint="eastAsia"/>
-        </w:rPr>
-        <w:t xml:space="preserve">。这两类数据使用当前实现：接驾时长按路况</w:t>
-      </w:r>
-      <w:r>
-        <w:t xml:space="preserve"> ETA </w:t>
-      </w:r>
-      <w:r>
-        <w:rPr>
-          <w:rFonts w:hint="eastAsia"/>
-        </w:rPr>
-        <w:t xml:space="preserve">推进，失衡仅在差值</w:t>
-      </w:r>
-      <w:r>
-        <w:rPr>
-          <w:rFonts w:hint="eastAsia"/>
-          <w:b/>
-          <w:bCs/>
-        </w:rPr>
-        <w:t xml:space="preserve">严格超过</w:t>
-      </w:r>
-      <w:r>
-        <w:rPr>
-          <w:rFonts w:hint="eastAsia"/>
-        </w:rPr>
-        <w:t xml:space="preserve">阈值时触发。其余</w:t>
-      </w:r>
-      <w:r>
-        <w:t xml:space="preserve"> CSV </w:t>
-      </w:r>
-      <w:r>
-        <w:rPr>
-          <w:rFonts w:hint="eastAsia"/>
-        </w:rPr>
-        <w:t xml:space="preserve">是旧版实验，可能采用接驾时长钳制或旧触发语义，不参与本文结论。例如，在相同的</w:t>
-      </w:r>
-      <w:r>
-        <w:t xml:space="preserve"> 100 </w:t>
-      </w:r>
-      <w:r>
-        <w:rPr>
-          <w:rFonts w:hint="eastAsia"/>
-        </w:rPr>
-        <w:t xml:space="preserve">辆车、5–10</w:t>
-      </w:r>
-      <w:r>
-        <w:t xml:space="preserve"> </w:t>
-      </w:r>
-      <w:r>
-        <w:rPr>
-          <w:rFonts w:hint="eastAsia"/>
-        </w:rPr>
-        <w:t xml:space="preserve">单/秒、</w:t>
-      </w:r>
-      <w:r>
-        <w:rPr>
-          <w:rStyle w:val="VerbatimChar"/>
-        </w:rPr>
-        <w:t xml:space="preserve">r6/d30/t1/w20</w:t>
-      </w:r>
-      <w:r>
-        <w:t xml:space="preserve"> </w:t>
-      </w:r>
-      <w:r>
-        <w:rPr>
-          <w:rFonts w:hint="eastAsia"/>
-        </w:rPr>
-        <w:t xml:space="preserve">配置下，当前口径的</w:t>
-      </w:r>
-      <w:r>
-        <w:t xml:space="preserve"> </w:t>
-      </w:r>
-      <w:r>
-        <w:rPr>
-          <w:rStyle w:val="VerbatimChar"/>
-        </w:rPr>
-        <w:t xml:space="preserve">recheck_20260906.csv</w:t>
-      </w:r>
-      <w:r>
-        <w:t xml:space="preserve"> </w:t>
-      </w:r>
-      <w:r>
-        <w:rPr>
-          <w:rFonts w:hint="eastAsia"/>
-        </w:rPr>
-        <w:t xml:space="preserve">记录为</w:t>
-      </w:r>
-      <w:r>
-        <w:t xml:space="preserve"> </w:t>
-      </w:r>
-      <w:r>
-        <w:rPr>
-          <w:b/>
-          <w:bCs/>
-        </w:rPr>
-        <w:t xml:space="preserve">48.69%</w:t>
-      </w:r>
-      <w:r>
-        <w:rPr>
-          <w:rFonts w:hint="eastAsia"/>
-        </w:rPr>
-        <w:t xml:space="preserve">，而</w:t>
-      </w:r>
-      <w:r>
-        <w:t xml:space="preserve"> </w:t>
-      </w:r>
-      <w:r>
-        <w:rPr>
-          <w:rStyle w:val="VerbatimChar"/>
-        </w:rPr>
-        <w:t xml:space="preserve">finetune_20260906.csv</w:t>
-      </w:r>
-      <w:r>
-        <w:t xml:space="preserve"> </w:t>
-      </w:r>
-      <w:r>
-        <w:rPr>
-          <w:rFonts w:hint="eastAsia"/>
-        </w:rPr>
-        <w:t xml:space="preserve">的</w:t>
-      </w:r>
-      <w:r>
-        <w:t xml:space="preserve"> </w:t>
-      </w:r>
-      <w:r>
-        <w:rPr>
-          <w:b/>
-          <w:bCs/>
-        </w:rPr>
-        <w:t xml:space="preserve">61.21%</w:t>
-      </w:r>
-      <w:r>
-        <w:t xml:space="preserve"> </w:t>
-      </w:r>
-      <w:r>
-        <w:rPr>
-          <w:rFonts w:hint="eastAsia"/>
-        </w:rPr>
-        <w:t xml:space="preserve">属于旧口径，二者不可混用。</w:t>
+        <w:t xml:space="preserve">参数结论采用当前实现生成的复测数据。接驾时长按路况 ETA 推进，失衡仅在差值严格超过阈值时触发；历史实验采用了不同的接驾时长或触发语义，不纳入当前统计。在 100 辆车、订单率 5–10 单/秒、撮合半径 6、调度半径 30、失衡阈值 1、超时 20 秒的配置下，当前口径的派单成功率为 48.69%；旧口径数据不与本组结果混用。</w:t>
       </w:r>
     </w:p>
     <w:p>
@@ -8057,53 +7688,7 @@
         <w:pStyle w:val="BodyText"/>
       </w:pPr>
       <w:r>
-        <w:rPr>
-          <w:rFonts w:hint="eastAsia"/>
-        </w:rPr>
-        <w:t xml:space="preserve">本次报告与数据校验的代码基线为</w:t>
-      </w:r>
-      <w:r>
-        <w:t xml:space="preserve"> Git commit</w:t>
-      </w:r>
-      <w:r>
-        <w:t xml:space="preserve"> </w:t>
-      </w:r>
-      <w:r>
-        <w:rPr>
-          <w:rStyle w:val="VerbatimChar"/>
-        </w:rPr>
-        <w:t xml:space="preserve">6ea9e863e8debe96a50c26cb72e01811b9796ded</w:t>
-      </w:r>
-      <w:r>
-        <w:rPr>
-          <w:rFonts w:hint="eastAsia"/>
-        </w:rPr>
-        <w:t xml:space="preserve">；推荐参数、随机种子和原始</w:t>
-      </w:r>
-      <w:r>
-        <w:t xml:space="preserve"> CSV </w:t>
-      </w:r>
-      <w:r>
-        <w:rPr>
-          <w:rFonts w:hint="eastAsia"/>
-        </w:rPr>
-        <w:t xml:space="preserve">的对应关系见</w:t>
-      </w:r>
-      <w:r>
-        <w:t xml:space="preserve"> </w:t>
-      </w:r>
-      <w:r>
-        <w:rPr>
-          <w:rStyle w:val="VerbatimChar"/>
-          <w:rFonts w:hint="eastAsia"/>
-        </w:rPr>
-        <w:t xml:space="preserve">参数调优分析.md</w:t>
-      </w:r>
-      <w:r>
-        <w:rPr>
-          <w:rFonts w:hint="eastAsia"/>
-        </w:rPr>
-        <w:t xml:space="preserve">，便于复现和审阅。</w:t>
+        <w:t xml:space="preserve">推荐参数、随机种子和实验数据按相同配置可复现。</w:t>
       </w:r>
     </w:p>
     <w:bookmarkEnd w:id="42"/>
@@ -8943,7 +8528,7 @@
         <w:pStyle w:val="FirstParagraph"/>
       </w:pPr>
       <w:r>
-        <w:t xml:space="preserve">分析运行结果之前，先算清题目设定的供需背景。推荐参数下每单从生成到完成平均占用一辆司机约 18 秒（接驾均值约 4 秒，行程 8–20 秒）。订单均值 7.5 单/秒，对应运力需求约 7.5 × 18 = 135 个司机当量，而题目只给 100 辆车。在忽略空间错配、空驶移动和随机波动等因素的理想化条件下，100 辆车相对于这一持续服务需求的容量比例约为 100/135 ≈ 74%。该数值只用于说明当前参数下存在明显的供需压力，并不作为系统成功率的严格理论上限；实际结果还会受到空间摩擦、接驾时间、订单超时和车辆分布等因素影响。这个测算给后面的数字提供参照系——取消不是缺陷而是题目要求的状态流转，评价系统好坏的依据应是取消量是否可控、司机是否被充分利用[11]。</w:t>
+        <w:t xml:space="preserve">分析运行结果之前，先算清题目设定的供需背景。推荐参数下每单从生成到完成平均占用一辆司机约 18 秒（接驾均值约 4 秒，行程 8–20 秒）。订单均值 7.5 单/秒，对应运力需求约 7.5 × 18 = 135 个司机当量，而题目只给 100 辆车。在忽略空间错配、空驶移动和随机波动等因素的理想化条件下，100 辆车相对于这一持续服务需求的容量比例约为 100/135 ≈ 74%。该数值只用于说明当前参数下存在明显的供需压力，并不作为系统成功率的严格理论上限；实际结果还会受到空间摩擦、接驾时间、订单超时和车辆分布等因素影响。因此，取消量需要结合供需压力解释：取消是等待超时后的明确状态流转，系统评价应同时观察取消量是否可控以及司机是否得到充分利用[11]。</w:t>
       </w:r>
     </w:p>
     <w:bookmarkEnd w:id="48"/>
@@ -10686,6 +10271,14 @@
         <w:t xml:space="preserve">个网格，并可能进行较大半径的供体搜索；该部分未包含在现有撮合计时指标中，因此不能据此推导整个系统不存在算法性能瓶颈。</w:t>
       </w:r>
     </w:p>
+    <w:p>
+      <w:pPr>
+        <w:pStyle w:val="BodyText"/>
+      </w:pPr>
+      <w:r>
+        <w:t xml:space="preserve">为了看清完整一拍的开销，我用测试构建在推荐参数（100 辆车、订单率 5–10 单/秒、撮合半径 6、调度半径 30、失衡阈值 1、超时 20 秒）下预热 200 tick，再连续测量 6000 tick。计时包住整个 executeTick()，包括状态推进、订单生成、撮合、日志和动态调度；相同种子连续运行两次，完整单拍平均耗时为 1.00–1.07 ms，P95 为 1.68–1.95 ms，最大值为 3.78–3.85 ms，均低于 100 ms 的节拍预算。另在同一状态下单独测量 rebalanceLocked() 6000 次，平均 0.54–0.57 ms，P95 为 0.87–0.98 ms，最大值为 2.40–2.72 ms。Windows 桌面环境会带来少量调度抖动，所以这里报告两次实测区间，不把某一次运行的最小值当成固定性能承诺。</w:t>
+      </w:r>
+    </w:p>
     <w:bookmarkEnd w:id="61"/>
     <w:bookmarkEnd w:id="62"/>
     <w:bookmarkStart w:id="70" w:name="系统安装运行与操作说明"/>
@@ -11093,21 +10686,7 @@
         <w:pStyle w:val="BodyText"/>
       </w:pPr>
       <w:r>
-        <w:rPr>
-          <w:rFonts w:hint="eastAsia"/>
-          <w:b/>
-          <w:bCs/>
-        </w:rPr>
-        <w:t xml:space="preserve">推荐演示流程。</w:t>
-      </w:r>
-      <w:r>
-        <w:t xml:space="preserve"> </w:t>
-      </w:r>
-      <w:r>
-        <w:rPr>
-          <w:rFonts w:hint="eastAsia"/>
-        </w:rPr>
-        <w:t xml:space="preserve">为了完整展示机制效果，建议按如下顺序操作：</w:t>
+        <w:t xml:space="preserve">推荐演示流程。 演示时可按如下顺序操作：</w:t>
       </w:r>
     </w:p>
     <w:p>
@@ -11555,6 +11134,14 @@
         <w:pStyle w:val="BodyText"/>
       </w:pPr>
       <w:r>
+        <w:t xml:space="preserve">看板会直接显示连接和请求状态：SSE 断开时出现警告，浏览器端的 EventSource 自动尝试重连；参数提交失败时保留当前配置并提示输入范围错误；暂停、继续或重置请求失败，也会在界面上显示错误信息。</w:t>
+      </w:r>
+    </w:p>
+    <w:p>
+      <w:pPr>
+        <w:pStyle w:val="BodyText"/>
+      </w:pPr>
+      <w:r>
         <w:rPr>
           <w:rFonts w:hint="eastAsia"/>
           <w:b/>
@@ -12003,109 +11590,7 @@
         <w:pStyle w:val="BodyText"/>
       </w:pPr>
       <w:r>
-        <w:rPr>
-          <w:rFonts w:hint="eastAsia"/>
-        </w:rPr>
-        <w:t xml:space="preserve">最后是测试与参数分析。单元测试补到八组</w:t>
-      </w:r>
-      <w:r>
-        <w:t xml:space="preserve"> 55 </w:t>
-      </w:r>
-      <w:r>
-        <w:rPr>
-          <w:rFonts w:hint="eastAsia"/>
-        </w:rPr>
-        <w:t xml:space="preserve">项；扫参工具以测试模式直接驱动引擎，先后跑了</w:t>
-      </w:r>
-      <w:r>
-        <w:t xml:space="preserve"> 53 </w:t>
-      </w:r>
-      <w:r>
-        <w:rPr>
-          <w:rFonts w:hint="eastAsia"/>
-        </w:rPr>
-        <w:t xml:space="preserve">组合的网格扫描和</w:t>
-      </w:r>
-      <w:r>
-        <w:t xml:space="preserve"> 9 </w:t>
-      </w:r>
-      <w:r>
-        <w:rPr>
-          <w:rFonts w:hint="eastAsia"/>
-        </w:rPr>
-        <w:t xml:space="preserve">组合</w:t>
-      </w:r>
-      <w:r>
-        <w:t xml:space="preserve"> × 3 </w:t>
-      </w:r>
-      <w:r>
-        <w:rPr>
-          <w:rFonts w:hint="eastAsia"/>
-        </w:rPr>
-        <w:t xml:space="preserve">种子的复测，从数据里得出撮合半径</w:t>
-      </w:r>
-      <w:r>
-        <w:t xml:space="preserve"> </w:t>
-      </w:r>
-      <w:r>
-        <w:rPr>
-          <w:rFonts w:hint="eastAsia"/>
-        </w:rPr>
-        <w:t xml:space="preserve">6、调度半径</w:t>
-      </w:r>
-      <w:r>
-        <w:t xml:space="preserve"> </w:t>
-      </w:r>
-      <w:r>
-        <w:rPr>
-          <w:rFonts w:hint="eastAsia"/>
-        </w:rPr>
-        <w:t xml:space="preserve">30、阈值</w:t>
-      </w:r>
-      <w:r>
-        <w:t xml:space="preserve"> </w:t>
-      </w:r>
-      <w:r>
-        <w:rPr>
-          <w:rFonts w:hint="eastAsia"/>
-        </w:rPr>
-        <w:t xml:space="preserve">1、超时</w:t>
-      </w:r>
-      <w:r>
-        <w:t xml:space="preserve"> 20 </w:t>
-      </w:r>
-      <w:r>
-        <w:rPr>
-          <w:rFonts w:hint="eastAsia"/>
-        </w:rPr>
-        <w:t xml:space="preserve">的推荐组合，也拿到了</w:t>
-      </w:r>
-      <w:r>
-        <w:t xml:space="preserve"> 1.6 </w:t>
-      </w:r>
-      <w:r>
-        <w:rPr>
-          <w:rFonts w:hint="eastAsia"/>
-        </w:rPr>
-        <w:t xml:space="preserve">节引用的机制贡献对照数据。全部分析的原始</w:t>
-      </w:r>
-      <w:r>
-        <w:t xml:space="preserve"> CSV </w:t>
-      </w:r>
-      <w:r>
-        <w:rPr>
-          <w:rFonts w:hint="eastAsia"/>
-        </w:rPr>
-        <w:t xml:space="preserve">都保留在</w:t>
-      </w:r>
-      <w:r>
-        <w:t xml:space="preserve"> tools/results/ </w:t>
-      </w:r>
-      <w:r>
-        <w:rPr>
-          <w:rFonts w:hint="eastAsia"/>
-        </w:rPr>
-        <w:t xml:space="preserve">目录，报告里的每个数字都能溯源。</w:t>
+        <w:t xml:space="preserve">最后是测试与参数分析。单元测试共八组 55 项；扫参工具以测试模式直接驱动引擎，先后完成 53 组网格扫描和 9 组配置 × 3 个随机种子的复测，得到撮合半径 6、调度半径 30、阈值 1、超时 20 的参数组合，并生成了 1.6 节使用的机制贡献对照数据。实验数据随项目保存，各项指标均可按配置和随机种子追溯。</w:t>
       </w:r>
     </w:p>
     <w:bookmarkEnd w:id="72"/>
@@ -12148,7 +11633,7 @@
         <w:pStyle w:val="BodyText"/>
       </w:pPr>
       <w:r>
-        <w:t xml:space="preserve">系统尚有几处有意的简化。调度行程固定 2 秒，与供体距离无关，因此调度半径才有条件开到 30 格；路况是网格系数场而非真实路网拓扑，ETA 按直线穿越的格子加权估算，不包含绕行。对应的改进方向也明确：调度行程改为按距离与车速推进，并把调度半径回收至 10–15 格；撮合线程化分片以进一步提高吞吐；在订单生成时引入目的地聚合，让行程完成的司机自然沉降在新需求附近，减少对显式调度的依赖。更大规模的平台可以进一步根据区域状态学习车辆调度策略，已有研究已将多智能体深度强化学习用于大规模车队管理[13]。进一步还可以由当前“发现热点后再调度”的响应式策略发展为预测式调度：已有研究将短期需求预测与模型预测控制结合，以提前执行车辆再平衡[14]；网约车短期需求预测[15]和区域级时空图模型[16]也为这一方向提供了方法基础。本系统后续可以保留当前网格状态表示，将人工设定的失衡阈值逐步替换为数据驱动的调度策略。</w:t>
+        <w:t xml:space="preserve">系统有几处明确的简化。调度行程固定 2 秒，与供体距离无关，因此调度半径可以开到 30 格；路况采用网格系数场而不是真实路网拓扑，ETA 按直线穿越的格子加权估算，不包含绕行。改进可以从三方面展开：调度行程按距离与车速推进，并把调度半径收回到 10–15 格；撮合线程分片以提高吞吐；在订单生成时加入目的地聚合，使行程完成的司机更可能停留在新的需求区域。更大规模的平台还可以根据区域状态学习车辆调度策略，已有研究已将多智能体深度强化学习用于大规模车队管理[13]。当前的响应式调度也可以改为预测式调度：利用短期需求预测与模型预测控制提前执行车辆再平衡[14]，再结合网约车短期需求预测[15]和区域级时空图模型[16]，逐步替换人工设定的失衡阈值。</w:t>
       </w:r>
     </w:p>
     <w:bookmarkEnd w:id="73"/>

--- a/课程设计总结报告.docx
+++ b/课程设计总结报告.docx
@@ -166,10 +166,7 @@
         <w:t xml:space="preserve">课程设计内容</w:t>
       </w:r>
       <w:r>
-        <w:t xml:space="preserve"> </w:t>
-      </w:r>
-      <w:r>
-        <w:t xml:space="preserve">　　1.1 </w:t>
+        <w:t xml:space="preserve"> 　　1.1 </w:t>
       </w:r>
       <w:r>
         <w:rPr>
@@ -178,10 +175,7 @@
         <w:t xml:space="preserve">题目</w:t>
       </w:r>
       <w:r>
-        <w:t xml:space="preserve"> </w:t>
-      </w:r>
-      <w:r>
-        <w:t xml:space="preserve">　　1.2 </w:t>
+        <w:t xml:space="preserve"> 　　1.2 </w:t>
       </w:r>
       <w:r>
         <w:rPr>
@@ -190,10 +184,7 @@
         <w:t xml:space="preserve">软件功能</w:t>
       </w:r>
       <w:r>
-        <w:t xml:space="preserve"> </w:t>
-      </w:r>
-      <w:r>
-        <w:t xml:space="preserve">　　1.3 </w:t>
+        <w:t xml:space="preserve"> 　　1.3 </w:t>
       </w:r>
       <w:r>
         <w:rPr>
@@ -202,10 +193,7 @@
         <w:t xml:space="preserve">设计思想</w:t>
       </w:r>
       <w:r>
-        <w:t xml:space="preserve"> </w:t>
-      </w:r>
-      <w:r>
-        <w:t xml:space="preserve">　　1.4 </w:t>
+        <w:t xml:space="preserve"> 　　1.4 </w:t>
       </w:r>
       <w:r>
         <w:rPr>
@@ -214,10 +202,7 @@
         <w:t xml:space="preserve">逻辑结构与物理结构</w:t>
       </w:r>
       <w:r>
-        <w:t xml:space="preserve"> </w:t>
-      </w:r>
-      <w:r>
-        <w:t xml:space="preserve">　　1.5 </w:t>
+        <w:t xml:space="preserve"> 　　1.5 </w:t>
       </w:r>
       <w:r>
         <w:rPr>
@@ -226,10 +211,7 @@
         <w:t xml:space="preserve">开发平台</w:t>
       </w:r>
       <w:r>
-        <w:t xml:space="preserve"> </w:t>
-      </w:r>
-      <w:r>
-        <w:t xml:space="preserve">　　1.6 </w:t>
+        <w:t xml:space="preserve"> 　　1.6 </w:t>
       </w:r>
       <w:r>
         <w:rPr>
@@ -238,10 +220,7 @@
         <w:t xml:space="preserve">系统的运行结果分析说明</w:t>
       </w:r>
       <w:r>
-        <w:t xml:space="preserve"> </w:t>
-      </w:r>
-      <w:r>
-        <w:t xml:space="preserve">　　1.7 </w:t>
+        <w:t xml:space="preserve"> 　　1.7 </w:t>
       </w:r>
       <w:r>
         <w:rPr>
@@ -268,10 +247,7 @@
         <w:t xml:space="preserve">实践总结</w:t>
       </w:r>
       <w:r>
-        <w:t xml:space="preserve"> </w:t>
-      </w:r>
-      <w:r>
-        <w:t xml:space="preserve">　　2.1 </w:t>
+        <w:t xml:space="preserve"> 　　2.1 </w:t>
       </w:r>
       <w:r>
         <w:rPr>
@@ -280,10 +256,7 @@
         <w:t xml:space="preserve">所做的工作</w:t>
       </w:r>
       <w:r>
-        <w:t xml:space="preserve"> </w:t>
-      </w:r>
-      <w:r>
-        <w:t xml:space="preserve">　　2.2 </w:t>
+        <w:t xml:space="preserve"> 　　2.2 </w:t>
       </w:r>
       <w:r>
         <w:rPr>
@@ -429,39 +402,530 @@
         <w:pStyle w:val="BodyText"/>
       </w:pPr>
       <w:r>
-        <w:rPr>
-          <w:rFonts w:hint="eastAsia"/>
-        </w:rPr>
-        <w:t xml:space="preserve">拆解下来，题目考核三条主线：一是数据结构设计能力，网格索引、队列、最小堆三个结构必须纯手工构建，禁止调用高级语言内置的封装集合库，也禁止使用第三方空间数据库；二是算法设计能力，撮合、调度、状态机三套逻辑要在统一的模拟时钟下正确协作；三是工程系统化思维，模拟器、可视化、指标统计要构成一个能实际运行、能被观察验证的完整系统。本设计对三条主线分别对应</w:t>
-      </w:r>
-      <w:r>
-        <w:t xml:space="preserve"> 1.4 </w:t>
-      </w:r>
-      <w:r>
-        <w:rPr>
-          <w:rFonts w:hint="eastAsia"/>
-        </w:rPr>
-        <w:t xml:space="preserve">节、1.3</w:t>
-      </w:r>
-      <w:r>
-        <w:t xml:space="preserve"> </w:t>
-      </w:r>
-      <w:r>
-        <w:rPr>
-          <w:rFonts w:hint="eastAsia"/>
-        </w:rPr>
-        <w:t xml:space="preserve">节和</w:t>
-      </w:r>
-      <w:r>
-        <w:t xml:space="preserve"> 1.2、1.6、1.7 </w:t>
-      </w:r>
-      <w:r>
-        <w:rPr>
-          <w:rFonts w:hint="eastAsia"/>
-        </w:rPr>
-        <w:t xml:space="preserve">节。</w:t>
-      </w:r>
-    </w:p>
+        <w:t>因此，本设计将实现重点放在三个方面：用网格索引、链式订单队列和最小堆组织派单数据；用固定节拍完成订单撮合、供需检测和车辆调度；用 Web 看板实时展示供需变化与派单结果。</w:t>
+      </w:r>
+    </w:p>
+    <w:p>
+      <w:r>
+        <w:rPr>
+          <w:b/>
+        </w:rPr>
+        <w:t>题目要求与实现对应关系：</w:t>
+      </w:r>
+    </w:p>
+    <w:tbl>
+      <w:tblPr>
+        <w:tblStyle w:val="TableGrid"/>
+        <w:tblW w:w="8600" w:type="dxa"/>
+        <w:tblLayout w:type="fixed"/>
+      </w:tblPr>
+      <w:tblGrid>
+        <w:gridCol w:w="2400"/>
+        <w:gridCol w:w="3800"/>
+        <w:gridCol w:w="2400"/>
+      </w:tblGrid>
+      <w:tr>
+        <w:tc>
+          <w:tcPr>
+            <w:tcW w:w="2400" w:type="dxa"/>
+          </w:tcPr>
+          <w:p>
+            <w:pPr>
+              <w:spacing w:before="0" w:after="0"/>
+            </w:pPr>
+            <w:r>
+              <w:rPr>
+                <w:b/>
+              </w:rPr>
+              <w:t>题目要求</w:t>
+            </w:r>
+          </w:p>
+        </w:tc>
+        <w:tc>
+          <w:tcPr>
+            <w:tcW w:w="3800" w:type="dxa"/>
+          </w:tcPr>
+          <w:p>
+            <w:pPr>
+              <w:spacing w:before="0" w:after="0"/>
+            </w:pPr>
+            <w:r>
+              <w:rPr>
+                <w:b/>
+              </w:rPr>
+              <w:t>当前实现</w:t>
+            </w:r>
+          </w:p>
+        </w:tc>
+        <w:tc>
+          <w:tcPr>
+            <w:tcW w:w="2400" w:type="dxa"/>
+          </w:tcPr>
+          <w:p>
+            <w:pPr>
+              <w:spacing w:before="0" w:after="0"/>
+            </w:pPr>
+            <w:r>
+              <w:rPr>
+                <w:b/>
+              </w:rPr>
+              <w:t>对应章节/图表</w:t>
+            </w:r>
+          </w:p>
+        </w:tc>
+      </w:tr>
+      <w:tr>
+        <w:tc>
+          <w:tcPr>
+            <w:tcW w:w="2400" w:type="dxa"/>
+          </w:tcPr>
+          <w:p>
+            <w:pPr>
+              <w:spacing w:before="0" w:after="0"/>
+            </w:pPr>
+            <w:r>
+              <w:t>100×100 网格</w:t>
+            </w:r>
+          </w:p>
+        </w:tc>
+        <w:tc>
+          <w:tcPr>
+            <w:tcW w:w="3800" w:type="dxa"/>
+          </w:tcPr>
+          <w:p>
+            <w:pPr>
+              <w:spacing w:before="0" w:after="0"/>
+            </w:pPr>
+            <w:r>
+              <w:t>GridIndex</w:t>
+            </w:r>
+          </w:p>
+        </w:tc>
+        <w:tc>
+          <w:tcPr>
+            <w:tcW w:w="2400" w:type="dxa"/>
+          </w:tcPr>
+          <w:p>
+            <w:pPr>
+              <w:spacing w:before="0" w:after="0"/>
+            </w:pPr>
+            <w:r>
+              <w:t>1.4.1、图 5</w:t>
+            </w:r>
+          </w:p>
+        </w:tc>
+      </w:tr>
+      <w:tr>
+        <w:tc>
+          <w:tcPr>
+            <w:tcW w:w="2400" w:type="dxa"/>
+          </w:tcPr>
+          <w:p>
+            <w:pPr>
+              <w:spacing w:before="0" w:after="0"/>
+            </w:pPr>
+            <w:r>
+              <w:t>格内司机链表</w:t>
+            </w:r>
+          </w:p>
+        </w:tc>
+        <w:tc>
+          <w:tcPr>
+            <w:tcW w:w="3800" w:type="dxa"/>
+          </w:tcPr>
+          <w:p>
+            <w:pPr>
+              <w:spacing w:before="0" w:after="0"/>
+            </w:pPr>
+            <w:r>
+              <w:t>双向链表</w:t>
+            </w:r>
+          </w:p>
+        </w:tc>
+        <w:tc>
+          <w:tcPr>
+            <w:tcW w:w="2400" w:type="dxa"/>
+          </w:tcPr>
+          <w:p>
+            <w:pPr>
+              <w:spacing w:before="0" w:after="0"/>
+            </w:pPr>
+            <w:r>
+              <w:t>1.4.1</w:t>
+            </w:r>
+          </w:p>
+        </w:tc>
+      </w:tr>
+      <w:tr>
+        <w:tc>
+          <w:tcPr>
+            <w:tcW w:w="2400" w:type="dxa"/>
+          </w:tcPr>
+          <w:p>
+            <w:pPr>
+              <w:spacing w:before="0" w:after="0"/>
+            </w:pPr>
+            <w:r>
+              <w:t>O(1) 坐标定位</w:t>
+            </w:r>
+          </w:p>
+        </w:tc>
+        <w:tc>
+          <w:tcPr>
+            <w:tcW w:w="3800" w:type="dxa"/>
+          </w:tcPr>
+          <w:p>
+            <w:pPr>
+              <w:spacing w:before="0" w:after="0"/>
+            </w:pPr>
+            <w:r>
+              <w:t>除法与数组下标</w:t>
+            </w:r>
+          </w:p>
+        </w:tc>
+        <w:tc>
+          <w:tcPr>
+            <w:tcW w:w="2400" w:type="dxa"/>
+          </w:tcPr>
+          <w:p>
+            <w:pPr>
+              <w:spacing w:before="0" w:after="0"/>
+            </w:pPr>
+            <w:r>
+              <w:t>1.4.1</w:t>
+            </w:r>
+          </w:p>
+        </w:tc>
+      </w:tr>
+      <w:tr>
+        <w:tc>
+          <w:tcPr>
+            <w:tcW w:w="2400" w:type="dxa"/>
+          </w:tcPr>
+          <w:p>
+            <w:pPr>
+              <w:spacing w:before="0" w:after="0"/>
+            </w:pPr>
+            <w:r>
+              <w:t>FCFS 订单</w:t>
+            </w:r>
+          </w:p>
+        </w:tc>
+        <w:tc>
+          <w:tcPr>
+            <w:tcW w:w="3800" w:type="dxa"/>
+          </w:tcPr>
+          <w:p>
+            <w:pPr>
+              <w:spacing w:before="0" w:after="0"/>
+            </w:pPr>
+            <w:r>
+              <w:t>OrderQueue</w:t>
+            </w:r>
+          </w:p>
+        </w:tc>
+        <w:tc>
+          <w:tcPr>
+            <w:tcW w:w="2400" w:type="dxa"/>
+          </w:tcPr>
+          <w:p>
+            <w:pPr>
+              <w:spacing w:before="0" w:after="0"/>
+            </w:pPr>
+            <w:r>
+              <w:t>1.4.2</w:t>
+            </w:r>
+          </w:p>
+        </w:tc>
+      </w:tr>
+      <w:tr>
+        <w:tc>
+          <w:tcPr>
+            <w:tcW w:w="2400" w:type="dxa"/>
+          </w:tcPr>
+          <w:p>
+            <w:pPr>
+              <w:spacing w:before="0" w:after="0"/>
+            </w:pPr>
+            <w:r>
+              <w:t>手工最小堆</w:t>
+            </w:r>
+          </w:p>
+        </w:tc>
+        <w:tc>
+          <w:tcPr>
+            <w:tcW w:w="3800" w:type="dxa"/>
+          </w:tcPr>
+          <w:p>
+            <w:pPr>
+              <w:spacing w:before="0" w:after="0"/>
+            </w:pPr>
+            <w:r>
+              <w:t>MinHeap</w:t>
+            </w:r>
+          </w:p>
+        </w:tc>
+        <w:tc>
+          <w:tcPr>
+            <w:tcW w:w="2400" w:type="dxa"/>
+          </w:tcPr>
+          <w:p>
+            <w:pPr>
+              <w:spacing w:before="0" w:after="0"/>
+            </w:pPr>
+            <w:r>
+              <w:t>1.4.3</w:t>
+            </w:r>
+          </w:p>
+        </w:tc>
+      </w:tr>
+      <w:tr>
+        <w:tc>
+          <w:tcPr>
+            <w:tcW w:w="2400" w:type="dxa"/>
+          </w:tcPr>
+          <w:p>
+            <w:pPr>
+              <w:spacing w:before="0" w:after="0"/>
+            </w:pPr>
+            <w:r>
+              <w:t>流式撮合</w:t>
+            </w:r>
+          </w:p>
+        </w:tc>
+        <w:tc>
+          <w:tcPr>
+            <w:tcW w:w="3800" w:type="dxa"/>
+          </w:tcPr>
+          <w:p>
+            <w:pPr>
+              <w:spacing w:before="0" w:after="0"/>
+            </w:pPr>
+            <w:r>
+              <w:t>局部扫描、ETA 与最小堆</w:t>
+            </w:r>
+          </w:p>
+        </w:tc>
+        <w:tc>
+          <w:tcPr>
+            <w:tcW w:w="2400" w:type="dxa"/>
+          </w:tcPr>
+          <w:p>
+            <w:pPr>
+              <w:spacing w:before="0" w:after="0"/>
+            </w:pPr>
+            <w:r>
+              <w:t>1.3.3</w:t>
+            </w:r>
+          </w:p>
+        </w:tc>
+      </w:tr>
+      <w:tr>
+        <w:tc>
+          <w:tcPr>
+            <w:tcW w:w="2400" w:type="dxa"/>
+          </w:tcPr>
+          <w:p>
+            <w:pPr>
+              <w:spacing w:before="0" w:after="0"/>
+            </w:pPr>
+            <w:r>
+              <w:t>供需调度</w:t>
+            </w:r>
+          </w:p>
+        </w:tc>
+        <w:tc>
+          <w:tcPr>
+            <w:tcW w:w="3800" w:type="dxa"/>
+          </w:tcPr>
+          <w:p>
+            <w:pPr>
+              <w:spacing w:before="0" w:after="0"/>
+            </w:pPr>
+            <w:r>
+              <w:t>imbalance 与供体搜索</w:t>
+            </w:r>
+          </w:p>
+        </w:tc>
+        <w:tc>
+          <w:tcPr>
+            <w:tcW w:w="2400" w:type="dxa"/>
+          </w:tcPr>
+          <w:p>
+            <w:pPr>
+              <w:spacing w:before="0" w:after="0"/>
+            </w:pPr>
+            <w:r>
+              <w:t>1.3.4</w:t>
+            </w:r>
+          </w:p>
+        </w:tc>
+      </w:tr>
+      <w:tr>
+        <w:tc>
+          <w:tcPr>
+            <w:tcW w:w="2400" w:type="dxa"/>
+          </w:tcPr>
+          <w:p>
+            <w:pPr>
+              <w:spacing w:before="0" w:after="0"/>
+            </w:pPr>
+            <w:r>
+              <w:t>状态机</w:t>
+            </w:r>
+          </w:p>
+        </w:tc>
+        <w:tc>
+          <w:tcPr>
+            <w:tcW w:w="3800" w:type="dxa"/>
+          </w:tcPr>
+          <w:p>
+            <w:pPr>
+              <w:spacing w:before="0" w:after="0"/>
+            </w:pPr>
+            <w:r>
+              <w:t>司机四态、订单四态</w:t>
+            </w:r>
+          </w:p>
+        </w:tc>
+        <w:tc>
+          <w:tcPr>
+            <w:tcW w:w="2400" w:type="dxa"/>
+          </w:tcPr>
+          <w:p>
+            <w:pPr>
+              <w:spacing w:before="0" w:after="0"/>
+            </w:pPr>
+            <w:r>
+              <w:t>1.3.5</w:t>
+            </w:r>
+          </w:p>
+        </w:tc>
+      </w:tr>
+      <w:tr>
+        <w:tc>
+          <w:tcPr>
+            <w:tcW w:w="2400" w:type="dxa"/>
+          </w:tcPr>
+          <w:p>
+            <w:pPr>
+              <w:spacing w:before="0" w:after="0"/>
+            </w:pPr>
+            <w:r>
+              <w:t>热力图</w:t>
+            </w:r>
+          </w:p>
+        </w:tc>
+        <w:tc>
+          <w:tcPr>
+            <w:tcW w:w="3800" w:type="dxa"/>
+          </w:tcPr>
+          <w:p>
+            <w:pPr>
+              <w:spacing w:before="0" w:after="0"/>
+            </w:pPr>
+            <w:r>
+              <w:t>Canvas 看板</w:t>
+            </w:r>
+          </w:p>
+        </w:tc>
+        <w:tc>
+          <w:tcPr>
+            <w:tcW w:w="2400" w:type="dxa"/>
+          </w:tcPr>
+          <w:p>
+            <w:pPr>
+              <w:spacing w:before="0" w:after="0"/>
+            </w:pPr>
+            <w:r>
+              <w:t>1.2、图 9/10</w:t>
+            </w:r>
+          </w:p>
+        </w:tc>
+      </w:tr>
+      <w:tr>
+        <w:tc>
+          <w:tcPr>
+            <w:tcW w:w="2400" w:type="dxa"/>
+          </w:tcPr>
+          <w:p>
+            <w:pPr>
+              <w:spacing w:before="0" w:after="0"/>
+            </w:pPr>
+            <w:r>
+              <w:t>派单日志</w:t>
+            </w:r>
+          </w:p>
+        </w:tc>
+        <w:tc>
+          <w:tcPr>
+            <w:tcW w:w="3800" w:type="dxa"/>
+          </w:tcPr>
+          <w:p>
+            <w:pPr>
+              <w:spacing w:before="0" w:after="0"/>
+            </w:pPr>
+            <w:r>
+              <w:t>SSE 实时日志</w:t>
+            </w:r>
+          </w:p>
+        </w:tc>
+        <w:tc>
+          <w:tcPr>
+            <w:tcW w:w="2400" w:type="dxa"/>
+          </w:tcPr>
+          <w:p>
+            <w:pPr>
+              <w:spacing w:before="0" w:after="0"/>
+            </w:pPr>
+            <w:r>
+              <w:t>1.2、1.7</w:t>
+            </w:r>
+          </w:p>
+        </w:tc>
+      </w:tr>
+      <w:tr>
+        <w:tc>
+          <w:tcPr>
+            <w:tcW w:w="2400" w:type="dxa"/>
+          </w:tcPr>
+          <w:p>
+            <w:pPr>
+              <w:spacing w:before="0" w:after="0"/>
+            </w:pPr>
+            <w:r>
+              <w:t>全局指标</w:t>
+            </w:r>
+          </w:p>
+        </w:tc>
+        <w:tc>
+          <w:tcPr>
+            <w:tcW w:w="3800" w:type="dxa"/>
+          </w:tcPr>
+          <w:p>
+            <w:pPr>
+              <w:spacing w:before="0" w:after="0"/>
+            </w:pPr>
+            <w:r>
+              <w:t>指标卡片与趋势图</w:t>
+            </w:r>
+          </w:p>
+        </w:tc>
+        <w:tc>
+          <w:tcPr>
+            <w:tcW w:w="2400" w:type="dxa"/>
+          </w:tcPr>
+          <w:p>
+            <w:pPr>
+              <w:spacing w:before="0" w:after="0"/>
+            </w:pPr>
+            <w:r>
+              <w:t>1.6</w:t>
+            </w:r>
+          </w:p>
+        </w:tc>
+      </w:tr>
+    </w:tbl>
     <w:bookmarkEnd w:id="11"/>
     <w:bookmarkStart w:id="15" w:name="软件功能"/>
     <w:p>
@@ -637,7 +1101,7 @@
         </w:numPr>
       </w:pPr>
       <w:r>
-        <w:t xml:space="preserve">网格化流式撮合。 订单按先来先服务出队，撮合时扫描订单所在格及半径内相邻格的空闲司机，估算考虑路况的预计接驾时间（ETA），以 Score = ETA − α×Rating 为代价分数压入最小堆，其中 α=0.5 秒/评分点，堆顶司机胜出并立即从空间索引移除，随后按该 ETA 前往上车点，接到乘客后进入 8 到 20 秒的行程。</w:t>
+        <w:t>网格化流式撮合。订单按先来先服务进入撮合流程，系统在订单所在格及邻域内搜索空闲司机，并从候选中选择代价最低者。</w:t>
       </w:r>
     </w:p>
     <w:p>
@@ -649,48 +1113,7 @@
         </w:numPr>
       </w:pPr>
       <w:r>
-        <w:rPr>
-          <w:rFonts w:hint="eastAsia"/>
-          <w:b/>
-          <w:bCs/>
-        </w:rPr>
-        <w:t xml:space="preserve">供需失衡检测与动态调度。</w:t>
-      </w:r>
-      <w:r>
-        <w:t xml:space="preserve"> </w:t>
-      </w:r>
-      <w:r>
-        <w:rPr>
-          <w:rFonts w:hint="eastAsia"/>
-        </w:rPr>
-        <w:t xml:space="preserve">引擎逐拍统计每格”订单数</w:t>
-      </w:r>
-      <w:r>
-        <w:t xml:space="preserve"> − </w:t>
-      </w:r>
-      <w:r>
-        <w:rPr>
-          <w:rFonts w:hint="eastAsia"/>
-        </w:rPr>
-        <w:t xml:space="preserve">空车数”，差值严格超过阈值即标记为警报热点，从调度半径内的富余网格按同款评分挑选最优供体司机，修改其坐标派往热点格，到达后回归空闲参与撮合。热点每</w:t>
-      </w:r>
-      <w:r>
-        <w:t xml:space="preserve"> 30 </w:t>
-      </w:r>
-      <w:r>
-        <w:rPr>
-          <w:rFonts w:hint="eastAsia"/>
-        </w:rPr>
-        <w:t xml:space="preserve">模拟秒在三处坐标间轮换，80%</w:t>
-      </w:r>
-      <w:r>
-        <w:t xml:space="preserve"> </w:t>
-      </w:r>
-      <w:r>
-        <w:rPr>
-          <w:rFonts w:hint="eastAsia"/>
-        </w:rPr>
-        <w:t xml:space="preserve">的订单集中在活跃热点内，失衡场景由构造保证。</w:t>
+        <w:t>供需失衡检测与动态调度。系统逐拍比较各网格的等待订单数和空闲司机数，识别供需紧张区域，从周边富余网格调入司机，并在到达后重新参与撮合。</w:t>
       </w:r>
     </w:p>
     <w:p>
@@ -702,30 +1125,7 @@
         </w:numPr>
       </w:pPr>
       <w:r>
-        <w:rPr>
-          <w:rFonts w:hint="eastAsia"/>
-          <w:b/>
-          <w:bCs/>
-        </w:rPr>
-        <w:t xml:space="preserve">状态机流转。</w:t>
-      </w:r>
-      <w:r>
-        <w:t xml:space="preserve"> </w:t>
-      </w:r>
-      <w:r>
-        <w:rPr>
-          <w:rFonts w:hint="eastAsia"/>
-        </w:rPr>
-        <w:t xml:space="preserve">司机有空闲、接客途中、行程中、调度中四个状态；订单有等待、已匹配、已完成、已取消四个状态。订单等待超过时限（默认</w:t>
-      </w:r>
-      <w:r>
-        <w:t xml:space="preserve"> 10 </w:t>
-      </w:r>
-      <w:r>
-        <w:rPr>
-          <w:rFonts w:hint="eastAsia"/>
-        </w:rPr>
-        <w:t xml:space="preserve">秒，可调）自动取消；行程到达目的地才算完成，并计入完成指标。</w:t>
+        <w:t>状态机流转。司机经历空闲、接客途中、行程中和调度中四种状态；订单经历等待、已匹配、已完成和已取消四种状态。订单等待超过时限自动取消，行程到达目的地后计入完成指标。</w:t>
       </w:r>
     </w:p>
     <w:p>
@@ -737,48 +1137,7 @@
         </w:numPr>
       </w:pPr>
       <w:r>
-        <w:rPr>
-          <w:rFonts w:hint="eastAsia"/>
-          <w:b/>
-          <w:bCs/>
-        </w:rPr>
-        <w:t xml:space="preserve">空闲司机游走。</w:t>
-      </w:r>
-      <w:r>
-        <w:t xml:space="preserve"> </w:t>
-      </w:r>
-      <w:r>
-        <w:rPr>
-          <w:rFonts w:hint="eastAsia"/>
-        </w:rPr>
-        <w:t xml:space="preserve">空闲司机每拍有</w:t>
-      </w:r>
-      <w:r>
-        <w:t xml:space="preserve"> 5% </w:t>
-      </w:r>
-      <w:r>
-        <w:rPr>
-          <w:rFonts w:hint="eastAsia"/>
-        </w:rPr>
-        <w:t xml:space="preserve">概率向八邻域随机移动一格（平均每秒</w:t>
-      </w:r>
-      <w:r>
-        <w:t xml:space="preserve"> 0.5 </w:t>
-      </w:r>
-      <w:r>
-        <w:rPr>
-          <w:rFonts w:hint="eastAsia"/>
-        </w:rPr>
-        <w:t xml:space="preserve">步），调度半径之外的司机迈步时以</w:t>
-      </w:r>
-      <w:r>
-        <w:t xml:space="preserve"> 70% </w:t>
-      </w:r>
-      <w:r>
-        <w:rPr>
-          <w:rFonts w:hint="eastAsia"/>
-        </w:rPr>
-        <w:t xml:space="preserve">概率朝活跃热点方向漂移，避免运力永久滞留在撮合范围之外；游走随时可能被撮合或调度打断。</w:t>
+        <w:t>空闲司机游走。空闲司机在网格中随机移动，远离热点时按概率向活跃热点靠近，游走过程可被撮合或调度打断。</w:t>
       </w:r>
     </w:p>
     <w:p>
@@ -790,33 +1149,7 @@
         </w:numPr>
       </w:pPr>
       <w:r>
-        <w:rPr>
-          <w:rFonts w:hint="eastAsia"/>
-          <w:b/>
-          <w:bCs/>
-        </w:rPr>
-        <w:t xml:space="preserve">可视化看板。</w:t>
-      </w:r>
-      <w:r>
-        <w:t xml:space="preserve"> </w:t>
-      </w:r>
-      <w:r>
-        <w:t xml:space="preserve">100×100 </w:t>
-      </w:r>
-      <w:r>
-        <w:rPr>
-          <w:rFonts w:hint="eastAsia"/>
-        </w:rPr>
-        <w:t xml:space="preserve">网格供需热力图（订单积压变红、运力富余变绿，路况以斜线叠层表示，超过阈值的格子画红色警报框并呼吸闪烁）、调度流向动画（起点到热点格的渐隐路径，司机点沿线移动）、接客与行程在途路径渲染（橙色、紫色虚线逐拍推进）、悬停查询任意格子的供需与路况明细、实时派单日志、七项全局指标卡片（队列长度、派单成功率、成功/取消/完成计数、平均与总撮合耗时）、36</w:t>
-      </w:r>
-      <w:r>
-        <w:t xml:space="preserve"> </w:t>
-      </w:r>
-      <w:r>
-        <w:rPr>
-          <w:rFonts w:hint="eastAsia"/>
-        </w:rPr>
-        <w:t xml:space="preserve">秒窗口的趋势图，以及运行时参数调节面板（司机数、订单率、撮合半径、调度半径、失衡阈值、订单超时均可热更新，保存即生效于下一拍）。</w:t>
+        <w:t>可视化看板。看板显示 100×100 网格热力图、调度和在途路径、实时派单日志、全局指标、趋势图和参数控制面板。</w:t>
       </w:r>
     </w:p>
     <w:p>
@@ -828,39 +1161,7 @@
         </w:numPr>
       </w:pPr>
       <w:r>
-        <w:rPr>
-          <w:rFonts w:hint="eastAsia"/>
-          <w:b/>
-          <w:bCs/>
-        </w:rPr>
-        <w:t xml:space="preserve">控制接口。</w:t>
-      </w:r>
-      <w:r>
-        <w:t xml:space="preserve"> </w:t>
-      </w:r>
-      <w:r>
-        <w:rPr>
-          <w:rFonts w:hint="eastAsia"/>
-        </w:rPr>
-        <w:t xml:space="preserve">看板按钮之外，暂停、继续、重置与参数修改均开放了同等的</w:t>
-      </w:r>
-      <w:r>
-        <w:t xml:space="preserve"> HTTP </w:t>
-      </w:r>
-      <w:r>
-        <w:rPr>
-          <w:rFonts w:hint="eastAsia"/>
-        </w:rPr>
-        <w:t xml:space="preserve">接口，可用脚本程序化操作；非法参数返回</w:t>
-      </w:r>
-      <w:r>
-        <w:t xml:space="preserve"> 400 </w:t>
-      </w:r>
-      <w:r>
-        <w:rPr>
-          <w:rFonts w:hint="eastAsia"/>
-        </w:rPr>
-        <w:t xml:space="preserve">并拒绝对状态做任何修改。</w:t>
+        <w:t>控制接口。暂停、继续、重置和参数修改同时提供网页按钮与 HTTP 接口，非法参数返回 400。</w:t>
       </w:r>
     </w:p>
     <w:p>
@@ -1892,55 +2193,7 @@
         <w:pStyle w:val="FirstParagraph"/>
       </w:pPr>
       <w:r>
-        <w:rPr>
-          <w:rFonts w:hint="eastAsia"/>
-        </w:rPr>
-        <w:t xml:space="preserve">这个顺序是刻意安排的。司机状态推进放在撮合之前，使上一拍完成调度、已回归空闲状态的司机能够先重新入格，并在本拍参与撮合；到达上车点的司机则由接客途中转入行程中，继续执行行程。订单生成放在撮合之前，新订单当拍即有被匹配的机会；调度放在撮合之后，用的供需计数是本拍撮合后的最新值，避免给刚刚已有车赶往的格子重复派车。所有以秒计的时长（接客</w:t>
-      </w:r>
-      <w:r>
-        <w:t xml:space="preserve"> </w:t>
-      </w:r>
-      <w:r>
-        <w:rPr>
-          <w:rFonts w:hint="eastAsia"/>
-        </w:rPr>
-        <w:t xml:space="preserve">ETA、行程</w:t>
-      </w:r>
-      <w:r>
-        <w:t xml:space="preserve"> 8–20 </w:t>
-      </w:r>
-      <w:r>
-        <w:rPr>
-          <w:rFonts w:hint="eastAsia"/>
-        </w:rPr>
-        <w:t xml:space="preserve">秒、调度</w:t>
-      </w:r>
-      <w:r>
-        <w:t xml:space="preserve"> 2 </w:t>
-      </w:r>
-      <w:r>
-        <w:rPr>
-          <w:rFonts w:hint="eastAsia"/>
-        </w:rPr>
-        <w:t xml:space="preserve">秒、订单超时）都以拍数存储，按</w:t>
-      </w:r>
-      <w:r>
-        <w:t xml:space="preserve"> </w:t>
-      </w:r>
-      <w:r>
-        <w:rPr>
-          <w:rStyle w:val="VerbatimChar"/>
-        </w:rPr>
-        <w:t xml:space="preserve">kTicksPerSecond</w:t>
-      </w:r>
-      <w:r>
-        <w:t xml:space="preserve"> </w:t>
-      </w:r>
-      <w:r>
-        <w:rPr>
-          <w:rFonts w:hint="eastAsia"/>
-        </w:rPr>
-        <w:t xml:space="preserve">与秒互转，节拍快慢不影响秒语义。</w:t>
+        <w:t>司机状态推进放在撮合之前，使上一拍完成调度、已回归空闲状态的司机能够先重新入格，并在本拍参与撮合；到达上车点的司机则由接客途中转入行程中，继续执行行程。订单生成放在撮合之前，新订单当拍即有被匹配的机会；调度放在撮合之后，使用本拍撮合后的供需计数，避免给刚有车辆赶往的格子重复派车。所有以秒计的时长（接客 ETA、行程 8–20 秒、调度 2 秒、订单超时）都以拍数存储，按 kTicksPerSecond 与秒互转，因此节拍频率不会改变秒级语义。</w:t>
       </w:r>
     </w:p>
     <w:p>
@@ -1948,46 +2201,7 @@
         <w:pStyle w:val="BodyText"/>
       </w:pPr>
       <w:r>
-        <w:rPr>
-          <w:rFonts w:hint="eastAsia"/>
-        </w:rPr>
-        <w:t xml:space="preserve">选择单线程节拍制而不是多线程并发撮合，主要有两个原因。其一是确定性：订单生成与撮合共用同一随机序列，相同随机种子下整个模拟过程可以逐拍复现，测试</w:t>
-      </w:r>
-      <w:r>
-        <w:t xml:space="preserve"> </w:t>
-      </w:r>
-      <w:r>
-        <w:rPr>
-          <w:rStyle w:val="VerbatimChar"/>
-        </w:rPr>
-        <w:t xml:space="preserve">testDeterminism</w:t>
-      </w:r>
-      <w:r>
-        <w:t xml:space="preserve"> </w:t>
-      </w:r>
-      <w:r>
-        <w:rPr>
-          <w:rFonts w:hint="eastAsia"/>
-        </w:rPr>
-        <w:t xml:space="preserve">验证了这一点，演示或测试翻车时用相同种子即可重放同一过程。其二是正确性更容易保证：撮合要维护”司机从索引移除、状态回退、计数增减”这一串不变量，单线程内串行执行杜绝了竞态。并发能力没有省掉，而是放到了</w:t>
-      </w:r>
-      <w:r>
-        <w:t xml:space="preserve"> IO </w:t>
-      </w:r>
-      <w:r>
-        <w:rPr>
-          <w:rFonts w:hint="eastAsia"/>
-        </w:rPr>
-        <w:t xml:space="preserve">层：订单队列自带互斥锁，快照读取由状态锁保护，HTTP</w:t>
-      </w:r>
-      <w:r>
-        <w:t xml:space="preserve"> </w:t>
-      </w:r>
-      <w:r>
-        <w:rPr>
-          <w:rFonts w:hint="eastAsia"/>
-        </w:rPr>
-        <w:t xml:space="preserve">连接彼此独立。</w:t>
+        <w:t>核心状态统一由 100 ms 节拍线程更新，以避免撮合、司机迁移和计数维护之间出现竞争。HTTP 和 SSE 连接由独立 IO 线程处理，因此界面访问不会改变模拟状态的更新顺序。订单生成与撮合共用同一随机序列，相同随机种子下可以逐拍复现，测试 testDeterminism 对这一点进行了验证。订单队列自带互斥锁，快照读取由状态锁保护，HTTP 连接彼此独立。</w:t>
       </w:r>
     </w:p>
     <w:p>
@@ -1995,42 +2209,7 @@
         <w:pStyle w:val="BodyText"/>
       </w:pPr>
       <w:r>
-        <w:rPr>
-          <w:rFonts w:hint="eastAsia"/>
-        </w:rPr>
-        <w:t xml:space="preserve">本课程设计在</w:t>
-      </w:r>
-      <w:r>
-        <w:rPr>
-          <w:rFonts w:hint="eastAsia"/>
-          <w:b/>
-          <w:bCs/>
-        </w:rPr>
-        <w:t xml:space="preserve">单机进程内模拟区域化实时派单</w:t>
-      </w:r>
-      <w:r>
-        <w:rPr>
-          <w:rFonts w:hint="eastAsia"/>
-        </w:rPr>
-        <w:t xml:space="preserve">，重点验证手写数据结构与调度算法；核心状态采用单线程</w:t>
-      </w:r>
-      <w:r>
-        <w:t xml:space="preserve"> 100 ms </w:t>
-      </w:r>
-      <w:r>
-        <w:rPr>
-          <w:rFonts w:hint="eastAsia"/>
-        </w:rPr>
-        <w:t xml:space="preserve">节拍保证一致性，网络</w:t>
-      </w:r>
-      <w:r>
-        <w:t xml:space="preserve"> IO </w:t>
-      </w:r>
-      <w:r>
-        <w:rPr>
-          <w:rFonts w:hint="eastAsia"/>
-        </w:rPr>
-        <w:t xml:space="preserve">使用多线程。题目中的“分布式”在此对应网格化区域分治与运力分散，而非真实多节点分布式集群或高并发撮合服务。</w:t>
+        <w:t>本课程设计按照题目给出的模拟器范围，以网格化区域划分模拟区域级派单与运力调度。系统采用单机实现，重点考察手写数据结构、局部空间检索和动态调度算法，不涉及真实多节点集群中的一致性与分布式通信问题。</w:t>
       </w:r>
     </w:p>
     <w:p>
@@ -4571,13 +4750,7 @@
         <w:rPr>
           <w:rFonts w:hint="eastAsia"/>
         </w:rPr>
-        <w:t xml:space="preserve">“严格超过”</w:t>
-      </w:r>
-      <w:r>
-        <w:rPr>
-          <w:rFonts w:hint="eastAsia"/>
-        </w:rPr>
-        <w:t xml:space="preserve">这个判据与题目原文对齐：差值等于阈值时不触发，测试里有专门断言覆盖这一边界。每个警报目标格每拍至多调入</w:t>
+        <w:t>“严格超过”这个判据与题目原文对齐：差值等于阈值时不触发，测试里有专门断言覆盖这一边界。每个警报目标格每拍至多调入</w:t>
       </w:r>
       <w:r>
         <w:t xml:space="preserve"> 2 </w:t>
@@ -5191,53 +5364,7 @@
         <w:pStyle w:val="FirstParagraph"/>
       </w:pPr>
       <w:r>
-        <w:rPr>
-          <w:rFonts w:hint="eastAsia"/>
-        </w:rPr>
-        <w:t xml:space="preserve">四个底层结构全部位于</w:t>
-      </w:r>
-      <w:r>
-        <w:t xml:space="preserve"> </w:t>
-      </w:r>
-      <w:r>
-        <w:rPr>
-          <w:rStyle w:val="VerbatimChar"/>
-        </w:rPr>
-        <w:t xml:space="preserve">src/manual_structures.*</w:t>
-      </w:r>
-      <w:r>
-        <w:rPr>
-          <w:rFonts w:hint="eastAsia"/>
-        </w:rPr>
-        <w:t xml:space="preserve">，均为裸指针与原生数组的手写实现。题目强制考核的</w:t>
-      </w:r>
-      <w:r>
-        <w:t xml:space="preserve"> </w:t>
-      </w:r>
-      <w:r>
-        <w:rPr>
-          <w:b/>
-          <w:bCs/>
-        </w:rPr>
-        <w:t xml:space="preserve">GridIndex、OrderQueue、MinHeap</w:t>
-      </w:r>
-      <w:r>
-        <w:t xml:space="preserve"> </w:t>
-      </w:r>
-      <w:r>
-        <w:rPr>
-          <w:rFonts w:hint="eastAsia"/>
-        </w:rPr>
-        <w:t xml:space="preserve">是下表中应重点展示的三项核心结构；LogRingBuffer</w:t>
-      </w:r>
-      <w:r>
-        <w:t xml:space="preserve"> </w:t>
-      </w:r>
-      <w:r>
-        <w:rPr>
-          <w:rFonts w:hint="eastAsia"/>
-        </w:rPr>
-        <w:t xml:space="preserve">仅是支撑日志增量推送的工程辅助结构。先给出总览，再逐个说明。</w:t>
+        <w:t>队列、堆以及顺序存储与链式存储的基本组织方式参考数据结构课程中的经典定义[1][2]，再结合本题的空间定位与司机迁移需求进行实现。四个底层结构全部位于 src/manual_structures.*，均为裸指针与原生数组的手写实现。题目强制考核的 GridIndex、OrderQueue、MinHeap 是下表中应重点展示的三项核心结构；LogRingBuffer 仅是支撑日志增量推送的工程辅助结构。先给出总览，再逐个说明。</w:t>
       </w:r>
     </w:p>
     <w:tbl>
@@ -7637,11 +7764,324 @@
       </w:tr>
     </w:tbl>
     <w:p>
+      <w:r>
+        <w:t>源码模块与职责如下：</w:t>
+      </w:r>
+    </w:p>
+    <w:tbl>
+      <w:tblPr>
+        <w:tblStyle w:val="TableGrid"/>
+        <w:tblW w:w="8600" w:type="dxa"/>
+        <w:tblLayout w:type="fixed"/>
+      </w:tblPr>
+      <w:tblGrid>
+        <w:gridCol w:w="2400"/>
+        <w:gridCol w:w="4200"/>
+        <w:gridCol w:w="2000"/>
+      </w:tblGrid>
+      <w:tr>
+        <w:tc>
+          <w:tcPr>
+            <w:tcW w:w="2400" w:type="dxa"/>
+          </w:tcPr>
+          <w:p>
+            <w:pPr>
+              <w:spacing w:before="0" w:after="0"/>
+            </w:pPr>
+            <w:r>
+              <w:rPr>
+                <w:b/>
+              </w:rPr>
+              <w:t>文件/模块</w:t>
+            </w:r>
+          </w:p>
+        </w:tc>
+        <w:tc>
+          <w:tcPr>
+            <w:tcW w:w="4200" w:type="dxa"/>
+          </w:tcPr>
+          <w:p>
+            <w:pPr>
+              <w:spacing w:before="0" w:after="0"/>
+            </w:pPr>
+            <w:r>
+              <w:rPr>
+                <w:b/>
+              </w:rPr>
+              <w:t>主要职责</w:t>
+            </w:r>
+          </w:p>
+        </w:tc>
+        <w:tc>
+          <w:tcPr>
+            <w:tcW w:w="2000" w:type="dxa"/>
+          </w:tcPr>
+          <w:p>
+            <w:pPr>
+              <w:spacing w:before="0" w:after="0"/>
+            </w:pPr>
+            <w:r>
+              <w:rPr>
+                <w:b/>
+              </w:rPr>
+              <w:t>对应课程设计内容</w:t>
+            </w:r>
+          </w:p>
+        </w:tc>
+      </w:tr>
+      <w:tr>
+        <w:tc>
+          <w:tcPr>
+            <w:tcW w:w="2400" w:type="dxa"/>
+          </w:tcPr>
+          <w:p>
+            <w:pPr>
+              <w:spacing w:before="0" w:after="0"/>
+            </w:pPr>
+            <w:r>
+              <w:t>manual_structures.*</w:t>
+            </w:r>
+          </w:p>
+        </w:tc>
+        <w:tc>
+          <w:tcPr>
+            <w:tcW w:w="4200" w:type="dxa"/>
+          </w:tcPr>
+          <w:p>
+            <w:pPr>
+              <w:spacing w:before="0" w:after="0"/>
+            </w:pPr>
+            <w:r>
+              <w:t>GridIndex、OrderQueue、MinHeap、LogRingBuffer</w:t>
+            </w:r>
+          </w:p>
+        </w:tc>
+        <w:tc>
+          <w:tcPr>
+            <w:tcW w:w="2000" w:type="dxa"/>
+          </w:tcPr>
+          <w:p>
+            <w:pPr>
+              <w:spacing w:before="0" w:after="0"/>
+            </w:pPr>
+            <w:r>
+              <w:t>手写数据结构</w:t>
+            </w:r>
+          </w:p>
+        </w:tc>
+      </w:tr>
+      <w:tr>
+        <w:tc>
+          <w:tcPr>
+            <w:tcW w:w="2400" w:type="dxa"/>
+          </w:tcPr>
+          <w:p>
+            <w:pPr>
+              <w:spacing w:before="0" w:after="0"/>
+            </w:pPr>
+            <w:r>
+              <w:t>simulator.*</w:t>
+            </w:r>
+          </w:p>
+        </w:tc>
+        <w:tc>
+          <w:tcPr>
+            <w:tcW w:w="4200" w:type="dxa"/>
+          </w:tcPr>
+          <w:p>
+            <w:pPr>
+              <w:spacing w:before="0" w:after="0"/>
+            </w:pPr>
+            <w:r>
+              <w:t>订单生成、撮合、调度、状态机</w:t>
+            </w:r>
+          </w:p>
+        </w:tc>
+        <w:tc>
+          <w:tcPr>
+            <w:tcW w:w="2000" w:type="dxa"/>
+          </w:tcPr>
+          <w:p>
+            <w:pPr>
+              <w:spacing w:before="0" w:after="0"/>
+            </w:pPr>
+            <w:r>
+              <w:t>核心算法</w:t>
+            </w:r>
+          </w:p>
+        </w:tc>
+      </w:tr>
+      <w:tr>
+        <w:tc>
+          <w:tcPr>
+            <w:tcW w:w="2400" w:type="dxa"/>
+          </w:tcPr>
+          <w:p>
+            <w:pPr>
+              <w:spacing w:before="0" w:after="0"/>
+            </w:pPr>
+            <w:r>
+              <w:t>http_server.*</w:t>
+            </w:r>
+          </w:p>
+        </w:tc>
+        <w:tc>
+          <w:tcPr>
+            <w:tcW w:w="4200" w:type="dxa"/>
+          </w:tcPr>
+          <w:p>
+            <w:pPr>
+              <w:spacing w:before="0" w:after="0"/>
+            </w:pPr>
+            <w:r>
+              <w:t>HTTP、SSE、控制接口</w:t>
+            </w:r>
+          </w:p>
+        </w:tc>
+        <w:tc>
+          <w:tcPr>
+            <w:tcW w:w="2000" w:type="dxa"/>
+          </w:tcPr>
+          <w:p>
+            <w:pPr>
+              <w:spacing w:before="0" w:after="0"/>
+            </w:pPr>
+            <w:r>
+              <w:t>工程交互</w:t>
+            </w:r>
+          </w:p>
+        </w:tc>
+      </w:tr>
+      <w:tr>
+        <w:tc>
+          <w:tcPr>
+            <w:tcW w:w="2400" w:type="dxa"/>
+          </w:tcPr>
+          <w:p>
+            <w:pPr>
+              <w:spacing w:before="0" w:after="0"/>
+            </w:pPr>
+            <w:r>
+              <w:t>frontend/</w:t>
+            </w:r>
+          </w:p>
+        </w:tc>
+        <w:tc>
+          <w:tcPr>
+            <w:tcW w:w="4200" w:type="dxa"/>
+          </w:tcPr>
+          <w:p>
+            <w:pPr>
+              <w:spacing w:before="0" w:after="0"/>
+            </w:pPr>
+            <w:r>
+              <w:t>热力图、指标、日志、参数控制</w:t>
+            </w:r>
+          </w:p>
+        </w:tc>
+        <w:tc>
+          <w:tcPr>
+            <w:tcW w:w="2000" w:type="dxa"/>
+          </w:tcPr>
+          <w:p>
+            <w:pPr>
+              <w:spacing w:before="0" w:after="0"/>
+            </w:pPr>
+            <w:r>
+              <w:t>可视化</w:t>
+            </w:r>
+          </w:p>
+        </w:tc>
+      </w:tr>
+      <w:tr>
+        <w:tc>
+          <w:tcPr>
+            <w:tcW w:w="2400" w:type="dxa"/>
+          </w:tcPr>
+          <w:p>
+            <w:pPr>
+              <w:spacing w:before="0" w:after="0"/>
+            </w:pPr>
+            <w:r>
+              <w:t>tests/</w:t>
+            </w:r>
+          </w:p>
+        </w:tc>
+        <w:tc>
+          <w:tcPr>
+            <w:tcW w:w="4200" w:type="dxa"/>
+          </w:tcPr>
+          <w:p>
+            <w:pPr>
+              <w:spacing w:before="0" w:after="0"/>
+            </w:pPr>
+            <w:r>
+              <w:t>数据结构、算法、接口测试</w:t>
+            </w:r>
+          </w:p>
+        </w:tc>
+        <w:tc>
+          <w:tcPr>
+            <w:tcW w:w="2000" w:type="dxa"/>
+          </w:tcPr>
+          <w:p>
+            <w:pPr>
+              <w:spacing w:before="0" w:after="0"/>
+            </w:pPr>
+            <w:r>
+              <w:t>正确性验证</w:t>
+            </w:r>
+          </w:p>
+        </w:tc>
+      </w:tr>
+      <w:tr>
+        <w:tc>
+          <w:tcPr>
+            <w:tcW w:w="2400" w:type="dxa"/>
+          </w:tcPr>
+          <w:p>
+            <w:pPr>
+              <w:spacing w:before="0" w:after="0"/>
+            </w:pPr>
+            <w:r>
+              <w:t>tools/</w:t>
+            </w:r>
+          </w:p>
+        </w:tc>
+        <w:tc>
+          <w:tcPr>
+            <w:tcW w:w="4200" w:type="dxa"/>
+          </w:tcPr>
+          <w:p>
+            <w:pPr>
+              <w:spacing w:before="0" w:after="0"/>
+            </w:pPr>
+            <w:r>
+              <w:t>参数扫描和实验数据</w:t>
+            </w:r>
+          </w:p>
+        </w:tc>
+        <w:tc>
+          <w:tcPr>
+            <w:tcW w:w="2000" w:type="dxa"/>
+          </w:tcPr>
+          <w:p>
+            <w:pPr>
+              <w:spacing w:before="0" w:after="0"/>
+            </w:pPr>
+            <w:r>
+              <w:t>运行结果分析</w:t>
+            </w:r>
+          </w:p>
+        </w:tc>
+      </w:tr>
+    </w:tbl>
+    <w:p>
       <w:pPr>
         <w:pStyle w:val="BodyText"/>
       </w:pPr>
       <w:r>
-        <w:t xml:space="preserve">两点工程选择补充说明。其一是静态链接：编译时加 -static -static-libgcc -static-libstdc++，运行时库直接编进可执行文件，交付时不存在“目标机器缺 DLL”的风险，拷贝即用。其二是前端产物由 C++ 服务托管而不是单独起 Node 服务：看板构建后就是一组静态文件，引擎进程顺便托管它们，交付形态收敛为“一个 exe + 一个目录”，也避免了课堂演示时多开进程。前端选用 Vue 只承担展示层职责，引擎侧的数据结构与算法不依赖任何第三方库。Vue 组件开发参照 Vue 官方文档[4]；WinSock2 接口使用 Microsoft Programmer's Reference[5]；看板实时推送采用浏览器 EventSource 与 text/event-stream 约定，遵循 WHATWG HTML Living Standard 的 Server-sent events 章节[6]。</w:t>
+        <w:t>两点工程选择补充说明。其一是静态链接：编译时加 -static -static-libgcc -static-libstdc++，运行时库直接编进可执行文件，交付时不存在“目标机器缺 DLL”的风险，拷贝即用。其二是前端产物由 C++ 服务托管而不是单独起 Node 服务：看板构建后就是一组静态文件，引擎进程顺便托管它们，交付形态收敛为“一个 exe + 一个目录”，也避免了启动多个进程。前端选用 Vue 只承担展示层职责，引擎侧的数据结构与算法不依赖任何第三方库。裸指针、动态数组和对象生命周期管理按照 C++ 的资源管理原则实现[3]。Vue 组件开发参照 Vue 官方文档[4]；WinSock2 接口使用 Microsoft Programmer's Reference[5]；看板实时推送采用浏览器 EventSource 与 text/event-stream 约定，遵循 WHATWG HTML Living Standard 的 Server-sent events 章节[6]。</w:t>
       </w:r>
     </w:p>
     <w:bookmarkEnd w:id="41"/>
@@ -7680,15 +8120,7 @@
         <w:pStyle w:val="FirstParagraph"/>
       </w:pPr>
       <w:r>
-        <w:t xml:space="preserve">参数结论采用当前实现生成的复测数据。接驾时长按路况 ETA 推进，失衡仅在差值严格超过阈值时触发；历史实验采用了不同的接驾时长或触发语义，不纳入当前统计。在 100 辆车、订单率 5–10 单/秒、撮合半径 6、调度半径 30、失衡阈值 1、超时 20 秒的配置下，当前口径的派单成功率为 48.69%；旧口径数据不与本组结果混用。</w:t>
-      </w:r>
-    </w:p>
-    <w:p>
-      <w:pPr>
-        <w:pStyle w:val="BodyText"/>
-      </w:pPr>
-      <w:r>
-        <w:t xml:space="preserve">推荐参数、随机种子和实验数据按相同配置可复现。</w:t>
+        <w:t>本节所有实验均基于当前实现执行。接驾时长按路况 ETA 推进，失衡仅在差值严格超过阈值时触发。在 100 辆车、订单率 5–10 单/秒、撮合半径 6、调度半径 30、失衡阈值 1、超时 20 秒的配置下，派单成功率为 48.69%。实验使用固定随机种子，结果可按相同配置复现。</w:t>
       </w:r>
     </w:p>
     <w:bookmarkEnd w:id="42"/>
@@ -8140,7 +8572,7 @@
         <w:rPr>
           <w:rFonts w:hint="eastAsia"/>
         </w:rPr>
-        <w:t xml:space="preserve">测试之外每次改动还做实机冒烟：启动真实</w:t>
+        <w:t xml:space="preserve">此外，使用真实</w:t>
       </w:r>
       <w:r>
         <w:t xml:space="preserve"> exe </w:t>
@@ -8149,7 +8581,7 @@
         <w:rPr>
           <w:rFonts w:hint="eastAsia"/>
         </w:rPr>
-        <w:t xml:space="preserve">观察看板行为与指标走势，确认测试口径与实机行为一致。</w:t>
+        <w:t xml:space="preserve">进行实机冒烟测试，观察看板行为和指标走势，确认测试口径与实机行为一致。</w:t>
       </w:r>
     </w:p>
     <w:p>
@@ -8926,64 +9358,7 @@
         <w:pStyle w:val="BodyText"/>
       </w:pPr>
       <w:r>
-        <w:rPr>
-          <w:rFonts w:hint="eastAsia"/>
-        </w:rPr>
-        <w:t xml:space="preserve">同样的车、同样的订单，失衡调度机制把成功率抬升约</w:t>
-      </w:r>
-      <w:r>
-        <w:t xml:space="preserve"> 3 </w:t>
-      </w:r>
-      <w:r>
-        <w:rPr>
-          <w:rFonts w:hint="eastAsia"/>
-        </w:rPr>
-        <w:t xml:space="preserve">倍，把闲置率从</w:t>
-      </w:r>
-      <w:r>
-        <w:t xml:space="preserve"> 78% </w:t>
-      </w:r>
-      <w:r>
-        <w:rPr>
-          <w:rFonts w:hint="eastAsia"/>
-        </w:rPr>
-        <w:t xml:space="preserve">压到</w:t>
-      </w:r>
-      <w:r>
-        <w:t xml:space="preserve"> </w:t>
-      </w:r>
-      <w:r>
-        <w:rPr>
-          <w:rFonts w:hint="eastAsia"/>
-        </w:rPr>
-        <w:t xml:space="preserve">30%。调度关闭时，绝大多数司机在远离热点处闲置，热点订单成批超时取消；机制全开时，热点周边常态保持约</w:t>
-      </w:r>
-      <w:r>
-        <w:t xml:space="preserve"> 12 </w:t>
-      </w:r>
-      <w:r>
-        <w:rPr>
-          <w:rFonts w:hint="eastAsia"/>
-        </w:rPr>
-        <w:t xml:space="preserve">个警报格、5</w:t>
-      </w:r>
-      <w:r>
-        <w:t xml:space="preserve"> </w:t>
-      </w:r>
-      <w:r>
-        <w:rPr>
-          <w:rFonts w:hint="eastAsia"/>
-        </w:rPr>
-        <w:t xml:space="preserve">名司机在途调度，每分钟约</w:t>
-      </w:r>
-      <w:r>
-        <w:t xml:space="preserve"> 135 </w:t>
-      </w:r>
-      <w:r>
-        <w:rPr>
-          <w:rFonts w:hint="eastAsia"/>
-        </w:rPr>
-        <w:t xml:space="preserve">次调度把远端运力持续输送进热点。这组对照是整个系统价值最直接的证据。</w:t>
+        <w:t>在相同司机规模和订单生成条件下，弱化调度时派单成功率为 14.8%～16.9%，推荐参数下提高至 48.2%～48.9%；司机空闲率则由约 78% 降至约 30%。调度关闭时，远离热点的司机长期处于空闲状态，热点订单更容易超时；机制开启后，热点周边常态保持约 12 个警报格和 5 名调度中司机，每分钟约有 135 次调度将远端运力送入热点。</w:t>
       </w:r>
     </w:p>
     <w:p>
@@ -9083,164 +9458,154 @@
         <w:pStyle w:val="FirstParagraph"/>
       </w:pPr>
       <w:r>
+        <w:t>撮合半径（3→12）存在温和峰值。接驾时长由 ETA 决定后，远距离撮合有了真实的时间代价：同种子下撮合半径 3/6/8/10/12 的成功率分别为 46.8% / 48.9% / 48.6% / 46.9% / 46.1%，半径 6 附近最优。半径越大，接驾 ETA 均值越长（半径 6→12 时由 4.1 秒升至 7.3 秒），司机被长途接驾占用越久，调度事件也随之变稀（135→84 次/分）。半径越小，调度事件越频繁：半径 3 时为 149–164 次/分，热点订单主要依靠调度车辆补充。</w:t>
+      </w:r>
+    </w:p>
+    <w:p>
+      <w:pPr>
+        <w:pStyle w:val="BodyText"/>
+      </w:pPr>
+      <w:r>
         <w:rPr>
           <w:rFonts w:hint="eastAsia"/>
           <w:b/>
           <w:bCs/>
         </w:rPr>
-        <w:t xml:space="preserve">撮合半径（3→12）存在温和峰值。</w:t>
-      </w:r>
-      <w:r>
-        <w:t xml:space="preserve"> </w:t>
-      </w:r>
-      <w:r>
-        <w:rPr>
-          <w:rFonts w:hint="eastAsia"/>
-        </w:rPr>
-        <w:t xml:space="preserve">接驾时长由</w:t>
-      </w:r>
-      <w:r>
-        <w:t xml:space="preserve"> ETA </w:t>
-      </w:r>
-      <w:r>
-        <w:rPr>
-          <w:rFonts w:hint="eastAsia"/>
-        </w:rPr>
-        <w:t xml:space="preserve">决定后，远距离撮合有了真实的时间代价：同种子下撮合半径</w:t>
-      </w:r>
-      <w:r>
-        <w:t xml:space="preserve"> 3/6/8/10/12 </w:t>
-      </w:r>
-      <w:r>
-        <w:rPr>
-          <w:rFonts w:hint="eastAsia"/>
-        </w:rPr>
-        <w:t xml:space="preserve">的成功率分别为</w:t>
-      </w:r>
-      <w:r>
-        <w:t xml:space="preserve"> 46.8% / 48.9% / 48.6% / 46.9% / </w:t>
-      </w:r>
-      <w:r>
-        <w:rPr>
-          <w:rFonts w:hint="eastAsia"/>
-        </w:rPr>
-        <w:t xml:space="preserve">46.1%，半径</w:t>
-      </w:r>
-      <w:r>
-        <w:t xml:space="preserve"> 6 </w:t>
-      </w:r>
-      <w:r>
-        <w:rPr>
-          <w:rFonts w:hint="eastAsia"/>
-        </w:rPr>
-        <w:t xml:space="preserve">附近最优。半径越大，接驾</w:t>
-      </w:r>
-      <w:r>
-        <w:t xml:space="preserve"> ETA </w:t>
-      </w:r>
-      <w:r>
-        <w:rPr>
-          <w:rFonts w:hint="eastAsia"/>
-        </w:rPr>
-        <w:t xml:space="preserve">均值越长（半径</w:t>
-      </w:r>
-      <w:r>
-        <w:t xml:space="preserve"> 6→12 </w:t>
-      </w:r>
-      <w:r>
-        <w:rPr>
-          <w:rFonts w:hint="eastAsia"/>
-        </w:rPr>
-        <w:t xml:space="preserve">时由</w:t>
-      </w:r>
-      <w:r>
-        <w:t xml:space="preserve"> 4.1 </w:t>
-      </w:r>
-      <w:r>
-        <w:rPr>
-          <w:rFonts w:hint="eastAsia"/>
-        </w:rPr>
-        <w:t xml:space="preserve">秒升至</w:t>
-      </w:r>
-      <w:r>
-        <w:t xml:space="preserve"> 7.3 </w:t>
-      </w:r>
-      <w:r>
-        <w:rPr>
-          <w:rFonts w:hint="eastAsia"/>
-        </w:rPr>
-        <w:t xml:space="preserve">秒），司机被长途接驾占用越久，调度事件也随之变稀（135→84</w:t>
-      </w:r>
-      <w:r>
-        <w:t xml:space="preserve"> </w:t>
-      </w:r>
-      <w:r>
-        <w:rPr>
-          <w:rFonts w:hint="eastAsia"/>
-        </w:rPr>
-        <w:t xml:space="preserve">次/分）。半径越小则调度戏份越足：半径</w:t>
-      </w:r>
-      <w:r>
-        <w:t xml:space="preserve"> 3 </w:t>
-      </w:r>
-      <w:r>
-        <w:rPr>
-          <w:rFonts w:hint="eastAsia"/>
-        </w:rPr>
-        <w:t xml:space="preserve">时调度事件</w:t>
-      </w:r>
-      <w:r>
-        <w:t xml:space="preserve"> 149–164 </w:t>
-      </w:r>
-      <w:r>
-        <w:rPr>
-          <w:rFonts w:hint="eastAsia"/>
-        </w:rPr>
-        <w:t xml:space="preserve">次/分，热点订单几乎完全依赖调度送车。</w:t>
-      </w:r>
-    </w:p>
-    <w:p>
-      <w:pPr>
-        <w:pStyle w:val="BodyText"/>
-      </w:pPr>
-      <w:r>
-        <w:rPr>
-          <w:rFonts w:hint="eastAsia"/>
+        <w:t xml:space="preserve">调度半径</w:t>
+      </w:r>
+      <w:r>
+        <w:rPr>
           <w:b/>
           <w:bCs/>
         </w:rPr>
-        <w:t xml:space="preserve">调度半径</w:t>
-      </w:r>
-      <w:r>
-        <w:rPr>
+        <w:t xml:space="preserve"> 30 </w:t>
+      </w:r>
+      <w:r>
+        <w:rPr>
+          <w:rFonts w:hint="eastAsia"/>
           <w:b/>
           <w:bCs/>
         </w:rPr>
-        <w:t xml:space="preserve"> 30 </w:t>
-      </w:r>
-      <w:r>
-        <w:rPr>
-          <w:rFonts w:hint="eastAsia"/>
+        <w:t xml:space="preserve">明显优于</w:t>
+      </w:r>
+      <w:r>
+        <w:rPr>
           <w:b/>
           <w:bCs/>
         </w:rPr>
-        <w:t xml:space="preserve">明显优于</w:t>
-      </w:r>
-      <w:r>
-        <w:rPr>
+        <w:t xml:space="preserve"> 20。</w:t>
+      </w:r>
+      <w:r>
+        <w:t xml:space="preserve"> </w:t>
+      </w:r>
+      <w:r>
+        <w:rPr>
+          <w:rFonts w:hint="eastAsia"/>
+        </w:rPr>
+        <w:t xml:space="preserve">调度行程固定</w:t>
+      </w:r>
+      <w:r>
+        <w:t xml:space="preserve"> 2 </w:t>
+      </w:r>
+      <w:r>
+        <w:rPr>
+          <w:rFonts w:hint="eastAsia"/>
+        </w:rPr>
+        <w:t xml:space="preserve">秒、与距离无关，拉大半径没有时效代价，只扩大供体池：同配比下半径</w:t>
+      </w:r>
+      <w:r>
+        <w:t xml:space="preserve"> 30 </w:t>
+      </w:r>
+      <w:r>
+        <w:rPr>
+          <w:rFonts w:hint="eastAsia"/>
+        </w:rPr>
+        <w:t xml:space="preserve">的成功率</w:t>
+      </w:r>
+      <w:r>
+        <w:t xml:space="preserve"> </w:t>
+      </w:r>
+      <w:r>
+        <w:rPr>
+          <w:rFonts w:hint="eastAsia"/>
+        </w:rPr>
+        <w:t xml:space="preserve">48.2–48.9%，半径</w:t>
+      </w:r>
+      <w:r>
+        <w:t xml:space="preserve"> 20 </w:t>
+      </w:r>
+      <w:r>
+        <w:rPr>
+          <w:rFonts w:hint="eastAsia"/>
+        </w:rPr>
+        <w:t xml:space="preserve">只有</w:t>
+      </w:r>
+      <w:r>
+        <w:t xml:space="preserve"> </w:t>
+      </w:r>
+      <w:r>
+        <w:rPr>
+          <w:rFonts w:hint="eastAsia"/>
+        </w:rPr>
+        <w:t xml:space="preserve">37.6–39.0%，差约</w:t>
+      </w:r>
+      <w:r>
+        <w:t xml:space="preserve"> 10 </w:t>
+      </w:r>
+      <w:r>
+        <w:rPr>
+          <w:rFonts w:hint="eastAsia"/>
+        </w:rPr>
+        <w:t xml:space="preserve">个百分点。</w:t>
+      </w:r>
+    </w:p>
+    <w:p>
+      <w:pPr>
+        <w:pStyle w:val="BodyText"/>
+      </w:pPr>
+      <w:r>
+        <w:rPr>
+          <w:rFonts w:hint="eastAsia"/>
           <w:b/>
           <w:bCs/>
         </w:rPr>
-        <w:t xml:space="preserve"> 20。</w:t>
-      </w:r>
-      <w:r>
-        <w:t xml:space="preserve"> </w:t>
-      </w:r>
-      <w:r>
-        <w:rPr>
-          <w:rFonts w:hint="eastAsia"/>
-        </w:rPr>
-        <w:t xml:space="preserve">调度行程固定</w:t>
+        <w:t xml:space="preserve">失衡阈值取最低档。</w:t>
+      </w:r>
+      <w:r>
+        <w:t xml:space="preserve"> </w:t>
+      </w:r>
+      <w:r>
+        <w:rPr>
+          <w:rFonts w:hint="eastAsia"/>
+        </w:rPr>
+        <w:t xml:space="preserve">触发条件是差值严格超过阈值，阈值</w:t>
+      </w:r>
+      <w:r>
+        <w:t xml:space="preserve"> 1 </w:t>
+      </w:r>
+      <w:r>
+        <w:rPr>
+          <w:rFonts w:hint="eastAsia"/>
+        </w:rPr>
+        <w:t xml:space="preserve">即”差值</w:t>
+      </w:r>
+      <w:r>
+        <w:t xml:space="preserve"> ≥2 </w:t>
+      </w:r>
+      <w:r>
+        <w:rPr>
+          <w:rFonts w:hint="eastAsia"/>
+        </w:rPr>
+        <w:t xml:space="preserve">就派车”，成功率</w:t>
+      </w:r>
+      <w:r>
+        <w:t xml:space="preserve"> </w:t>
+      </w:r>
+      <w:r>
+        <w:rPr>
+          <w:rFonts w:hint="eastAsia"/>
+        </w:rPr>
+        <w:t xml:space="preserve">48.2–48.9%，阈值</w:t>
       </w:r>
       <w:r>
         <w:t xml:space="preserve"> 2 </w:t>
@@ -9249,52 +9614,16 @@
         <w:rPr>
           <w:rFonts w:hint="eastAsia"/>
         </w:rPr>
-        <w:t xml:space="preserve">秒、与距离无关，拉大半径没有时效代价，只扩大供体池：同配比下半径</w:t>
-      </w:r>
-      <w:r>
-        <w:t xml:space="preserve"> 30 </w:t>
-      </w:r>
-      <w:r>
-        <w:rPr>
-          <w:rFonts w:hint="eastAsia"/>
-        </w:rPr>
-        <w:t xml:space="preserve">的成功率</w:t>
-      </w:r>
-      <w:r>
-        <w:t xml:space="preserve"> </w:t>
-      </w:r>
-      <w:r>
-        <w:rPr>
-          <w:rFonts w:hint="eastAsia"/>
-        </w:rPr>
-        <w:t xml:space="preserve">48.2–48.9%，半径</w:t>
-      </w:r>
-      <w:r>
-        <w:t xml:space="preserve"> 20 </w:t>
-      </w:r>
-      <w:r>
-        <w:rPr>
-          <w:rFonts w:hint="eastAsia"/>
-        </w:rPr>
-        <w:t xml:space="preserve">只有</w:t>
-      </w:r>
-      <w:r>
-        <w:t xml:space="preserve"> </w:t>
-      </w:r>
-      <w:r>
-        <w:rPr>
-          <w:rFonts w:hint="eastAsia"/>
-        </w:rPr>
-        <w:t xml:space="preserve">37.6–39.0%，差约</w:t>
-      </w:r>
-      <w:r>
-        <w:t xml:space="preserve"> 10 </w:t>
-      </w:r>
-      <w:r>
-        <w:rPr>
-          <w:rFonts w:hint="eastAsia"/>
-        </w:rPr>
-        <w:t xml:space="preserve">个百分点。</w:t>
+        <w:t xml:space="preserve">为</w:t>
+      </w:r>
+      <w:r>
+        <w:t xml:space="preserve"> </w:t>
+      </w:r>
+      <w:r>
+        <w:rPr>
+          <w:rFonts w:hint="eastAsia"/>
+        </w:rPr>
+        <w:t xml:space="preserve">46.7–48.4%，灵敏度更高且无副作用。</w:t>
       </w:r>
     </w:p>
     <w:p>
@@ -9302,202 +9631,7 @@
         <w:pStyle w:val="BodyText"/>
       </w:pPr>
       <w:r>
-        <w:rPr>
-          <w:rFonts w:hint="eastAsia"/>
-          <w:b/>
-          <w:bCs/>
-        </w:rPr>
-        <w:t xml:space="preserve">失衡阈值取最低档。</w:t>
-      </w:r>
-      <w:r>
-        <w:t xml:space="preserve"> </w:t>
-      </w:r>
-      <w:r>
-        <w:rPr>
-          <w:rFonts w:hint="eastAsia"/>
-        </w:rPr>
-        <w:t xml:space="preserve">触发条件是差值严格超过阈值，阈值</w:t>
-      </w:r>
-      <w:r>
-        <w:t xml:space="preserve"> 1 </w:t>
-      </w:r>
-      <w:r>
-        <w:rPr>
-          <w:rFonts w:hint="eastAsia"/>
-        </w:rPr>
-        <w:t xml:space="preserve">即”差值</w:t>
-      </w:r>
-      <w:r>
-        <w:t xml:space="preserve"> ≥2 </w:t>
-      </w:r>
-      <w:r>
-        <w:rPr>
-          <w:rFonts w:hint="eastAsia"/>
-        </w:rPr>
-        <w:t xml:space="preserve">就派车”，成功率</w:t>
-      </w:r>
-      <w:r>
-        <w:t xml:space="preserve"> </w:t>
-      </w:r>
-      <w:r>
-        <w:rPr>
-          <w:rFonts w:hint="eastAsia"/>
-        </w:rPr>
-        <w:t xml:space="preserve">48.2–48.9%，阈值</w:t>
-      </w:r>
-      <w:r>
-        <w:t xml:space="preserve"> 2 </w:t>
-      </w:r>
-      <w:r>
-        <w:rPr>
-          <w:rFonts w:hint="eastAsia"/>
-        </w:rPr>
-        <w:t xml:space="preserve">为</w:t>
-      </w:r>
-      <w:r>
-        <w:t xml:space="preserve"> </w:t>
-      </w:r>
-      <w:r>
-        <w:rPr>
-          <w:rFonts w:hint="eastAsia"/>
-        </w:rPr>
-        <w:t xml:space="preserve">46.7–48.4%，灵敏度更高且无副作用。</w:t>
-      </w:r>
-    </w:p>
-    <w:p>
-      <w:pPr>
-        <w:pStyle w:val="BodyText"/>
-      </w:pPr>
-      <w:r>
-        <w:rPr>
-          <w:rFonts w:hint="eastAsia"/>
-          <w:b/>
-          <w:bCs/>
-        </w:rPr>
-        <w:t xml:space="preserve">订单超时</w:t>
-      </w:r>
-      <w:r>
-        <w:rPr>
-          <w:b/>
-          <w:bCs/>
-        </w:rPr>
-        <w:t xml:space="preserve"> 20 </w:t>
-      </w:r>
-      <w:r>
-        <w:rPr>
-          <w:rFonts w:hint="eastAsia"/>
-          <w:b/>
-          <w:bCs/>
-        </w:rPr>
-        <w:t xml:space="preserve">秒是平衡点。</w:t>
-      </w:r>
-      <w:r>
-        <w:t xml:space="preserve"> </w:t>
-      </w:r>
-      <w:r>
-        <w:rPr>
-          <w:rFonts w:hint="eastAsia"/>
-        </w:rPr>
-        <w:t xml:space="preserve">超时</w:t>
-      </w:r>
-      <w:r>
-        <w:t xml:space="preserve"> 15 </w:t>
-      </w:r>
-      <w:r>
-        <w:rPr>
-          <w:rFonts w:hint="eastAsia"/>
-        </w:rPr>
-        <w:t xml:space="preserve">秒成功率</w:t>
-      </w:r>
-      <w:r>
-        <w:t xml:space="preserve"> </w:t>
-      </w:r>
-      <w:r>
-        <w:rPr>
-          <w:rFonts w:hint="eastAsia"/>
-        </w:rPr>
-        <w:t xml:space="preserve">44.5–45.5%（稳态队列约</w:t>
-      </w:r>
-      <w:r>
-        <w:t xml:space="preserve"> </w:t>
-      </w:r>
-      <w:r>
-        <w:rPr>
-          <w:rFonts w:hint="eastAsia"/>
-        </w:rPr>
-        <w:t xml:space="preserve">85），20</w:t>
-      </w:r>
-      <w:r>
-        <w:t xml:space="preserve"> </w:t>
-      </w:r>
-      <w:r>
-        <w:rPr>
-          <w:rFonts w:hint="eastAsia"/>
-        </w:rPr>
-        <w:t xml:space="preserve">秒</w:t>
-      </w:r>
-      <w:r>
-        <w:t xml:space="preserve"> </w:t>
-      </w:r>
-      <w:r>
-        <w:rPr>
-          <w:rFonts w:hint="eastAsia"/>
-        </w:rPr>
-        <w:t xml:space="preserve">48.2–48.9%（约</w:t>
-      </w:r>
-      <w:r>
-        <w:t xml:space="preserve"> </w:t>
-      </w:r>
-      <w:r>
-        <w:rPr>
-          <w:rFonts w:hint="eastAsia"/>
-        </w:rPr>
-        <w:t xml:space="preserve">108），25</w:t>
-      </w:r>
-      <w:r>
-        <w:t xml:space="preserve"> </w:t>
-      </w:r>
-      <w:r>
-        <w:rPr>
-          <w:rFonts w:hint="eastAsia"/>
-        </w:rPr>
-        <w:t xml:space="preserve">秒</w:t>
-      </w:r>
-      <w:r>
-        <w:t xml:space="preserve"> </w:t>
-      </w:r>
-      <w:r>
-        <w:rPr>
-          <w:rFonts w:hint="eastAsia"/>
-        </w:rPr>
-        <w:t xml:space="preserve">50.5–52.0%（约</w:t>
-      </w:r>
-      <w:r>
-        <w:t xml:space="preserve"> </w:t>
-      </w:r>
-      <w:r>
-        <w:rPr>
-          <w:rFonts w:hint="eastAsia"/>
-        </w:rPr>
-        <w:t xml:space="preserve">134，且行程完成日志的全程耗时普遍超过</w:t>
-      </w:r>
-      <w:r>
-        <w:t xml:space="preserve"> 30 </w:t>
-      </w:r>
-      <w:r>
-        <w:rPr>
-          <w:rFonts w:hint="eastAsia"/>
-        </w:rPr>
-        <w:t xml:space="preserve">秒）。运力其实够服务大部分订单，订单只是需要等司机到位——超时过短把这部分订单白白浪费，过长则队列常年高位、观感像瘫痪，20</w:t>
-      </w:r>
-      <w:r>
-        <w:t xml:space="preserve"> </w:t>
-      </w:r>
-      <w:r>
-        <w:rPr>
-          <w:rFonts w:hint="eastAsia"/>
-        </w:rPr>
-        <w:t xml:space="preserve">秒兼顾两者。</w:t>
+        <w:t>订单超时 20 秒是平衡点。超时 15 秒成功率 44.5–45.5%（稳态队列约 85），20 秒 48.2–48.9%（约 108），25 秒 50.5–52.0%（约 134，且行程完成日志的全程耗时普遍超过 30 秒）。运力能够服务大部分订单，但订单需要等待司机到位；超时过短会使这部分订单提前取消，过长会使队列长期处于高位，20 秒在成功率和等待队列之间取得较好平衡。</w:t>
       </w:r>
     </w:p>
     <w:bookmarkEnd w:id="53"/>
@@ -9590,7 +9724,7 @@
           <w:rStyle w:val="VerbatimChar"/>
           <w:rFonts w:hint="eastAsia"/>
         </w:rPr>
-        <w:t xml:space="preserve">（旧热点被逐步喂饱）</w:t>
+        <w:t xml:space="preserve">（旧热点周边供需逐步恢复）</w:t>
       </w:r>
       <w:r>
         <w:br/>
@@ -9700,7 +9834,7 @@
           <w:rStyle w:val="VerbatimChar"/>
           <w:rFonts w:hint="eastAsia"/>
         </w:rPr>
-        <w:t xml:space="preserve">（调度流向冲向新热点，峰值）</w:t>
+        <w:t xml:space="preserve">（调度车辆快速向新热点集中）</w:t>
       </w:r>
       <w:r>
         <w:br/>
@@ -9755,7 +9889,7 @@
           <w:rStyle w:val="VerbatimChar"/>
           <w:rFonts w:hint="eastAsia"/>
         </w:rPr>
-        <w:t xml:space="preserve">（救援到位）</w:t>
+        <w:t xml:space="preserve">（调度车辆陆续到位）</w:t>
       </w:r>
       <w:r>
         <w:br/>
@@ -9818,76 +9952,7 @@
         <w:pStyle w:val="FirstParagraph"/>
       </w:pPr>
       <w:r>
-        <w:rPr>
-          <w:rFonts w:hint="eastAsia"/>
-        </w:rPr>
-        <w:t xml:space="preserve">热点切换后</w:t>
-      </w:r>
-      <w:r>
-        <w:t xml:space="preserve"> 1 </w:t>
-      </w:r>
-      <w:r>
-        <w:rPr>
-          <w:rFonts w:hint="eastAsia"/>
-        </w:rPr>
-        <w:t xml:space="preserve">秒内调度流向冲向新热点（</w:t>
-      </w:r>
-      <w:r>
-        <w:rPr>
-          <w:rFonts w:hint="eastAsia"/>
-        </w:rPr>
-        <w:t xml:space="preserve">“调度中”</w:t>
-      </w:r>
-      <w:r>
-        <w:rPr>
-          <w:rFonts w:hint="eastAsia"/>
-        </w:rPr>
-        <w:t xml:space="preserve">司机</w:t>
-      </w:r>
-      <w:r>
-        <w:t xml:space="preserve"> </w:t>
-      </w:r>
-      <w:r>
-        <w:rPr>
-          <w:rFonts w:hint="eastAsia"/>
-        </w:rPr>
-        <w:t xml:space="preserve">3→17），10</w:t>
-      </w:r>
-      <w:r>
-        <w:t xml:space="preserve"> </w:t>
-      </w:r>
-      <w:r>
-        <w:rPr>
-          <w:rFonts w:hint="eastAsia"/>
-        </w:rPr>
-        <w:t xml:space="preserve">秒左右运力就位、队列从</w:t>
-      </w:r>
-      <w:r>
-        <w:t xml:space="preserve"> 134 </w:t>
-      </w:r>
-      <w:r>
-        <w:rPr>
-          <w:rFonts w:hint="eastAsia"/>
-        </w:rPr>
-        <w:t xml:space="preserve">回落到</w:t>
-      </w:r>
-      <w:r>
-        <w:t xml:space="preserve"> </w:t>
-      </w:r>
-      <w:r>
-        <w:rPr>
-          <w:rFonts w:hint="eastAsia"/>
-        </w:rPr>
-        <w:t xml:space="preserve">94。警报格数量与调度中司机数的冲高回落，正是题目要求”直观看到绿格子司机向红格子转移”的完整过程，在看板上每</w:t>
-      </w:r>
-      <w:r>
-        <w:t xml:space="preserve"> 30 </w:t>
-      </w:r>
-      <w:r>
-        <w:rPr>
-          <w:rFonts w:hint="eastAsia"/>
-        </w:rPr>
-        <w:t xml:space="preserve">秒固定上演一次。</w:t>
+        <w:t>热点切换后 1 秒内调度车辆快速向新热点集中（“调度中”司机 3→17），约 10 秒后运力陆续到位，队列从 134 回落到 94。警报格数量和调度中司机数随后回落，说明热点转移和运力补充过程能够在看板上实时观察。</w:t>
       </w:r>
     </w:p>
     <w:p>
@@ -9971,55 +10036,7 @@
         <w:pStyle w:val="BodyText"/>
       </w:pPr>
       <w:r>
-        <w:rPr>
-          <w:rFonts w:hint="eastAsia"/>
-        </w:rPr>
-        <w:t xml:space="preserve">图</w:t>
-      </w:r>
-      <w:r>
-        <w:t xml:space="preserve"> 9 </w:t>
-      </w:r>
-      <w:r>
-        <w:rPr>
-          <w:rFonts w:hint="eastAsia"/>
-        </w:rPr>
-        <w:t xml:space="preserve">是同一过程的看板实况。截图摄于推荐参数下热点轮换后约</w:t>
-      </w:r>
-      <w:r>
-        <w:t xml:space="preserve"> 3 </w:t>
-      </w:r>
-      <w:r>
-        <w:rPr>
-          <w:rFonts w:hint="eastAsia"/>
-        </w:rPr>
-        <w:t xml:space="preserve">秒（模拟时刻</w:t>
-      </w:r>
-      <w:r>
-        <w:t xml:space="preserve"> t≈213 </w:t>
-      </w:r>
-      <w:r>
-        <w:rPr>
-          <w:rFonts w:hint="eastAsia"/>
-        </w:rPr>
-        <w:t xml:space="preserve">秒，队列</w:t>
-      </w:r>
-      <w:r>
-        <w:t xml:space="preserve"> </w:t>
-      </w:r>
-      <w:r>
-        <w:rPr>
-          <w:rFonts w:hint="eastAsia"/>
-        </w:rPr>
-        <w:t xml:space="preserve">131、派单成功率</w:t>
-      </w:r>
-      <w:r>
-        <w:t xml:space="preserve"> </w:t>
-      </w:r>
-      <w:r>
-        <w:rPr>
-          <w:rFonts w:hint="eastAsia"/>
-        </w:rPr>
-        <w:t xml:space="preserve">51.8%），青色调度流向从地图四周集中指向新热点，警报红框随热点迁移，右栏同刻的派单日志与指标和左图一一对应；把鼠标停在任何格子上即可核对它与上表各行数字的对应关系。</w:t>
+        <w:t>图 9 展示了同一过程的看板实况。截图摄于推荐参数下热点轮换后约 3 秒（模拟时刻 t≈213 秒，队列 131、派单成功率 51.8%）。青色调度流向从地图四周集中指向新热点，警报红框随热点迁移，右栏日志和指标与左侧画面处于同一时刻；悬停格子可查看对应的供需和路况数据。</w:t>
       </w:r>
     </w:p>
     <w:p>
@@ -10098,6 +10115,171 @@
         <w:t xml:space="preserve">秒的看板实况（青色短线为调度流向，红框为警报热点格）</w:t>
       </w:r>
     </w:p>
+    <w:p>
+      <w:pPr>
+        <w:pStyle w:val="CaptionedFigure"/>
+      </w:pPr>
+      <w:r>
+        <w:drawing>
+          <ns1:inline>
+            <ns1:extent cx="4114800" cy="2894076"/>
+            <ns1:effectExtent b="0" l="0" r="0" t="0"/>
+            <ns1:docPr descr="图 9a 热点轮换前的真实看板（模拟时刻约 369 秒）" title="" id="68" name="Picture"/>
+            <ns2:graphic>
+              <ns2:graphicData uri="http://schemas.openxmlformats.org/drawingml/2006/picture">
+                <ns3:pic>
+                  <ns3:nvPicPr>
+                    <ns3:cNvPr descr="report-assets/图11_热点轮换前_真实看板.png" id="69" name="Picture"/>
+                    <ns3:cNvPicPr>
+                      <ns2:picLocks noChangeArrowheads="1" noChangeAspect="1"/>
+                    </ns3:cNvPicPr>
+                  </ns3:nvPicPr>
+                  <ns3:blipFill>
+                    <ns2:blip ns6:embed="rId66"/>
+                    <ns2:stretch>
+                      <ns2:fillRect/>
+                    </ns2:stretch>
+                  </ns3:blipFill>
+                  <ns3:spPr bwMode="auto">
+                    <ns2:xfrm>
+                      <ns2:off x="0" y="0"/>
+                      <ns2:ext cx="4114800" cy="2894076"/>
+                    </ns2:xfrm>
+                    <ns2:prstGeom prst="rect">
+                      <ns2:avLst/>
+                    </ns2:prstGeom>
+                    <ns2:noFill/>
+                    <ns2:ln w="9525">
+                      <ns2:noFill/>
+                      <ns2:headEnd/>
+                      <ns2:tailEnd/>
+                    </ns2:ln>
+                  </ns3:spPr>
+                </ns3:pic>
+              </ns2:graphicData>
+            </ns2:graphic>
+          </ns1:inline>
+        </w:drawing>
+      </w:r>
+    </w:p>
+    <w:p>
+      <w:pPr>
+        <w:pStyle w:val="ImageCaption"/>
+      </w:pPr>
+      <w:r>
+        <w:t>图 9a 热点轮换前的真实看板（模拟时刻约 369 秒）</w:t>
+      </w:r>
+    </w:p>
+    <w:p>
+      <w:pPr>
+        <w:pStyle w:val="CaptionedFigure"/>
+      </w:pPr>
+      <w:r>
+        <w:drawing>
+          <ns1:inline>
+            <ns1:extent cx="4114800" cy="2894076"/>
+            <ns1:effectExtent b="0" l="0" r="0" t="0"/>
+            <ns1:docPr descr="图 9b 热点轮换调度中的真实看板（模拟时刻约 399 秒）" title="" id="70" name="Picture"/>
+            <ns2:graphic>
+              <ns2:graphicData uri="http://schemas.openxmlformats.org/drawingml/2006/picture">
+                <ns3:pic>
+                  <ns3:nvPicPr>
+                    <ns3:cNvPr descr="report-assets/图12_热点轮换调度中_真实看板.png" id="71" name="Picture"/>
+                    <ns3:cNvPicPr>
+                      <ns2:picLocks noChangeArrowheads="1" noChangeAspect="1"/>
+                    </ns3:cNvPicPr>
+                  </ns3:nvPicPr>
+                  <ns3:blipFill>
+                    <ns2:blip ns6:embed="rId67"/>
+                    <ns2:stretch>
+                      <ns2:fillRect/>
+                    </ns2:stretch>
+                  </ns3:blipFill>
+                  <ns3:spPr bwMode="auto">
+                    <ns2:xfrm>
+                      <ns2:off x="0" y="0"/>
+                      <ns2:ext cx="4114800" cy="2894076"/>
+                    </ns2:xfrm>
+                    <ns2:prstGeom prst="rect">
+                      <ns2:avLst/>
+                    </ns2:prstGeom>
+                    <ns2:noFill/>
+                    <ns2:ln w="9525">
+                      <ns2:noFill/>
+                      <ns2:headEnd/>
+                      <ns2:tailEnd/>
+                    </ns2:ln>
+                  </ns3:spPr>
+                </ns3:pic>
+              </ns2:graphicData>
+            </ns2:graphic>
+          </ns1:inline>
+        </w:drawing>
+      </w:r>
+    </w:p>
+    <w:p>
+      <w:pPr>
+        <w:pStyle w:val="ImageCaption"/>
+      </w:pPr>
+      <w:r>
+        <w:t>图 9b 热点轮换调度中的真实看板（模拟时刻约 399 秒）</w:t>
+      </w:r>
+    </w:p>
+    <w:p>
+      <w:pPr>
+        <w:pStyle w:val="CaptionedFigure"/>
+      </w:pPr>
+      <w:r>
+        <w:drawing>
+          <ns1:inline>
+            <ns1:extent cx="4114800" cy="2894076"/>
+            <ns1:effectExtent b="0" l="0" r="0" t="0"/>
+            <ns1:docPr descr="图 9c 热点轮换后运力到位的真实看板（模拟时刻约 422 秒）" title="" id="72" name="Picture"/>
+            <ns2:graphic>
+              <ns2:graphicData uri="http://schemas.openxmlformats.org/drawingml/2006/picture">
+                <ns3:pic>
+                  <ns3:nvPicPr>
+                    <ns3:cNvPr descr="report-assets/图13_热点轮换后运力到位_真实看板.png" id="73" name="Picture"/>
+                    <ns3:cNvPicPr>
+                      <ns2:picLocks noChangeArrowheads="1" noChangeAspect="1"/>
+                    </ns3:cNvPicPr>
+                  </ns3:nvPicPr>
+                  <ns3:blipFill>
+                    <ns2:blip ns6:embed="rId68"/>
+                    <ns2:stretch>
+                      <ns2:fillRect/>
+                    </ns2:stretch>
+                  </ns3:blipFill>
+                  <ns3:spPr bwMode="auto">
+                    <ns2:xfrm>
+                      <ns2:off x="0" y="0"/>
+                      <ns2:ext cx="4114800" cy="2894076"/>
+                    </ns2:xfrm>
+                    <ns2:prstGeom prst="rect">
+                      <ns2:avLst/>
+                    </ns2:prstGeom>
+                    <ns2:noFill/>
+                    <ns2:ln w="9525">
+                      <ns2:noFill/>
+                      <ns2:headEnd/>
+                      <ns2:tailEnd/>
+                    </ns2:ln>
+                  </ns3:spPr>
+                </ns3:pic>
+              </ns2:graphicData>
+            </ns2:graphic>
+          </ns1:inline>
+        </w:drawing>
+      </w:r>
+    </w:p>
+    <w:p>
+      <w:pPr>
+        <w:pStyle w:val="ImageCaption"/>
+      </w:pPr>
+      <w:r>
+        <w:t>图 9c 热点轮换后运力到位的真实看板（模拟时刻约 422 秒）</w:t>
+      </w:r>
+    </w:p>
     <w:bookmarkEnd w:id="60"/>
     <w:bookmarkStart w:id="61" w:name="路况感知与撮合性能"/>
     <w:p>
@@ -10276,7 +10458,7 @@
         <w:pStyle w:val="BodyText"/>
       </w:pPr>
       <w:r>
-        <w:t xml:space="preserve">为了看清完整一拍的开销，我用测试构建在推荐参数（100 辆车、订单率 5–10 单/秒、撮合半径 6、调度半径 30、失衡阈值 1、超时 20 秒）下预热 200 tick，再连续测量 6000 tick。计时包住整个 executeTick()，包括状态推进、订单生成、撮合、日志和动态调度；相同种子连续运行两次，完整单拍平均耗时为 1.00–1.07 ms，P95 为 1.68–1.95 ms，最大值为 3.78–3.85 ms，均低于 100 ms 的节拍预算。另在同一状态下单独测量 rebalanceLocked() 6000 次，平均 0.54–0.57 ms，P95 为 0.87–0.98 ms，最大值为 2.40–2.72 ms。Windows 桌面环境会带来少量调度抖动，所以这里报告两次实测区间，不把某一次运行的最小值当成固定性能承诺。</w:t>
+        <w:t>完整一拍的开销按如下方式测量：测试构建在推荐参数（100 辆车、订单率 5–10 单/秒、撮合半径 6、调度半径 30、失衡阈值 1、超时 20 秒）下预热 200 tick，再连续测量 6000 tick。计时包住整个 executeTick()，包括状态推进、订单生成、撮合、日志和动态调度；相同种子连续运行两次，完整单拍平均耗时为 1.00–1.07 ms，P95 为 1.68–1.95 ms，最大值为 3.78–3.85 ms，均低于 100 ms 的节拍预算。另在同一状态下单独测量 rebalanceLocked() 6000 次，平均 0.54–0.57 ms，P95 为 0.87–0.98 ms，最大值为 2.40–2.72 ms。Windows 桌面环境会带来少量调度抖动，因此这里报告两次实测区间，不把某一次运行的最小值当成固定性能承诺。</w:t>
       </w:r>
     </w:p>
     <w:bookmarkEnd w:id="61"/>
@@ -10633,7 +10815,7 @@
         <w:rPr>
           <w:rFonts w:hint="eastAsia"/>
         </w:rPr>
-        <w:t xml:space="preserve">图 10 推荐演示参数下的稳态运行视图（热力图、核心指标、趋势与日志）</w:t>
+        <w:t xml:space="preserve">图 10 推荐参数下的稳态运行视图（热力图、核心指标、趋势与日志）</w:t>
       </w:r>
       <w:r>
         <w:t xml:space="preserve"/>
@@ -10686,7 +10868,7 @@
         <w:pStyle w:val="BodyText"/>
       </w:pPr>
       <w:r>
-        <w:t xml:space="preserve">推荐演示流程。 演示时可按如下顺序操作：</w:t>
+        <w:t xml:space="preserve">基本操作流程。 按如下顺序可观察系统状态变化：</w:t>
       </w:r>
     </w:p>
     <w:p>
@@ -10701,25 +10883,25 @@
         <w:rPr>
           <w:rFonts w:hint="eastAsia"/>
         </w:rPr>
-        <w:t xml:space="preserve">默认参数跑约</w:t>
-      </w:r>
-      <w:r>
-        <w:t xml:space="preserve"> 1 </w:t>
-      </w:r>
-      <w:r>
-        <w:rPr>
-          <w:rFonts w:hint="eastAsia"/>
-        </w:rPr>
-        <w:t xml:space="preserve">分钟，成功率约</w:t>
-      </w:r>
-      <w:r>
-        <w:t xml:space="preserve"> </w:t>
-      </w:r>
-      <w:r>
-        <w:rPr>
-          <w:rFonts w:hint="eastAsia"/>
-        </w:rPr>
-        <w:t xml:space="preserve">16%、调度稀疏，立住”供需紧张的原始状态”；</w:t>
+        <w:t xml:space="preserve">使用默认参数运行约 1 分钟，观察成功率约 16%、调度事件较少的初始状态；</w:t>
+      </w:r>
+      <w:r>
+        <w:t xml:space="preserve"/>
+      </w:r>
+      <w:r>
+        <w:rPr>
+          <w:rFonts w:hint="eastAsia"/>
+        </w:rPr>
+        <w:t xml:space="preserve"/>
+      </w:r>
+      <w:r>
+        <w:t xml:space="preserve"/>
+      </w:r>
+      <w:r>
+        <w:rPr>
+          <w:rFonts w:hint="eastAsia"/>
+        </w:rPr>
+        <w:t xml:space="preserve"/>
       </w:r>
     </w:p>
     <w:p>
@@ -10734,61 +10916,61 @@
         <w:rPr>
           <w:rFonts w:hint="eastAsia"/>
         </w:rPr>
-        <w:t xml:space="preserve">在参数面板把撮合半径调到</w:t>
-      </w:r>
-      <w:r>
-        <w:t xml:space="preserve"> </w:t>
-      </w:r>
-      <w:r>
-        <w:rPr>
-          <w:rFonts w:hint="eastAsia"/>
-        </w:rPr>
-        <w:t xml:space="preserve">6、调度半径</w:t>
-      </w:r>
-      <w:r>
-        <w:t xml:space="preserve"> </w:t>
-      </w:r>
-      <w:r>
-        <w:rPr>
-          <w:rFonts w:hint="eastAsia"/>
-        </w:rPr>
-        <w:t xml:space="preserve">30、失衡阈值</w:t>
-      </w:r>
-      <w:r>
-        <w:t xml:space="preserve"> </w:t>
-      </w:r>
-      <w:r>
-        <w:rPr>
-          <w:rFonts w:hint="eastAsia"/>
-        </w:rPr>
-        <w:t xml:space="preserve">1、订单超时</w:t>
-      </w:r>
-      <w:r>
-        <w:t xml:space="preserve"> </w:t>
-      </w:r>
-      <w:r>
-        <w:rPr>
-          <w:rFonts w:hint="eastAsia"/>
-        </w:rPr>
-        <w:t xml:space="preserve">20（司机数与订单率保持题目值不动），约</w:t>
-      </w:r>
-      <w:r>
-        <w:t xml:space="preserve"> 30 </w:t>
-      </w:r>
-      <w:r>
-        <w:rPr>
-          <w:rFonts w:hint="eastAsia"/>
-        </w:rPr>
-        <w:t xml:space="preserve">秒内调度流向持续出现、成功率爬升至</w:t>
-      </w:r>
-      <w:r>
-        <w:t xml:space="preserve"> 50% </w:t>
-      </w:r>
-      <w:r>
-        <w:rPr>
-          <w:rFonts w:hint="eastAsia"/>
-        </w:rPr>
-        <w:t xml:space="preserve">左右；</w:t>
+        <w:t xml:space="preserve">在参数面板把撮合半径调到 6、调度半径 30、失衡阈值 1、订单超时 20（司机数与订单率保持题目值不动），约 30 秒内可看到调度流向持续出现，成功率升至约 50%；</w:t>
+      </w:r>
+      <w:r>
+        <w:t xml:space="preserve"/>
+      </w:r>
+      <w:r>
+        <w:rPr>
+          <w:rFonts w:hint="eastAsia"/>
+        </w:rPr>
+        <w:t xml:space="preserve"/>
+      </w:r>
+      <w:r>
+        <w:t xml:space="preserve"/>
+      </w:r>
+      <w:r>
+        <w:rPr>
+          <w:rFonts w:hint="eastAsia"/>
+        </w:rPr>
+        <w:t xml:space="preserve"/>
+      </w:r>
+      <w:r>
+        <w:t xml:space="preserve"/>
+      </w:r>
+      <w:r>
+        <w:rPr>
+          <w:rFonts w:hint="eastAsia"/>
+        </w:rPr>
+        <w:t xml:space="preserve"/>
+      </w:r>
+      <w:r>
+        <w:t xml:space="preserve"/>
+      </w:r>
+      <w:r>
+        <w:rPr>
+          <w:rFonts w:hint="eastAsia"/>
+        </w:rPr>
+        <w:t xml:space="preserve"/>
+      </w:r>
+      <w:r>
+        <w:t xml:space="preserve"/>
+      </w:r>
+      <w:r>
+        <w:rPr>
+          <w:rFonts w:hint="eastAsia"/>
+        </w:rPr>
+        <w:t xml:space="preserve"/>
+      </w:r>
+      <w:r>
+        <w:t xml:space="preserve"/>
+      </w:r>
+      <w:r>
+        <w:rPr>
+          <w:rFonts w:hint="eastAsia"/>
+        </w:rPr>
+        <w:t xml:space="preserve"/>
       </w:r>
     </w:p>
     <w:p>
@@ -10800,19 +10982,7 @@
         </w:numPr>
       </w:pPr>
       <w:r>
-        <w:rPr>
-          <w:rFonts w:hint="eastAsia"/>
-        </w:rPr>
-        <w:t xml:space="preserve">等待一次</w:t>
-      </w:r>
-      <w:r>
-        <w:t xml:space="preserve"> 30 </w:t>
-      </w:r>
-      <w:r>
-        <w:rPr>
-          <w:rFonts w:hint="eastAsia"/>
-        </w:rPr>
-        <w:t xml:space="preserve">秒的热点轮换，观察红框迁移、调度路径冲向新热点、队列冲高回落；</w:t>
+        <w:t>等待一次 30 秒的热点轮换，观察红框迁移、调度路径向新热点集中以及队列的冲高回落；</w:t>
       </w:r>
     </w:p>
     <w:p>
@@ -10827,16 +10997,16 @@
         <w:rPr>
           <w:rFonts w:hint="eastAsia"/>
         </w:rPr>
-        <w:t xml:space="preserve">指向一条”平均路况系数</w:t>
-      </w:r>
-      <w:r>
-        <w:t xml:space="preserve"> </w:t>
-      </w:r>
-      <w:r>
-        <w:rPr>
-          <w:rFonts w:hint="eastAsia"/>
-        </w:rPr>
-        <w:t xml:space="preserve">2.50”的派单日志，解释该单接驾路径穿过拥堵区；</w:t>
+        <w:t xml:space="preserve">悬停一条"平均路况系数 2.50"的派单日志，核对该单接驾路径穿过拥堵区；</w:t>
+      </w:r>
+      <w:r>
+        <w:t xml:space="preserve"/>
+      </w:r>
+      <w:r>
+        <w:rPr>
+          <w:rFonts w:hint="eastAsia"/>
+        </w:rPr>
+        <w:t xml:space="preserve"/>
       </w:r>
     </w:p>
     <w:p>
@@ -10851,34 +11021,34 @@
         <w:rPr>
           <w:rFonts w:hint="eastAsia"/>
         </w:rPr>
-        <w:t xml:space="preserve">如被问及机制贡献，可将调度半径调回</w:t>
-      </w:r>
-      <w:r>
-        <w:t xml:space="preserve"> </w:t>
-      </w:r>
-      <w:r>
-        <w:rPr>
-          <w:rFonts w:hint="eastAsia"/>
-        </w:rPr>
-        <w:t xml:space="preserve">1、阈值调到</w:t>
-      </w:r>
-      <w:r>
-        <w:t xml:space="preserve"> 5 </w:t>
-      </w:r>
-      <w:r>
-        <w:rPr>
-          <w:rFonts w:hint="eastAsia"/>
-        </w:rPr>
-        <w:t xml:space="preserve">现场对照，成功率回落至</w:t>
-      </w:r>
-      <w:r>
-        <w:t xml:space="preserve"> 15% </w:t>
-      </w:r>
-      <w:r>
-        <w:rPr>
-          <w:rFonts w:hint="eastAsia"/>
-        </w:rPr>
-        <w:t xml:space="preserve">上下。</w:t>
+        <w:t xml:space="preserve">将调度半径调回 1、失衡阈值调为 5，可对照观察成功率回落至约 15%。</w:t>
+      </w:r>
+      <w:r>
+        <w:t xml:space="preserve"/>
+      </w:r>
+      <w:r>
+        <w:rPr>
+          <w:rFonts w:hint="eastAsia"/>
+        </w:rPr>
+        <w:t xml:space="preserve"/>
+      </w:r>
+      <w:r>
+        <w:t xml:space="preserve"/>
+      </w:r>
+      <w:r>
+        <w:rPr>
+          <w:rFonts w:hint="eastAsia"/>
+        </w:rPr>
+        <w:t xml:space="preserve"/>
+      </w:r>
+      <w:r>
+        <w:t xml:space="preserve"/>
+      </w:r>
+      <w:r>
+        <w:rPr>
+          <w:rFonts w:hint="eastAsia"/>
+        </w:rPr>
+        <w:t xml:space="preserve"/>
       </w:r>
     </w:p>
     <w:bookmarkEnd w:id="68"/>
@@ -11398,46 +11568,18 @@
         <w:pStyle w:val="BodyText"/>
       </w:pPr>
       <w:r>
-        <w:rPr>
-          <w:rFonts w:hint="eastAsia"/>
-        </w:rPr>
-        <w:t xml:space="preserve">引擎部分经历了一次重要的节拍重构。最初引擎每</w:t>
-      </w:r>
-      <w:r>
-        <w:t xml:space="preserve"> 1 </w:t>
-      </w:r>
-      <w:r>
-        <w:rPr>
-          <w:rFonts w:hint="eastAsia"/>
-        </w:rPr>
-        <w:t xml:space="preserve">秒走一拍，撮合的粒度够用，但接客、行程这些在途过程在整个模拟秒内没有中间状态，看板上的司机像瞬移。把节拍改为</w:t>
-      </w:r>
-      <w:r>
-        <w:t xml:space="preserve"> 100 </w:t>
-      </w:r>
-      <w:r>
-        <w:rPr>
-          <w:rFonts w:hint="eastAsia"/>
-        </w:rPr>
-        <w:t xml:space="preserve">毫秒后，所有以秒计的时长（接客</w:t>
-      </w:r>
-      <w:r>
-        <w:t xml:space="preserve"> </w:t>
-      </w:r>
-      <w:r>
-        <w:rPr>
-          <w:rFonts w:hint="eastAsia"/>
-        </w:rPr>
-        <w:t xml:space="preserve">ETA、行程、调度、超时）统一按拍数换算，订单也改成一个模拟秒批量生成，游走概率同步折算，秒语义保持不变，看板由此获得了逐拍推进的动画。另一处返工是接客时长：早期接驾时间固定在</w:t>
-      </w:r>
-      <w:r>
-        <w:t xml:space="preserve"> 2–6 </w:t>
-      </w:r>
-      <w:r>
-        <w:rPr>
-          <w:rFonts w:hint="eastAsia"/>
-        </w:rPr>
-        <w:t xml:space="preserve">秒区间，撮合半径调大时热点订单会瞬间吸干周边所有空闲车，调度动画反而消失；把接驾时长改为直接复用撮合的路况</w:t>
+        <w:t>引擎部分经历了一次重要的节拍重构。最初引擎每 1 秒走一拍，撮合的粒度够用，但接客、行程这些在途过程在整个模拟秒内没有中间状态，看板上的司机会出现跳跃式位移。把节拍改为 100 毫秒后，所有以秒计的时长（接客 ETA、行程、调度、超时）统一按拍数换算，订单也改成一个模拟秒批量生成，游走概率同步折算，秒语义保持不变，看板由此获得了逐拍推进的动画。另一处返工是接客时长：早期接驾时间固定在 2–6 秒区间，撮合半径调大时热点订单会迅速占用周边空闲车，调度动画反而消失；把接驾时长改为直接复用撮合的路况 ETA 之后，远距离撮合自带时间代价，半径扩大造成的运力集中问题得到缓解，日志里的“预计接驾”与实际耗时也一致了。撮合判据同样对题目做过一次校准：失衡调度最初是“达到阈值即触发”，对照原文后改为“严格超过”，前端红框与测试断言同步更新。</w:t>
+      </w:r>
+    </w:p>
+    <w:p>
+      <w:pPr>
+        <w:pStyle w:val="BodyText"/>
+      </w:pPr>
+      <w:r>
+        <w:rPr>
+          <w:rFonts w:hint="eastAsia"/>
+        </w:rPr>
+        <w:t xml:space="preserve">路况感知</w:t>
       </w:r>
       <w:r>
         <w:t xml:space="preserve"> ETA </w:t>
@@ -11446,19 +11588,7 @@
         <w:rPr>
           <w:rFonts w:hint="eastAsia"/>
         </w:rPr>
-        <w:t xml:space="preserve">之后，远距离撮合自带时间代价，</w:t>
-      </w:r>
-      <w:r>
-        <w:rPr>
-          <w:rFonts w:hint="eastAsia"/>
-        </w:rPr>
-        <w:t xml:space="preserve">“半径悬崖”</w:t>
-      </w:r>
-      <w:r>
-        <w:rPr>
-          <w:rFonts w:hint="eastAsia"/>
-        </w:rPr>
-        <w:t xml:space="preserve">随之消除，日志里的”预计接驾”与实际耗时也一致了。撮合判据同样对题目做过一次校准：失衡调度最初是”达到阈值即触发”，对照原文后改为”严格超过”，前端红框与测试断言同步更新。</w:t>
+        <w:t xml:space="preserve">是在基础功能稳定后加进来的。实现方式是给每个格子一个通行系数场，撮合时沿直线逐格采样加权，没有引入任何路网拓扑或第三方空间库。</w:t>
       </w:r>
     </w:p>
     <w:p>
@@ -11466,123 +11596,103 @@
         <w:pStyle w:val="BodyText"/>
       </w:pPr>
       <w:r>
-        <w:rPr>
-          <w:rFonts w:hint="eastAsia"/>
-        </w:rPr>
-        <w:t xml:space="preserve">路况感知</w:t>
-      </w:r>
-      <w:r>
-        <w:t xml:space="preserve"> ETA </w:t>
-      </w:r>
-      <w:r>
-        <w:rPr>
-          <w:rFonts w:hint="eastAsia"/>
-        </w:rPr>
-        <w:t xml:space="preserve">是在基础功能稳定后加进来的。实现方式是给每个格子一个通行系数场，撮合时沿直线逐格采样加权，没有引入任何路网拓扑或第三方空间库。</w:t>
-      </w:r>
-    </w:p>
-    <w:p>
-      <w:pPr>
-        <w:pStyle w:val="BodyText"/>
-      </w:pPr>
-      <w:r>
-        <w:t xml:space="preserve">HTTP </w:t>
-      </w:r>
-      <w:r>
-        <w:rPr>
-          <w:rFonts w:hint="eastAsia"/>
-        </w:rPr>
-        <w:t xml:space="preserve">服务与推送层用</w:t>
-      </w:r>
-      <w:r>
-        <w:t xml:space="preserve"> WinSock2 </w:t>
-      </w:r>
-      <w:r>
-        <w:rPr>
-          <w:rFonts w:hint="eastAsia"/>
-        </w:rPr>
-        <w:t xml:space="preserve">手写：每连接一线程、请求解析、静态文件托管、SSE</w:t>
-      </w:r>
-      <w:r>
-        <w:t xml:space="preserve"> </w:t>
-      </w:r>
-      <w:r>
-        <w:rPr>
-          <w:rFonts w:hint="eastAsia"/>
-        </w:rPr>
-        <w:t xml:space="preserve">长连接。这里踩到一个</w:t>
-      </w:r>
-      <w:r>
-        <w:t xml:space="preserve"> Windows </w:t>
-      </w:r>
-      <w:r>
-        <w:rPr>
-          <w:rFonts w:hint="eastAsia"/>
-        </w:rPr>
-        <w:t xml:space="preserve">特有的坑——毫秒级计时器对极短的撮合会返回</w:t>
-      </w:r>
-      <w:r>
-        <w:t xml:space="preserve"> </w:t>
-      </w:r>
-      <w:r>
-        <w:rPr>
-          <w:rFonts w:hint="eastAsia"/>
-        </w:rPr>
-        <w:t xml:space="preserve">0，日志里”耗时</w:t>
-      </w:r>
-      <w:r>
-        <w:t xml:space="preserve"> 0 </w:t>
-      </w:r>
-      <w:r>
-        <w:rPr>
-          <w:rFonts w:hint="eastAsia"/>
-        </w:rPr>
-        <w:t xml:space="preserve">微秒”连成片，后来给单次计时加了</w:t>
-      </w:r>
-      <w:r>
-        <w:t xml:space="preserve"> 1 </w:t>
-      </w:r>
-      <w:r>
-        <w:rPr>
-          <w:rFonts w:hint="eastAsia"/>
-        </w:rPr>
-        <w:t xml:space="preserve">微秒下限才恢复可观测。前端用</w:t>
-      </w:r>
-      <w:r>
-        <w:t xml:space="preserve"> Vue 3 + Canvas </w:t>
-      </w:r>
-      <w:r>
-        <w:rPr>
-          <w:rFonts w:hint="eastAsia"/>
-        </w:rPr>
-        <w:t xml:space="preserve">实现热力图与动画：底图用</w:t>
-      </w:r>
-      <w:r>
-        <w:t xml:space="preserve"> 100×100 </w:t>
-      </w:r>
-      <w:r>
-        <w:rPr>
-          <w:rFonts w:hint="eastAsia"/>
-        </w:rPr>
-        <w:t xml:space="preserve">的离屏像素图直接写</w:t>
-      </w:r>
-      <w:r>
-        <w:t xml:space="preserve"> </w:t>
-      </w:r>
-      <w:r>
-        <w:rPr>
-          <w:rFonts w:hint="eastAsia"/>
-        </w:rPr>
-        <w:t xml:space="preserve">ImageData，动画帧再逐层叠加警报框、调度流向、在途虚线与司机光点，SSE</w:t>
-      </w:r>
-      <w:r>
-        <w:t xml:space="preserve"> </w:t>
-      </w:r>
-      <w:r>
-        <w:rPr>
-          <w:rFonts w:hint="eastAsia"/>
-        </w:rPr>
-        <w:t xml:space="preserve">断线自动重连；宽屏下还做了三列一屏锁定布局，热力图画布按剩余高度取正方形，演示时不滚动页面。</w:t>
+        <w:t xml:space="preserve">HTTP 服务与推送层用 WinSock2 手写：每连接一线程、请求解析、静态文件托管、SSE 长连接。这里踩到一个 Windows 特有的坑——毫秒级计时器对极短的撮合会返回 0，日志里”耗时 0 微秒”连成片，后来给单次计时加了 1 微秒下限才恢复可观测。前端用 Vue 3 + Canvas 实现热力图与动画：底图用 100×100 的离屏像素图直接写 ImageData，动画帧再逐层叠加警报框、调度流向、在途虚线与司机光点，SSE 断线自动重连；宽屏下还做了三列一屏锁定布局，热力图画布按剩余高度取正方形，页面无需滚动。</w:t>
+      </w:r>
+      <w:r>
+        <w:rPr>
+          <w:rFonts w:hint="eastAsia"/>
+        </w:rPr>
+        <w:t xml:space="preserve"/>
+      </w:r>
+      <w:r>
+        <w:t xml:space="preserve"/>
+      </w:r>
+      <w:r>
+        <w:rPr>
+          <w:rFonts w:hint="eastAsia"/>
+        </w:rPr>
+        <w:t xml:space="preserve"/>
+      </w:r>
+      <w:r>
+        <w:t xml:space="preserve"/>
+      </w:r>
+      <w:r>
+        <w:rPr>
+          <w:rFonts w:hint="eastAsia"/>
+        </w:rPr>
+        <w:t xml:space="preserve"/>
+      </w:r>
+      <w:r>
+        <w:t xml:space="preserve"/>
+      </w:r>
+      <w:r>
+        <w:rPr>
+          <w:rFonts w:hint="eastAsia"/>
+        </w:rPr>
+        <w:t xml:space="preserve"/>
+      </w:r>
+      <w:r>
+        <w:t xml:space="preserve"/>
+      </w:r>
+      <w:r>
+        <w:rPr>
+          <w:rFonts w:hint="eastAsia"/>
+        </w:rPr>
+        <w:t xml:space="preserve"/>
+      </w:r>
+      <w:r>
+        <w:t xml:space="preserve"/>
+      </w:r>
+      <w:r>
+        <w:rPr>
+          <w:rFonts w:hint="eastAsia"/>
+        </w:rPr>
+        <w:t xml:space="preserve"/>
+      </w:r>
+      <w:r>
+        <w:t xml:space="preserve"/>
+      </w:r>
+      <w:r>
+        <w:rPr>
+          <w:rFonts w:hint="eastAsia"/>
+        </w:rPr>
+        <w:t xml:space="preserve"/>
+      </w:r>
+      <w:r>
+        <w:t xml:space="preserve"/>
+      </w:r>
+      <w:r>
+        <w:rPr>
+          <w:rFonts w:hint="eastAsia"/>
+        </w:rPr>
+        <w:t xml:space="preserve"/>
+      </w:r>
+      <w:r>
+        <w:t xml:space="preserve"/>
+      </w:r>
+      <w:r>
+        <w:rPr>
+          <w:rFonts w:hint="eastAsia"/>
+        </w:rPr>
+        <w:t xml:space="preserve"/>
+      </w:r>
+      <w:r>
+        <w:t xml:space="preserve"/>
+      </w:r>
+      <w:r>
+        <w:rPr>
+          <w:rFonts w:hint="eastAsia"/>
+        </w:rPr>
+        <w:t xml:space="preserve"/>
+      </w:r>
+      <w:r>
+        <w:t xml:space="preserve"/>
+      </w:r>
+      <w:r>
+        <w:rPr>
+          <w:rFonts w:hint="eastAsia"/>
+        </w:rPr>
+        <w:t xml:space="preserve"/>
       </w:r>
     </w:p>
     <w:p>
@@ -11625,7 +11735,7 @@
         <w:pStyle w:val="BodyText"/>
       </w:pPr>
       <w:r>
-        <w:t xml:space="preserve">分析环节的收获同样具体。参数分析时我们发现，100 辆车相对于 7.5 单/秒、平均占用 18 秒的持续需求只能提供约 74% 的理想容量比例，此后才理解系统指标要放在约束背景下解读：45% 的成功率不是引擎不行，而是供需压力、空间摩擦与订单超时共同作用的结果，真正体现机制价值的是“调度开与关”的对照实验（15% 对 49%）。用批量仿真代替肉眼观察来下结论，是这次设计里我认为最接近工程实践的一步。</w:t>
+        <w:t>分析环节的收获同样具体。参数分析时我发现，100 辆车相对于 7.5 单/秒、平均占用 18 秒的持续需求只能提供约 74% 的理想容量比例，此后才理解系统指标要放在约束背景下解读：45% 的成功率并不意味着算法失效，而是供需压力、空间摩擦与订单超时共同作用的结果，真正体现机制价值的是“调度开与关”的对照实验（15% 对 49%）。用批量仿真代替肉眼观察来下结论，是这次设计里我认为最接近工程实践的一步。</w:t>
       </w:r>
     </w:p>
     <w:p>
